--- a/embebidos/laboratorio/practica1/reporte1_GPIO_ErikGarciaChavez_SE.docx
+++ b/embebidos/laboratorio/practica1/reporte1_GPIO_ErikGarciaChavez_SE.docx
@@ -28,7 +28,7 @@
                     </pic:cNvPicPr>
                   </pic:nvPicPr>
                   <pic:blipFill>
-                    <a:blip r:embed="rId4" cstate="print">
+                    <a:blip r:embed="rId5" cstate="print">
                       <a:extLst>
                         <a:ext uri="{28A0092B-C50C-407E-A947-70E740481C1C}">
                           <a14:useLocalDpi xmlns:a14="http://schemas.microsoft.com/office/drawing/2010/main" val="0"/>
@@ -307,18 +307,4988 @@
     </w:p>
     <w:p>
       <w:pPr>
-        <w:jc w:val="center"/>
-        <w:rPr>
-          <w:b/>
-          <w:bCs/>
-          <w:sz w:val="32"/>
-          <w:szCs w:val="32"/>
-        </w:rPr>
-      </w:pPr>
-    </w:p>
-    <w:p>
-      <w:pPr>
-        <w:jc w:val="center"/>
+        <w:pStyle w:val="ListParagraph"/>
+        <w:numPr>
+          <w:ilvl w:val="0"/>
+          <w:numId w:val="1"/>
+        </w:numPr>
+      </w:pPr>
+      <w:proofErr w:type="spellStart"/>
+      <w:r>
+        <w:lastRenderedPageBreak/>
+        <w:t>Teoria</w:t>
+      </w:r>
+      <w:proofErr w:type="spellEnd"/>
+      <w:r>
+        <w:t xml:space="preserve">: describa la función de </w:t>
+      </w:r>
+      <w:proofErr w:type="spellStart"/>
+      <w:r>
+        <w:rPr>
+          <w:i/>
+          <w:iCs/>
+        </w:rPr>
+        <w:t>gpio_dump_io_configuration</w:t>
+      </w:r>
+      <w:proofErr w:type="spellEnd"/>
+    </w:p>
+    <w:p>
+      <w:r>
+        <w:t xml:space="preserve">Esta función nos proporciona </w:t>
+      </w:r>
+      <w:proofErr w:type="spellStart"/>
+      <w:r>
+        <w:t>infromacion</w:t>
+      </w:r>
+      <w:proofErr w:type="spellEnd"/>
+      <w:r>
+        <w:t xml:space="preserve"> detallada sobre la configuración actual de todos los pines GPIO del microcontrolador. </w:t>
+      </w:r>
+    </w:p>
+    <w:p>
+      <w:r>
+        <w:t>Tanto especificaciones especiales y restricciones.</w:t>
+      </w:r>
+    </w:p>
+    <w:p>
+      <w:r>
+        <w:t xml:space="preserve">Para poder usarla es necesario importar la librería </w:t>
+      </w:r>
+      <w:r>
+        <w:rPr>
+          <w:b/>
+          <w:bCs/>
+          <w:i/>
+          <w:iCs/>
+        </w:rPr>
+        <w:t>#include “drivers/</w:t>
+      </w:r>
+      <w:proofErr w:type="spellStart"/>
+      <w:r>
+        <w:rPr>
+          <w:b/>
+          <w:bCs/>
+          <w:i/>
+          <w:iCs/>
+        </w:rPr>
+        <w:t>gpio.h</w:t>
+      </w:r>
+      <w:proofErr w:type="spellEnd"/>
+      <w:r>
+        <w:rPr>
+          <w:b/>
+          <w:bCs/>
+          <w:i/>
+          <w:iCs/>
+        </w:rPr>
+        <w:t xml:space="preserve">” </w:t>
+      </w:r>
+    </w:p>
+    <w:p>
+      <w:r>
+        <w:t xml:space="preserve">Un ejemplo de salida </w:t>
+      </w:r>
+      <w:proofErr w:type="spellStart"/>
+      <w:r>
+        <w:t>podira</w:t>
+      </w:r>
+      <w:proofErr w:type="spellEnd"/>
+      <w:r>
+        <w:t xml:space="preserve"> ser: </w:t>
+      </w:r>
+    </w:p>
+    <w:p>
+      <w:r>
+        <w:drawing>
+          <wp:inline distT="0" distB="0" distL="0" distR="0" wp14:anchorId="22C9B01A" wp14:editId="1D356D78">
+            <wp:extent cx="3907127" cy="2415540"/>
+            <wp:effectExtent l="0" t="0" r="0" b="3810"/>
+            <wp:docPr id="2" name="Picture 2"/>
+            <wp:cNvGraphicFramePr>
+              <a:graphicFrameLocks xmlns:a="http://schemas.openxmlformats.org/drawingml/2006/main" noChangeAspect="1"/>
+            </wp:cNvGraphicFramePr>
+            <a:graphic xmlns:a="http://schemas.openxmlformats.org/drawingml/2006/main">
+              <a:graphicData uri="http://schemas.openxmlformats.org/drawingml/2006/picture">
+                <pic:pic xmlns:pic="http://schemas.openxmlformats.org/drawingml/2006/picture">
+                  <pic:nvPicPr>
+                    <pic:cNvPr id="1" name=""/>
+                    <pic:cNvPicPr/>
+                  </pic:nvPicPr>
+                  <pic:blipFill>
+                    <a:blip r:embed="rId6"/>
+                    <a:stretch>
+                      <a:fillRect/>
+                    </a:stretch>
+                  </pic:blipFill>
+                  <pic:spPr>
+                    <a:xfrm>
+                      <a:off x="0" y="0"/>
+                      <a:ext cx="3915107" cy="2420474"/>
+                    </a:xfrm>
+                    <a:prstGeom prst="rect">
+                      <a:avLst/>
+                    </a:prstGeom>
+                  </pic:spPr>
+                </pic:pic>
+              </a:graphicData>
+            </a:graphic>
+          </wp:inline>
+        </w:drawing>
+      </w:r>
+    </w:p>
+    <w:p>
+      <w:r>
+        <w:t xml:space="preserve">Esta es una salida real la función </w:t>
+      </w:r>
+      <w:proofErr w:type="spellStart"/>
+      <w:r>
+        <w:rPr>
+          <w:i/>
+          <w:iCs/>
+        </w:rPr>
+        <w:t>gpio_dump_io_</w:t>
+      </w:r>
+      <w:proofErr w:type="gramStart"/>
+      <w:r>
+        <w:rPr>
+          <w:i/>
+          <w:iCs/>
+        </w:rPr>
+        <w:t>configuration</w:t>
+      </w:r>
+      <w:proofErr w:type="spellEnd"/>
+      <w:r>
+        <w:rPr>
+          <w:i/>
+          <w:iCs/>
+        </w:rPr>
+        <w:t>(</w:t>
+      </w:r>
+      <w:proofErr w:type="gramEnd"/>
+      <w:r>
+        <w:rPr>
+          <w:i/>
+          <w:iCs/>
+        </w:rPr>
+        <w:t xml:space="preserve">) </w:t>
+      </w:r>
+      <w:r>
+        <w:t xml:space="preserve">mateado sobre los </w:t>
+      </w:r>
+      <w:proofErr w:type="spellStart"/>
+      <w:r>
+        <w:t>GPIO’s</w:t>
+      </w:r>
+      <w:proofErr w:type="spellEnd"/>
+      <w:r>
+        <w:t xml:space="preserve"> 4,18 y 26. </w:t>
+      </w:r>
+    </w:p>
+    <w:p>
+      <w:r>
+        <w:t xml:space="preserve">Lo que nos esta mostrando es la configuración de cada GPIO, tenemos </w:t>
+      </w:r>
+      <w:proofErr w:type="spellStart"/>
+      <w:r>
+        <w:t>infromacion</w:t>
+      </w:r>
+      <w:proofErr w:type="spellEnd"/>
+      <w:r>
+        <w:t xml:space="preserve"> como </w:t>
+      </w:r>
+    </w:p>
+    <w:p>
+      <w:pPr>
+        <w:rPr>
+          <w:lang w:val="en-US"/>
+        </w:rPr>
+      </w:pPr>
+      <w:r>
+        <w:rPr>
+          <w:lang w:val="en-US"/>
+        </w:rPr>
+        <w:t>-</w:t>
+      </w:r>
+      <w:r>
+        <w:rPr>
+          <w:b/>
+          <w:bCs/>
+          <w:lang w:val="en-US"/>
+        </w:rPr>
+        <w:t xml:space="preserve">pullup </w:t>
+      </w:r>
+      <w:proofErr w:type="spellStart"/>
+      <w:r>
+        <w:rPr>
+          <w:b/>
+          <w:bCs/>
+          <w:lang w:val="en-US"/>
+        </w:rPr>
+        <w:t>activado</w:t>
+      </w:r>
+      <w:proofErr w:type="spellEnd"/>
+      <w:r>
+        <w:rPr>
+          <w:b/>
+          <w:bCs/>
+          <w:lang w:val="en-US"/>
+        </w:rPr>
+        <w:t xml:space="preserve"> </w:t>
+      </w:r>
+      <w:r>
+        <w:rPr>
+          <w:lang w:val="en-US"/>
+        </w:rPr>
+        <w:t xml:space="preserve">(pullup – </w:t>
+      </w:r>
+      <w:proofErr w:type="gramStart"/>
+      <w:r>
+        <w:rPr>
+          <w:lang w:val="en-US"/>
+        </w:rPr>
+        <w:t>1 :</w:t>
+      </w:r>
+      <w:proofErr w:type="gramEnd"/>
+      <w:r>
+        <w:rPr>
+          <w:lang w:val="en-US"/>
+        </w:rPr>
+        <w:t xml:space="preserve"> pulldown: 0)</w:t>
+      </w:r>
+    </w:p>
+    <w:p>
+      <w:r>
+        <w:t>-</w:t>
+      </w:r>
+      <w:proofErr w:type="spellStart"/>
+      <w:r>
+        <w:rPr>
+          <w:b/>
+          <w:bCs/>
+        </w:rPr>
+        <w:t>drivecap</w:t>
+      </w:r>
+      <w:proofErr w:type="spellEnd"/>
+      <w:r>
+        <w:rPr>
+          <w:b/>
+          <w:bCs/>
+        </w:rPr>
+        <w:t xml:space="preserve"> </w:t>
+      </w:r>
+      <w:r>
+        <w:t xml:space="preserve">(drive </w:t>
+      </w:r>
+      <w:proofErr w:type="spellStart"/>
+      <w:r>
+        <w:t>capacity</w:t>
+      </w:r>
+      <w:proofErr w:type="spellEnd"/>
+      <w:r>
+        <w:t xml:space="preserve"> nivel 2 - ~20mA)</w:t>
+      </w:r>
+      <w:r>
+        <w:rPr>
+          <w:b/>
+          <w:bCs/>
+        </w:rPr>
+        <w:t xml:space="preserve">: </w:t>
+      </w:r>
+      <w:r>
+        <w:t xml:space="preserve">es un </w:t>
+      </w:r>
+      <w:proofErr w:type="spellStart"/>
+      <w:r>
+        <w:t>parametron</w:t>
+      </w:r>
+      <w:proofErr w:type="spellEnd"/>
+      <w:r>
+        <w:t xml:space="preserve"> que</w:t>
+      </w:r>
+      <w:r>
+        <w:t xml:space="preserve"> controla </w:t>
+      </w:r>
+      <w:proofErr w:type="spellStart"/>
+      <w:r>
+        <w:t>cunata</w:t>
+      </w:r>
+      <w:proofErr w:type="spellEnd"/>
+      <w:r>
+        <w:t xml:space="preserve"> </w:t>
+      </w:r>
+      <w:proofErr w:type="spellStart"/>
+      <w:r>
+        <w:t>corrinte</w:t>
+      </w:r>
+      <w:proofErr w:type="spellEnd"/>
+      <w:r>
+        <w:t xml:space="preserve"> puede soportar o drenar un pin GPIO</w:t>
+      </w:r>
+      <w:r>
+        <w:t xml:space="preserve">, siendo 2 cercano a los 20mA la configuración estándar. </w:t>
+      </w:r>
+    </w:p>
+    <w:p>
+      <w:r>
+        <w:t>-</w:t>
+      </w:r>
+      <w:proofErr w:type="spellStart"/>
+      <w:r>
+        <w:rPr>
+          <w:b/>
+          <w:bCs/>
+        </w:rPr>
+        <w:t>inputEn</w:t>
+      </w:r>
+      <w:proofErr w:type="spellEnd"/>
+      <w:r>
+        <w:rPr>
+          <w:b/>
+          <w:bCs/>
+        </w:rPr>
+        <w:t xml:space="preserve"> </w:t>
+      </w:r>
+      <w:proofErr w:type="spellStart"/>
+      <w:r>
+        <w:t>configturado</w:t>
+      </w:r>
+      <w:proofErr w:type="spellEnd"/>
+      <w:r>
+        <w:t xml:space="preserve"> como entrada (</w:t>
+      </w:r>
+      <w:proofErr w:type="spellStart"/>
+      <w:proofErr w:type="gramStart"/>
+      <w:r>
+        <w:t>inputEn</w:t>
+      </w:r>
+      <w:proofErr w:type="spellEnd"/>
+      <w:r>
+        <w:t xml:space="preserve"> :</w:t>
+      </w:r>
+      <w:proofErr w:type="gramEnd"/>
+      <w:r>
+        <w:t xml:space="preserve"> 1, output:0) </w:t>
+      </w:r>
+      <w:r>
+        <w:t xml:space="preserve">nos señala que el GPIO es de entrada </w:t>
+      </w:r>
+    </w:p>
+    <w:p>
+      <w:r>
+        <w:t>-</w:t>
+      </w:r>
+      <w:proofErr w:type="spellStart"/>
+      <w:r>
+        <w:rPr>
+          <w:b/>
+          <w:bCs/>
+        </w:rPr>
+        <w:t>funcSel</w:t>
+      </w:r>
+      <w:proofErr w:type="spellEnd"/>
+      <w:r>
+        <w:rPr>
+          <w:b/>
+          <w:bCs/>
+        </w:rPr>
+        <w:t xml:space="preserve">: </w:t>
+      </w:r>
+      <w:r>
+        <w:t xml:space="preserve">1 (indica que función </w:t>
+      </w:r>
+      <w:proofErr w:type="spellStart"/>
+      <w:r>
+        <w:t>decempenia</w:t>
+      </w:r>
+      <w:proofErr w:type="spellEnd"/>
+      <w:r>
+        <w:t xml:space="preserve"> en este caso como GPIO, pero tenemos como el caso del PIN 26 de uso directo del multiplexo I/O que es 0 y de 2-5 funciones alternativas.)</w:t>
+      </w:r>
+    </w:p>
+    <w:p>
+      <w:pPr>
+        <w:rPr>
+          <w:b/>
+          <w:bCs/>
+        </w:rPr>
+      </w:pPr>
+      <w:r>
+        <w:lastRenderedPageBreak/>
+        <w:t>-</w:t>
+      </w:r>
+      <w:proofErr w:type="spellStart"/>
+      <w:r>
+        <w:rPr>
+          <w:b/>
+          <w:bCs/>
+        </w:rPr>
+        <w:t>sleepSelEn</w:t>
+      </w:r>
+      <w:proofErr w:type="spellEnd"/>
+      <w:r>
+        <w:rPr>
+          <w:b/>
+          <w:bCs/>
+        </w:rPr>
+        <w:t>: 1 (</w:t>
+      </w:r>
+      <w:r>
+        <w:t xml:space="preserve">este parámetro indica si la configuración se mantiene durante el Deep </w:t>
+      </w:r>
+      <w:proofErr w:type="spellStart"/>
+      <w:r>
+        <w:t>sleep</w:t>
+      </w:r>
+      <w:proofErr w:type="spellEnd"/>
+      <w:r>
+        <w:t xml:space="preserve">, cunado </w:t>
+      </w:r>
+      <w:proofErr w:type="spellStart"/>
+      <w:r>
+        <w:t>esta</w:t>
+      </w:r>
+      <w:proofErr w:type="spellEnd"/>
+      <w:r>
+        <w:t xml:space="preserve"> en 1, tanto </w:t>
+      </w:r>
+      <w:proofErr w:type="spellStart"/>
+      <w:r>
+        <w:t>pull</w:t>
+      </w:r>
+      <w:proofErr w:type="spellEnd"/>
+      <w:r>
+        <w:t>-up</w:t>
+      </w:r>
+      <w:r>
+        <w:t>s/</w:t>
+      </w:r>
+      <w:proofErr w:type="spellStart"/>
+      <w:r>
+        <w:t>pull-down</w:t>
+      </w:r>
+      <w:proofErr w:type="spellEnd"/>
+      <w:r>
+        <w:t xml:space="preserve">/ </w:t>
+      </w:r>
+      <w:proofErr w:type="spellStart"/>
+      <w:r>
+        <w:t>configuracion</w:t>
+      </w:r>
+      <w:proofErr w:type="spellEnd"/>
+      <w:r>
+        <w:t xml:space="preserve"> de los </w:t>
+      </w:r>
+      <w:proofErr w:type="spellStart"/>
+      <w:r>
+        <w:t>GPIO’s</w:t>
+      </w:r>
+      <w:proofErr w:type="spellEnd"/>
+      <w:r>
+        <w:t xml:space="preserve"> se </w:t>
+      </w:r>
+      <w:proofErr w:type="gramStart"/>
+      <w:r>
+        <w:t>mantiene</w:t>
+      </w:r>
+      <w:proofErr w:type="gramEnd"/>
+      <w:r>
+        <w:t xml:space="preserve"> pero en el caso que sea </w:t>
+      </w:r>
+      <w:r>
+        <w:rPr>
+          <w:b/>
+          <w:bCs/>
+        </w:rPr>
+        <w:t xml:space="preserve">0 </w:t>
+      </w:r>
+      <w:r>
+        <w:t xml:space="preserve">estos se </w:t>
+      </w:r>
+      <w:proofErr w:type="spellStart"/>
+      <w:r>
+        <w:t>recetean</w:t>
+      </w:r>
+      <w:proofErr w:type="spellEnd"/>
+      <w:r>
+        <w:rPr>
+          <w:b/>
+          <w:bCs/>
+        </w:rPr>
+        <w:t>)</w:t>
+      </w:r>
+      <w:r>
+        <w:rPr>
+          <w:b/>
+          <w:bCs/>
+        </w:rPr>
+        <w:t xml:space="preserve"> </w:t>
+      </w:r>
+    </w:p>
+    <w:p>
+      <w:pPr>
+        <w:rPr>
+          <w:b/>
+          <w:bCs/>
+        </w:rPr>
+      </w:pPr>
+    </w:p>
+    <w:p>
+      <w:pPr>
+        <w:rPr>
+          <w:b/>
+          <w:bCs/>
+        </w:rPr>
+      </w:pPr>
+      <w:r>
+        <w:rPr>
+          <w:b/>
+          <w:bCs/>
+        </w:rPr>
+        <w:t xml:space="preserve">-desarrollo de la </w:t>
+      </w:r>
+      <w:proofErr w:type="spellStart"/>
+      <w:r>
+        <w:rPr>
+          <w:b/>
+          <w:bCs/>
+        </w:rPr>
+        <w:t>paractica</w:t>
+      </w:r>
+      <w:proofErr w:type="spellEnd"/>
+      <w:r>
+        <w:rPr>
+          <w:b/>
+          <w:bCs/>
+        </w:rPr>
+        <w:t xml:space="preserve"> </w:t>
+      </w:r>
+    </w:p>
+    <w:p>
+      <w:pPr>
+        <w:rPr>
+          <w:b/>
+          <w:bCs/>
+        </w:rPr>
+      </w:pPr>
+      <w:r>
+        <w:rPr>
+          <w:b/>
+          <w:bCs/>
+        </w:rPr>
+        <w:t xml:space="preserve">-parte 1: </w:t>
+      </w:r>
+    </w:p>
+    <w:p>
+      <w:proofErr w:type="spellStart"/>
+      <w:r>
+        <w:t>Uná</w:t>
+      </w:r>
+      <w:proofErr w:type="spellEnd"/>
+      <w:r>
+        <w:t xml:space="preserve"> </w:t>
+      </w:r>
+      <w:proofErr w:type="spellStart"/>
+      <w:r>
+        <w:t>plázá</w:t>
+      </w:r>
+      <w:proofErr w:type="spellEnd"/>
+      <w:r>
+        <w:t xml:space="preserve"> </w:t>
+      </w:r>
+      <w:proofErr w:type="spellStart"/>
+      <w:r>
+        <w:t>comerciál</w:t>
+      </w:r>
+      <w:proofErr w:type="spellEnd"/>
+      <w:r>
+        <w:t xml:space="preserve"> </w:t>
+      </w:r>
+      <w:proofErr w:type="spellStart"/>
+      <w:r>
+        <w:t>cobrá</w:t>
+      </w:r>
+      <w:proofErr w:type="spellEnd"/>
+      <w:r>
+        <w:t xml:space="preserve"> 15 pesos por el uso de su </w:t>
+      </w:r>
+      <w:proofErr w:type="spellStart"/>
+      <w:r>
+        <w:t>estácionámiento</w:t>
+      </w:r>
+      <w:proofErr w:type="spellEnd"/>
+      <w:r>
+        <w:t xml:space="preserve">. </w:t>
+      </w:r>
+      <w:proofErr w:type="gramStart"/>
+      <w:r>
+        <w:t>Cuándo</w:t>
+      </w:r>
+      <w:proofErr w:type="gramEnd"/>
+      <w:r>
+        <w:t xml:space="preserve"> un conductor</w:t>
+      </w:r>
+      <w:r>
+        <w:t xml:space="preserve"> </w:t>
+      </w:r>
+      <w:r>
+        <w:t xml:space="preserve">quiere </w:t>
+      </w:r>
+      <w:proofErr w:type="spellStart"/>
+      <w:r>
+        <w:t>retirár</w:t>
+      </w:r>
+      <w:proofErr w:type="spellEnd"/>
+      <w:r>
+        <w:t xml:space="preserve"> su vehículo, </w:t>
+      </w:r>
+      <w:proofErr w:type="spellStart"/>
+      <w:r>
+        <w:t>págá</w:t>
+      </w:r>
+      <w:proofErr w:type="spellEnd"/>
+      <w:r>
+        <w:t xml:space="preserve"> ese monto por medio de </w:t>
+      </w:r>
+      <w:proofErr w:type="spellStart"/>
+      <w:r>
+        <w:t>uná</w:t>
+      </w:r>
+      <w:proofErr w:type="spellEnd"/>
+      <w:r>
+        <w:t xml:space="preserve"> </w:t>
+      </w:r>
+      <w:proofErr w:type="spellStart"/>
+      <w:r>
+        <w:t>máquiná</w:t>
+      </w:r>
+      <w:proofErr w:type="spellEnd"/>
+      <w:r>
+        <w:t xml:space="preserve"> </w:t>
+      </w:r>
+      <w:proofErr w:type="spellStart"/>
+      <w:r>
+        <w:t>expendedorá</w:t>
+      </w:r>
+      <w:proofErr w:type="spellEnd"/>
+      <w:r>
+        <w:t>, está le</w:t>
+      </w:r>
+      <w:r>
+        <w:t xml:space="preserve"> </w:t>
+      </w:r>
+      <w:r>
+        <w:t xml:space="preserve">provee el recibo de </w:t>
+      </w:r>
+      <w:proofErr w:type="spellStart"/>
+      <w:r>
+        <w:t>págo</w:t>
+      </w:r>
+      <w:proofErr w:type="spellEnd"/>
+      <w:r>
+        <w:t xml:space="preserve"> que el conductor </w:t>
+      </w:r>
+      <w:proofErr w:type="spellStart"/>
+      <w:r>
+        <w:t>despues</w:t>
+      </w:r>
+      <w:proofErr w:type="spellEnd"/>
+      <w:r>
+        <w:t xml:space="preserve"> </w:t>
+      </w:r>
+      <w:proofErr w:type="spellStart"/>
+      <w:r>
+        <w:t>ingresá</w:t>
+      </w:r>
+      <w:proofErr w:type="spellEnd"/>
+      <w:r>
+        <w:t xml:space="preserve"> en </w:t>
+      </w:r>
+      <w:proofErr w:type="spellStart"/>
+      <w:r>
+        <w:t>lá</w:t>
+      </w:r>
+      <w:proofErr w:type="spellEnd"/>
+      <w:r>
+        <w:t xml:space="preserve"> </w:t>
+      </w:r>
+      <w:proofErr w:type="spellStart"/>
+      <w:r>
+        <w:t>bárrerá</w:t>
+      </w:r>
+      <w:proofErr w:type="spellEnd"/>
+      <w:r>
+        <w:t xml:space="preserve"> de control </w:t>
+      </w:r>
+      <w:r>
+        <w:t xml:space="preserve">vehicular </w:t>
+      </w:r>
+      <w:proofErr w:type="spellStart"/>
+      <w:r>
+        <w:t>párá</w:t>
+      </w:r>
+      <w:proofErr w:type="spellEnd"/>
+      <w:r>
+        <w:t xml:space="preserve"> poder </w:t>
+      </w:r>
+      <w:proofErr w:type="spellStart"/>
+      <w:r>
+        <w:t>sálir</w:t>
+      </w:r>
+      <w:proofErr w:type="spellEnd"/>
+      <w:r>
+        <w:t xml:space="preserve"> de </w:t>
+      </w:r>
+      <w:proofErr w:type="spellStart"/>
+      <w:r>
+        <w:t>lá</w:t>
+      </w:r>
+      <w:proofErr w:type="spellEnd"/>
+      <w:r>
+        <w:t xml:space="preserve"> </w:t>
+      </w:r>
+      <w:proofErr w:type="spellStart"/>
+      <w:r>
+        <w:t>plázá</w:t>
+      </w:r>
+      <w:proofErr w:type="spellEnd"/>
+      <w:r>
+        <w:t xml:space="preserve">. </w:t>
+      </w:r>
+      <w:proofErr w:type="spellStart"/>
+      <w:r>
+        <w:t>Lá</w:t>
+      </w:r>
+      <w:proofErr w:type="spellEnd"/>
+      <w:r>
+        <w:t xml:space="preserve"> </w:t>
+      </w:r>
+      <w:proofErr w:type="spellStart"/>
+      <w:r>
+        <w:t>máquiná</w:t>
+      </w:r>
+      <w:proofErr w:type="spellEnd"/>
+      <w:r>
+        <w:t xml:space="preserve"> </w:t>
+      </w:r>
+      <w:proofErr w:type="spellStart"/>
+      <w:r>
+        <w:t>expendedorá</w:t>
+      </w:r>
+      <w:proofErr w:type="spellEnd"/>
+      <w:r>
+        <w:t xml:space="preserve"> solo permite el </w:t>
+      </w:r>
+      <w:proofErr w:type="spellStart"/>
+      <w:r>
+        <w:t>págo</w:t>
+      </w:r>
+      <w:proofErr w:type="spellEnd"/>
+      <w:r>
+        <w:t xml:space="preserve"> con </w:t>
+      </w:r>
+      <w:proofErr w:type="spellStart"/>
+      <w:r>
+        <w:t>monedás</w:t>
+      </w:r>
+      <w:proofErr w:type="spellEnd"/>
+      <w:r>
+        <w:t xml:space="preserve"> de 1, 5,</w:t>
+      </w:r>
+      <w:r>
+        <w:t xml:space="preserve"> </w:t>
+      </w:r>
+      <w:r>
+        <w:t>10 y 20 pesos.</w:t>
+      </w:r>
+    </w:p>
+    <w:p>
+      <w:proofErr w:type="spellStart"/>
+      <w:r>
+        <w:t>Disenie</w:t>
+      </w:r>
+      <w:proofErr w:type="spellEnd"/>
+      <w:r>
+        <w:t xml:space="preserve"> una </w:t>
+      </w:r>
+      <w:proofErr w:type="spellStart"/>
+      <w:r>
+        <w:t>mauina</w:t>
+      </w:r>
+      <w:proofErr w:type="spellEnd"/>
+      <w:r>
+        <w:t xml:space="preserve"> de estado que implemente el comportamiento de la maquina expendedora de recibos. </w:t>
+      </w:r>
+    </w:p>
+    <w:p>
+      <w:r>
+        <w:t xml:space="preserve">Diferentes estados en los que puede estar: </w:t>
+      </w:r>
+    </w:p>
+    <w:p>
+      <w:pPr>
+        <w:pStyle w:val="ListParagraph"/>
+        <w:numPr>
+          <w:ilvl w:val="0"/>
+          <w:numId w:val="1"/>
+        </w:numPr>
+      </w:pPr>
+      <w:r>
+        <w:t>Estado inicial</w:t>
+      </w:r>
+    </w:p>
+    <w:p>
+      <w:pPr>
+        <w:pStyle w:val="ListParagraph"/>
+        <w:numPr>
+          <w:ilvl w:val="0"/>
+          <w:numId w:val="1"/>
+        </w:numPr>
+      </w:pPr>
+      <w:r>
+        <w:t xml:space="preserve">Estado donde se insertan </w:t>
+      </w:r>
+      <w:proofErr w:type="spellStart"/>
+      <w:r>
+        <w:t>modendas</w:t>
+      </w:r>
+      <w:proofErr w:type="spellEnd"/>
+      <w:r>
+        <w:t xml:space="preserve"> de 1 peso</w:t>
+      </w:r>
+    </w:p>
+    <w:p>
+      <w:pPr>
+        <w:pStyle w:val="ListParagraph"/>
+        <w:numPr>
+          <w:ilvl w:val="0"/>
+          <w:numId w:val="1"/>
+        </w:numPr>
+      </w:pPr>
+      <w:r>
+        <w:t>Estado donde se insertan monedas de 5 pesos</w:t>
+      </w:r>
+    </w:p>
+    <w:p>
+      <w:pPr>
+        <w:pStyle w:val="ListParagraph"/>
+        <w:numPr>
+          <w:ilvl w:val="0"/>
+          <w:numId w:val="1"/>
+        </w:numPr>
+      </w:pPr>
+      <w:r>
+        <w:t>Estado donde se inserta monedas de 10 pesos</w:t>
+      </w:r>
+    </w:p>
+    <w:p>
+      <w:pPr>
+        <w:pStyle w:val="ListParagraph"/>
+        <w:numPr>
+          <w:ilvl w:val="0"/>
+          <w:numId w:val="1"/>
+        </w:numPr>
+      </w:pPr>
+      <w:proofErr w:type="spellStart"/>
+      <w:r>
+        <w:t>Mondeas</w:t>
+      </w:r>
+      <w:proofErr w:type="spellEnd"/>
+      <w:r>
+        <w:t xml:space="preserve"> donde se inserta monedas de 20 pesos </w:t>
+      </w:r>
+    </w:p>
+    <w:p>
+      <w:pPr>
+        <w:pStyle w:val="ListParagraph"/>
+        <w:numPr>
+          <w:ilvl w:val="0"/>
+          <w:numId w:val="1"/>
+        </w:numPr>
+      </w:pPr>
+      <w:r>
+        <w:t>Estado donde se pago exacto y da recibo</w:t>
+      </w:r>
+    </w:p>
+    <w:p>
+      <w:pPr>
+        <w:pStyle w:val="ListParagraph"/>
+        <w:numPr>
+          <w:ilvl w:val="0"/>
+          <w:numId w:val="1"/>
+        </w:numPr>
+      </w:pPr>
+      <w:r>
+        <w:t xml:space="preserve">Estado donde se pago de mas y requiere cambio (donde es mas de 15 pesos) </w:t>
+      </w:r>
+    </w:p>
+    <w:p>
+      <w:r>
+        <w:lastRenderedPageBreak/>
+        <w:drawing>
+          <wp:inline distT="0" distB="0" distL="0" distR="0" wp14:anchorId="2CC537E8" wp14:editId="071F3DA6">
+            <wp:extent cx="4473258" cy="3454400"/>
+            <wp:effectExtent l="0" t="0" r="3810" b="0"/>
+            <wp:docPr id="4" name="Picture 4"/>
+            <wp:cNvGraphicFramePr>
+              <a:graphicFrameLocks xmlns:a="http://schemas.openxmlformats.org/drawingml/2006/main" noChangeAspect="1"/>
+            </wp:cNvGraphicFramePr>
+            <a:graphic xmlns:a="http://schemas.openxmlformats.org/drawingml/2006/main">
+              <a:graphicData uri="http://schemas.openxmlformats.org/drawingml/2006/picture">
+                <pic:pic xmlns:pic="http://schemas.openxmlformats.org/drawingml/2006/picture">
+                  <pic:nvPicPr>
+                    <pic:cNvPr id="1" name=""/>
+                    <pic:cNvPicPr/>
+                  </pic:nvPicPr>
+                  <pic:blipFill>
+                    <a:blip r:embed="rId7"/>
+                    <a:stretch>
+                      <a:fillRect/>
+                    </a:stretch>
+                  </pic:blipFill>
+                  <pic:spPr>
+                    <a:xfrm>
+                      <a:off x="0" y="0"/>
+                      <a:ext cx="4482585" cy="3461602"/>
+                    </a:xfrm>
+                    <a:prstGeom prst="rect">
+                      <a:avLst/>
+                    </a:prstGeom>
+                  </pic:spPr>
+                </pic:pic>
+              </a:graphicData>
+            </a:graphic>
+          </wp:inline>
+        </w:drawing>
+      </w:r>
+    </w:p>
+    <w:p/>
+    <w:p>
+      <w:pPr>
+        <w:rPr>
+          <w:b/>
+          <w:bCs/>
+        </w:rPr>
+      </w:pPr>
+      <w:r>
+        <w:rPr>
+          <w:b/>
+          <w:bCs/>
+        </w:rPr>
+        <w:t xml:space="preserve">Simulación en </w:t>
+      </w:r>
+      <w:proofErr w:type="spellStart"/>
+      <w:r>
+        <w:rPr>
+          <w:b/>
+          <w:bCs/>
+        </w:rPr>
+        <w:t>wokwi</w:t>
+      </w:r>
+      <w:proofErr w:type="spellEnd"/>
+      <w:r>
+        <w:rPr>
+          <w:b/>
+          <w:bCs/>
+        </w:rPr>
+        <w:t xml:space="preserve">: </w:t>
+      </w:r>
+    </w:p>
+    <w:p>
+      <w:r>
+        <w:t>estado inicial – aún no se registra nada:</w:t>
+      </w:r>
+    </w:p>
+    <w:p>
+      <w:r>
+        <w:drawing>
+          <wp:inline distT="0" distB="0" distL="0" distR="0" wp14:anchorId="38ACDC3D" wp14:editId="0D6EF2F3">
+            <wp:extent cx="5612130" cy="2416810"/>
+            <wp:effectExtent l="0" t="0" r="7620" b="2540"/>
+            <wp:docPr id="5" name="Picture 5"/>
+            <wp:cNvGraphicFramePr>
+              <a:graphicFrameLocks xmlns:a="http://schemas.openxmlformats.org/drawingml/2006/main" noChangeAspect="1"/>
+            </wp:cNvGraphicFramePr>
+            <a:graphic xmlns:a="http://schemas.openxmlformats.org/drawingml/2006/main">
+              <a:graphicData uri="http://schemas.openxmlformats.org/drawingml/2006/picture">
+                <pic:pic xmlns:pic="http://schemas.openxmlformats.org/drawingml/2006/picture">
+                  <pic:nvPicPr>
+                    <pic:cNvPr id="1" name=""/>
+                    <pic:cNvPicPr/>
+                  </pic:nvPicPr>
+                  <pic:blipFill>
+                    <a:blip r:embed="rId8"/>
+                    <a:stretch>
+                      <a:fillRect/>
+                    </a:stretch>
+                  </pic:blipFill>
+                  <pic:spPr>
+                    <a:xfrm>
+                      <a:off x="0" y="0"/>
+                      <a:ext cx="5612130" cy="2416810"/>
+                    </a:xfrm>
+                    <a:prstGeom prst="rect">
+                      <a:avLst/>
+                    </a:prstGeom>
+                  </pic:spPr>
+                </pic:pic>
+              </a:graphicData>
+            </a:graphic>
+          </wp:inline>
+        </w:drawing>
+      </w:r>
+    </w:p>
+    <w:p/>
+    <w:p/>
+    <w:p/>
+    <w:p/>
+    <w:p>
+      <w:pPr>
+        <w:rPr>
+          <w:b/>
+          <w:bCs/>
+        </w:rPr>
+      </w:pPr>
+      <w:r>
+        <w:rPr>
+          <w:b/>
+          <w:bCs/>
+        </w:rPr>
+        <w:lastRenderedPageBreak/>
+        <w:t xml:space="preserve">Insertamos moneda de 1 peso: </w:t>
+      </w:r>
+    </w:p>
+    <w:p>
+      <w:r>
+        <w:drawing>
+          <wp:inline distT="0" distB="0" distL="0" distR="0" wp14:anchorId="22D6FA15" wp14:editId="6CD656EC">
+            <wp:extent cx="5612130" cy="2449195"/>
+            <wp:effectExtent l="0" t="0" r="7620" b="8255"/>
+            <wp:docPr id="6" name="Picture 6"/>
+            <wp:cNvGraphicFramePr>
+              <a:graphicFrameLocks xmlns:a="http://schemas.openxmlformats.org/drawingml/2006/main" noChangeAspect="1"/>
+            </wp:cNvGraphicFramePr>
+            <a:graphic xmlns:a="http://schemas.openxmlformats.org/drawingml/2006/main">
+              <a:graphicData uri="http://schemas.openxmlformats.org/drawingml/2006/picture">
+                <pic:pic xmlns:pic="http://schemas.openxmlformats.org/drawingml/2006/picture">
+                  <pic:nvPicPr>
+                    <pic:cNvPr id="1" name=""/>
+                    <pic:cNvPicPr/>
+                  </pic:nvPicPr>
+                  <pic:blipFill>
+                    <a:blip r:embed="rId9"/>
+                    <a:stretch>
+                      <a:fillRect/>
+                    </a:stretch>
+                  </pic:blipFill>
+                  <pic:spPr>
+                    <a:xfrm>
+                      <a:off x="0" y="0"/>
+                      <a:ext cx="5612130" cy="2449195"/>
+                    </a:xfrm>
+                    <a:prstGeom prst="rect">
+                      <a:avLst/>
+                    </a:prstGeom>
+                  </pic:spPr>
+                </pic:pic>
+              </a:graphicData>
+            </a:graphic>
+          </wp:inline>
+        </w:drawing>
+      </w:r>
+    </w:p>
+    <w:p>
+      <w:r>
+        <w:t xml:space="preserve">En la parte de abajo indico </w:t>
+      </w:r>
+      <w:proofErr w:type="gramStart"/>
+      <w:r>
+        <w:t>cuanto falta</w:t>
+      </w:r>
+      <w:proofErr w:type="gramEnd"/>
+      <w:r>
+        <w:t xml:space="preserve"> en caso de que no se hayan completado los 15 pesos y el dinero acumulado.</w:t>
+      </w:r>
+    </w:p>
+    <w:p>
+      <w:pPr>
+        <w:rPr>
+          <w:b/>
+          <w:bCs/>
+        </w:rPr>
+      </w:pPr>
+      <w:r>
+        <w:rPr>
+          <w:b/>
+          <w:bCs/>
+        </w:rPr>
+        <w:t>-insertar moneda de 5 pesos:</w:t>
+      </w:r>
+    </w:p>
+    <w:p>
+      <w:r>
+        <w:drawing>
+          <wp:inline distT="0" distB="0" distL="0" distR="0" wp14:anchorId="071DEB53" wp14:editId="103876DE">
+            <wp:extent cx="5612130" cy="2437765"/>
+            <wp:effectExtent l="0" t="0" r="7620" b="635"/>
+            <wp:docPr id="7" name="Picture 7"/>
+            <wp:cNvGraphicFramePr>
+              <a:graphicFrameLocks xmlns:a="http://schemas.openxmlformats.org/drawingml/2006/main" noChangeAspect="1"/>
+            </wp:cNvGraphicFramePr>
+            <a:graphic xmlns:a="http://schemas.openxmlformats.org/drawingml/2006/main">
+              <a:graphicData uri="http://schemas.openxmlformats.org/drawingml/2006/picture">
+                <pic:pic xmlns:pic="http://schemas.openxmlformats.org/drawingml/2006/picture">
+                  <pic:nvPicPr>
+                    <pic:cNvPr id="1" name=""/>
+                    <pic:cNvPicPr/>
+                  </pic:nvPicPr>
+                  <pic:blipFill>
+                    <a:blip r:embed="rId10"/>
+                    <a:stretch>
+                      <a:fillRect/>
+                    </a:stretch>
+                  </pic:blipFill>
+                  <pic:spPr>
+                    <a:xfrm>
+                      <a:off x="0" y="0"/>
+                      <a:ext cx="5612130" cy="2437765"/>
+                    </a:xfrm>
+                    <a:prstGeom prst="rect">
+                      <a:avLst/>
+                    </a:prstGeom>
+                  </pic:spPr>
+                </pic:pic>
+              </a:graphicData>
+            </a:graphic>
+          </wp:inline>
+        </w:drawing>
+      </w:r>
+    </w:p>
+    <w:p/>
+    <w:p/>
+    <w:p/>
+    <w:p/>
+    <w:p/>
+    <w:p/>
+    <w:p>
+      <w:pPr>
+        <w:rPr>
+          <w:b/>
+          <w:bCs/>
+        </w:rPr>
+      </w:pPr>
+      <w:r>
+        <w:rPr>
+          <w:b/>
+          <w:bCs/>
+        </w:rPr>
+        <w:lastRenderedPageBreak/>
+        <w:t>Insertar moneda de 10 pesos y recibiremos 1 de cambio</w:t>
+      </w:r>
+    </w:p>
+    <w:p>
+      <w:pPr>
+        <w:rPr>
+          <w:b/>
+          <w:bCs/>
+        </w:rPr>
+      </w:pPr>
+      <w:r>
+        <w:rPr>
+          <w:b/>
+          <w:bCs/>
+        </w:rPr>
+        <w:drawing>
+          <wp:inline distT="0" distB="0" distL="0" distR="0" wp14:anchorId="6F30945A" wp14:editId="3ED83A49">
+            <wp:extent cx="4373880" cy="3886904"/>
+            <wp:effectExtent l="0" t="0" r="7620" b="0"/>
+            <wp:docPr id="9" name="Picture 9"/>
+            <wp:cNvGraphicFramePr>
+              <a:graphicFrameLocks xmlns:a="http://schemas.openxmlformats.org/drawingml/2006/main" noChangeAspect="1"/>
+            </wp:cNvGraphicFramePr>
+            <a:graphic xmlns:a="http://schemas.openxmlformats.org/drawingml/2006/main">
+              <a:graphicData uri="http://schemas.openxmlformats.org/drawingml/2006/picture">
+                <pic:pic xmlns:pic="http://schemas.openxmlformats.org/drawingml/2006/picture">
+                  <pic:nvPicPr>
+                    <pic:cNvPr id="1" name=""/>
+                    <pic:cNvPicPr/>
+                  </pic:nvPicPr>
+                  <pic:blipFill>
+                    <a:blip r:embed="rId11"/>
+                    <a:stretch>
+                      <a:fillRect/>
+                    </a:stretch>
+                  </pic:blipFill>
+                  <pic:spPr>
+                    <a:xfrm>
+                      <a:off x="0" y="0"/>
+                      <a:ext cx="4380551" cy="3892832"/>
+                    </a:xfrm>
+                    <a:prstGeom prst="rect">
+                      <a:avLst/>
+                    </a:prstGeom>
+                  </pic:spPr>
+                </pic:pic>
+              </a:graphicData>
+            </a:graphic>
+          </wp:inline>
+        </w:drawing>
+      </w:r>
+    </w:p>
+    <w:p>
+      <w:r>
+        <w:t xml:space="preserve">El cambio esta representado por los leds del lado izquierdo en donde el led morado representa los de 10 pesos, el led verde de 5 y el led rojo de 1, el led azul representa </w:t>
+      </w:r>
+      <w:proofErr w:type="gramStart"/>
+      <w:r>
+        <w:t xml:space="preserve">el </w:t>
+      </w:r>
+      <w:r>
+        <w:t>impresión</w:t>
+      </w:r>
+      <w:proofErr w:type="gramEnd"/>
+      <w:r>
+        <w:t xml:space="preserve"> del boleto, en este caso se esta dado 1 peso de cambio. </w:t>
+      </w:r>
+    </w:p>
+    <w:p/>
+    <w:p/>
+    <w:p/>
+    <w:p/>
+    <w:p/>
+    <w:p/>
+    <w:p/>
+    <w:p/>
+    <w:p/>
+    <w:p/>
+    <w:p>
+      <w:pPr>
+        <w:rPr>
+          <w:b/>
+          <w:bCs/>
+        </w:rPr>
+      </w:pPr>
+      <w:r>
+        <w:lastRenderedPageBreak/>
+        <w:t>-</w:t>
+      </w:r>
+      <w:r>
+        <w:rPr>
+          <w:b/>
+          <w:bCs/>
+        </w:rPr>
+        <w:t xml:space="preserve">impresión del boleto de salida: </w:t>
+      </w:r>
+    </w:p>
+    <w:p>
+      <w:r>
+        <w:drawing>
+          <wp:inline distT="0" distB="0" distL="0" distR="0" wp14:anchorId="1159061C" wp14:editId="329B420F">
+            <wp:extent cx="4520561" cy="3721100"/>
+            <wp:effectExtent l="0" t="0" r="0" b="0"/>
+            <wp:docPr id="10" name="Picture 10"/>
+            <wp:cNvGraphicFramePr>
+              <a:graphicFrameLocks xmlns:a="http://schemas.openxmlformats.org/drawingml/2006/main" noChangeAspect="1"/>
+            </wp:cNvGraphicFramePr>
+            <a:graphic xmlns:a="http://schemas.openxmlformats.org/drawingml/2006/main">
+              <a:graphicData uri="http://schemas.openxmlformats.org/drawingml/2006/picture">
+                <pic:pic xmlns:pic="http://schemas.openxmlformats.org/drawingml/2006/picture">
+                  <pic:nvPicPr>
+                    <pic:cNvPr id="1" name=""/>
+                    <pic:cNvPicPr/>
+                  </pic:nvPicPr>
+                  <pic:blipFill>
+                    <a:blip r:embed="rId12"/>
+                    <a:stretch>
+                      <a:fillRect/>
+                    </a:stretch>
+                  </pic:blipFill>
+                  <pic:spPr>
+                    <a:xfrm>
+                      <a:off x="0" y="0"/>
+                      <a:ext cx="4526043" cy="3725612"/>
+                    </a:xfrm>
+                    <a:prstGeom prst="rect">
+                      <a:avLst/>
+                    </a:prstGeom>
+                  </pic:spPr>
+                </pic:pic>
+              </a:graphicData>
+            </a:graphic>
+          </wp:inline>
+        </w:drawing>
+      </w:r>
+    </w:p>
+    <w:p>
+      <w:r>
+        <w:t xml:space="preserve">Cada estado de led se mantiene </w:t>
+      </w:r>
+      <w:proofErr w:type="spellStart"/>
+      <w:r>
+        <w:t>asi</w:t>
+      </w:r>
+      <w:proofErr w:type="spellEnd"/>
+      <w:r>
+        <w:t xml:space="preserve"> prendido por 2 segundos </w:t>
+      </w:r>
+      <w:r>
+        <w:t xml:space="preserve">para poderlo </w:t>
+      </w:r>
+      <w:proofErr w:type="spellStart"/>
+      <w:r>
+        <w:t>visualrslo</w:t>
+      </w:r>
+      <w:proofErr w:type="spellEnd"/>
+      <w:r>
+        <w:t xml:space="preserve"> correctamente. </w:t>
+      </w:r>
+    </w:p>
+    <w:p/>
+    <w:p/>
+    <w:p/>
+    <w:p/>
+    <w:p/>
+    <w:p/>
+    <w:p/>
+    <w:p/>
+    <w:p/>
+    <w:p/>
+    <w:p/>
+    <w:p>
+      <w:pPr>
+        <w:rPr>
+          <w:b/>
+          <w:bCs/>
+        </w:rPr>
+      </w:pPr>
+      <w:r>
+        <w:lastRenderedPageBreak/>
+        <w:t>-</w:t>
+      </w:r>
+      <w:r>
+        <w:rPr>
+          <w:b/>
+          <w:bCs/>
+        </w:rPr>
+        <w:t>insertar 20 pesos</w:t>
+      </w:r>
+    </w:p>
+    <w:p>
+      <w:r>
+        <w:drawing>
+          <wp:inline distT="0" distB="0" distL="0" distR="0" wp14:anchorId="2FEEF8C5" wp14:editId="45BB4A8B">
+            <wp:extent cx="3922812" cy="3465195"/>
+            <wp:effectExtent l="0" t="0" r="1905" b="1905"/>
+            <wp:docPr id="11" name="Picture 11"/>
+            <wp:cNvGraphicFramePr>
+              <a:graphicFrameLocks xmlns:a="http://schemas.openxmlformats.org/drawingml/2006/main" noChangeAspect="1"/>
+            </wp:cNvGraphicFramePr>
+            <a:graphic xmlns:a="http://schemas.openxmlformats.org/drawingml/2006/main">
+              <a:graphicData uri="http://schemas.openxmlformats.org/drawingml/2006/picture">
+                <pic:pic xmlns:pic="http://schemas.openxmlformats.org/drawingml/2006/picture">
+                  <pic:nvPicPr>
+                    <pic:cNvPr id="1" name=""/>
+                    <pic:cNvPicPr/>
+                  </pic:nvPicPr>
+                  <pic:blipFill>
+                    <a:blip r:embed="rId13"/>
+                    <a:stretch>
+                      <a:fillRect/>
+                    </a:stretch>
+                  </pic:blipFill>
+                  <pic:spPr>
+                    <a:xfrm>
+                      <a:off x="0" y="0"/>
+                      <a:ext cx="3930834" cy="3472281"/>
+                    </a:xfrm>
+                    <a:prstGeom prst="rect">
+                      <a:avLst/>
+                    </a:prstGeom>
+                  </pic:spPr>
+                </pic:pic>
+              </a:graphicData>
+            </a:graphic>
+          </wp:inline>
+        </w:drawing>
+      </w:r>
+    </w:p>
+    <w:p>
+      <w:r>
+        <w:t xml:space="preserve">En el caso de insertar 20 pesos pasa directamente a dar el cambio y después a imprimir el boleto, en este caso el led verde representa los 5 pesos de cambio </w:t>
+      </w:r>
+    </w:p>
+    <w:p>
+      <w:pPr>
+        <w:rPr>
+          <w:b/>
+          <w:bCs/>
+        </w:rPr>
+      </w:pPr>
+      <w:r>
+        <w:rPr>
+          <w:b/>
+          <w:bCs/>
+        </w:rPr>
+        <w:t xml:space="preserve">Impresión del boleto – 20 – cambio – impresión </w:t>
+      </w:r>
+    </w:p>
+    <w:p>
+      <w:pPr>
+        <w:rPr>
+          <w:b/>
+          <w:bCs/>
+        </w:rPr>
+      </w:pPr>
+      <w:r>
+        <w:rPr>
+          <w:b/>
+          <w:bCs/>
+        </w:rPr>
+        <w:drawing>
+          <wp:inline distT="0" distB="0" distL="0" distR="0" wp14:anchorId="389CD29E" wp14:editId="7DEDDEAE">
+            <wp:extent cx="3325716" cy="2906145"/>
+            <wp:effectExtent l="0" t="0" r="8255" b="8890"/>
+            <wp:docPr id="12" name="Picture 12"/>
+            <wp:cNvGraphicFramePr>
+              <a:graphicFrameLocks xmlns:a="http://schemas.openxmlformats.org/drawingml/2006/main" noChangeAspect="1"/>
+            </wp:cNvGraphicFramePr>
+            <a:graphic xmlns:a="http://schemas.openxmlformats.org/drawingml/2006/main">
+              <a:graphicData uri="http://schemas.openxmlformats.org/drawingml/2006/picture">
+                <pic:pic xmlns:pic="http://schemas.openxmlformats.org/drawingml/2006/picture">
+                  <pic:nvPicPr>
+                    <pic:cNvPr id="1" name=""/>
+                    <pic:cNvPicPr/>
+                  </pic:nvPicPr>
+                  <pic:blipFill>
+                    <a:blip r:embed="rId14"/>
+                    <a:stretch>
+                      <a:fillRect/>
+                    </a:stretch>
+                  </pic:blipFill>
+                  <pic:spPr>
+                    <a:xfrm>
+                      <a:off x="0" y="0"/>
+                      <a:ext cx="3336461" cy="2915534"/>
+                    </a:xfrm>
+                    <a:prstGeom prst="rect">
+                      <a:avLst/>
+                    </a:prstGeom>
+                  </pic:spPr>
+                </pic:pic>
+              </a:graphicData>
+            </a:graphic>
+          </wp:inline>
+        </w:drawing>
+      </w:r>
+    </w:p>
+    <w:p>
+      <w:pPr>
+        <w:rPr>
+          <w:b/>
+          <w:bCs/>
+        </w:rPr>
+      </w:pPr>
+    </w:p>
+    <w:p>
+      <w:pPr>
+        <w:rPr>
+          <w:b/>
+          <w:bCs/>
+        </w:rPr>
+      </w:pPr>
+      <w:r>
+        <w:rPr>
+          <w:b/>
+          <w:bCs/>
+        </w:rPr>
+        <w:lastRenderedPageBreak/>
+        <w:t xml:space="preserve">-cambio de </w:t>
+      </w:r>
+      <w:proofErr w:type="spellStart"/>
+      <w:r>
+        <w:rPr>
+          <w:b/>
+          <w:bCs/>
+        </w:rPr>
+        <w:t>mas</w:t>
+      </w:r>
+      <w:proofErr w:type="spellEnd"/>
+      <w:r>
+        <w:rPr>
+          <w:b/>
+          <w:bCs/>
+        </w:rPr>
+        <w:t xml:space="preserve">: </w:t>
+      </w:r>
+    </w:p>
+    <w:p>
+      <w:r>
+        <w:t xml:space="preserve">Puede dar cambio diferente a 1 peso o 5, por </w:t>
+      </w:r>
+      <w:proofErr w:type="gramStart"/>
+      <w:r>
+        <w:t>ejemplo</w:t>
+      </w:r>
+      <w:proofErr w:type="gramEnd"/>
+      <w:r>
+        <w:t xml:space="preserve"> si se inserta 10, requiere 5 mas pero si inserto 20 </w:t>
+      </w:r>
+      <w:proofErr w:type="spellStart"/>
+      <w:r>
+        <w:t>deberian</w:t>
+      </w:r>
+      <w:proofErr w:type="spellEnd"/>
+      <w:r>
+        <w:t xml:space="preserve"> de darme 15 pesos de cambio lo cual podemos ver en la siguiente representación. </w:t>
+      </w:r>
+    </w:p>
+    <w:p>
+      <w:r>
+        <w:drawing>
+          <wp:inline distT="0" distB="0" distL="0" distR="0" wp14:anchorId="4100B7FD" wp14:editId="24C3706D">
+            <wp:extent cx="3688080" cy="3219872"/>
+            <wp:effectExtent l="0" t="0" r="7620" b="0"/>
+            <wp:docPr id="13" name="Picture 13"/>
+            <wp:cNvGraphicFramePr>
+              <a:graphicFrameLocks xmlns:a="http://schemas.openxmlformats.org/drawingml/2006/main" noChangeAspect="1"/>
+            </wp:cNvGraphicFramePr>
+            <a:graphic xmlns:a="http://schemas.openxmlformats.org/drawingml/2006/main">
+              <a:graphicData uri="http://schemas.openxmlformats.org/drawingml/2006/picture">
+                <pic:pic xmlns:pic="http://schemas.openxmlformats.org/drawingml/2006/picture">
+                  <pic:nvPicPr>
+                    <pic:cNvPr id="1" name=""/>
+                    <pic:cNvPicPr/>
+                  </pic:nvPicPr>
+                  <pic:blipFill>
+                    <a:blip r:embed="rId15"/>
+                    <a:stretch>
+                      <a:fillRect/>
+                    </a:stretch>
+                  </pic:blipFill>
+                  <pic:spPr>
+                    <a:xfrm>
+                      <a:off x="0" y="0"/>
+                      <a:ext cx="3700110" cy="3230374"/>
+                    </a:xfrm>
+                    <a:prstGeom prst="rect">
+                      <a:avLst/>
+                    </a:prstGeom>
+                  </pic:spPr>
+                </pic:pic>
+              </a:graphicData>
+            </a:graphic>
+          </wp:inline>
+        </w:drawing>
+      </w:r>
+    </w:p>
+    <w:p>
+      <w:r>
+        <w:drawing>
+          <wp:inline distT="0" distB="0" distL="0" distR="0" wp14:anchorId="584E59A4" wp14:editId="4C9B7E86">
+            <wp:extent cx="3862362" cy="3352800"/>
+            <wp:effectExtent l="0" t="0" r="5080" b="0"/>
+            <wp:docPr id="14" name="Picture 14"/>
+            <wp:cNvGraphicFramePr>
+              <a:graphicFrameLocks xmlns:a="http://schemas.openxmlformats.org/drawingml/2006/main" noChangeAspect="1"/>
+            </wp:cNvGraphicFramePr>
+            <a:graphic xmlns:a="http://schemas.openxmlformats.org/drawingml/2006/main">
+              <a:graphicData uri="http://schemas.openxmlformats.org/drawingml/2006/picture">
+                <pic:pic xmlns:pic="http://schemas.openxmlformats.org/drawingml/2006/picture">
+                  <pic:nvPicPr>
+                    <pic:cNvPr id="1" name=""/>
+                    <pic:cNvPicPr/>
+                  </pic:nvPicPr>
+                  <pic:blipFill>
+                    <a:blip r:embed="rId16"/>
+                    <a:stretch>
+                      <a:fillRect/>
+                    </a:stretch>
+                  </pic:blipFill>
+                  <pic:spPr>
+                    <a:xfrm>
+                      <a:off x="0" y="0"/>
+                      <a:ext cx="3878498" cy="3366807"/>
+                    </a:xfrm>
+                    <a:prstGeom prst="rect">
+                      <a:avLst/>
+                    </a:prstGeom>
+                  </pic:spPr>
+                </pic:pic>
+              </a:graphicData>
+            </a:graphic>
+          </wp:inline>
+        </w:drawing>
+      </w:r>
+    </w:p>
+    <w:p/>
+    <w:p>
+      <w:r>
+        <w:lastRenderedPageBreak/>
+        <w:t xml:space="preserve">Hay 30 pesos acumulados por lo que el cambio es 15, primero imprime los de mayor denominación en este caso 10 pesos </w:t>
+      </w:r>
+      <w:proofErr w:type="spellStart"/>
+      <w:r>
+        <w:t>repsentado</w:t>
+      </w:r>
+      <w:proofErr w:type="spellEnd"/>
+      <w:r>
+        <w:t xml:space="preserve"> por el led morado </w:t>
+      </w:r>
+    </w:p>
+    <w:p>
+      <w:r>
+        <w:drawing>
+          <wp:inline distT="0" distB="0" distL="0" distR="0" wp14:anchorId="66A79896" wp14:editId="75073A7D">
+            <wp:extent cx="3408680" cy="2972856"/>
+            <wp:effectExtent l="0" t="0" r="1270" b="0"/>
+            <wp:docPr id="15" name="Picture 15"/>
+            <wp:cNvGraphicFramePr>
+              <a:graphicFrameLocks xmlns:a="http://schemas.openxmlformats.org/drawingml/2006/main" noChangeAspect="1"/>
+            </wp:cNvGraphicFramePr>
+            <a:graphic xmlns:a="http://schemas.openxmlformats.org/drawingml/2006/main">
+              <a:graphicData uri="http://schemas.openxmlformats.org/drawingml/2006/picture">
+                <pic:pic xmlns:pic="http://schemas.openxmlformats.org/drawingml/2006/picture">
+                  <pic:nvPicPr>
+                    <pic:cNvPr id="1" name=""/>
+                    <pic:cNvPicPr/>
+                  </pic:nvPicPr>
+                  <pic:blipFill>
+                    <a:blip r:embed="rId17"/>
+                    <a:stretch>
+                      <a:fillRect/>
+                    </a:stretch>
+                  </pic:blipFill>
+                  <pic:spPr>
+                    <a:xfrm>
+                      <a:off x="0" y="0"/>
+                      <a:ext cx="3420196" cy="2982899"/>
+                    </a:xfrm>
+                    <a:prstGeom prst="rect">
+                      <a:avLst/>
+                    </a:prstGeom>
+                  </pic:spPr>
+                </pic:pic>
+              </a:graphicData>
+            </a:graphic>
+          </wp:inline>
+        </w:drawing>
+      </w:r>
+    </w:p>
+    <w:p>
+      <w:r>
+        <w:t xml:space="preserve">Después los de 5 pesos </w:t>
+      </w:r>
+      <w:r>
+        <w:t xml:space="preserve">para después pasar a dar el </w:t>
+      </w:r>
+      <w:r>
+        <w:t>boleto</w:t>
+      </w:r>
+    </w:p>
+    <w:p>
+      <w:r>
+        <w:drawing>
+          <wp:inline distT="0" distB="0" distL="0" distR="0" wp14:anchorId="5CE19626" wp14:editId="0B52152A">
+            <wp:extent cx="3700308" cy="3364107"/>
+            <wp:effectExtent l="0" t="0" r="0" b="8255"/>
+            <wp:docPr id="16" name="Picture 16"/>
+            <wp:cNvGraphicFramePr>
+              <a:graphicFrameLocks xmlns:a="http://schemas.openxmlformats.org/drawingml/2006/main" noChangeAspect="1"/>
+            </wp:cNvGraphicFramePr>
+            <a:graphic xmlns:a="http://schemas.openxmlformats.org/drawingml/2006/main">
+              <a:graphicData uri="http://schemas.openxmlformats.org/drawingml/2006/picture">
+                <pic:pic xmlns:pic="http://schemas.openxmlformats.org/drawingml/2006/picture">
+                  <pic:nvPicPr>
+                    <pic:cNvPr id="1" name=""/>
+                    <pic:cNvPicPr/>
+                  </pic:nvPicPr>
+                  <pic:blipFill>
+                    <a:blip r:embed="rId18"/>
+                    <a:stretch>
+                      <a:fillRect/>
+                    </a:stretch>
+                  </pic:blipFill>
+                  <pic:spPr>
+                    <a:xfrm>
+                      <a:off x="0" y="0"/>
+                      <a:ext cx="3712517" cy="3375207"/>
+                    </a:xfrm>
+                    <a:prstGeom prst="rect">
+                      <a:avLst/>
+                    </a:prstGeom>
+                  </pic:spPr>
+                </pic:pic>
+              </a:graphicData>
+            </a:graphic>
+          </wp:inline>
+        </w:drawing>
+      </w:r>
+    </w:p>
+    <w:p/>
+    <w:p/>
+    <w:p>
+      <w:pPr>
+        <w:rPr>
+          <w:b/>
+          <w:bCs/>
+        </w:rPr>
+      </w:pPr>
+      <w:r>
+        <w:rPr>
+          <w:b/>
+          <w:bCs/>
+        </w:rPr>
+        <w:lastRenderedPageBreak/>
+        <w:t>-</w:t>
+      </w:r>
+      <w:r>
+        <w:rPr>
+          <w:b/>
+          <w:bCs/>
+        </w:rPr>
+        <w:t>implementación</w:t>
+      </w:r>
+      <w:r>
+        <w:rPr>
+          <w:b/>
+          <w:bCs/>
+        </w:rPr>
+        <w:t xml:space="preserve"> física: </w:t>
+      </w:r>
+    </w:p>
+    <w:p>
+      <w:pPr>
+        <w:rPr>
+          <w:i/>
+          <w:iCs/>
+        </w:rPr>
+      </w:pPr>
+      <w:r>
+        <w:rPr>
+          <w:i/>
+          <w:iCs/>
+        </w:rPr>
+        <w:t xml:space="preserve">Materiales: </w:t>
+      </w:r>
+    </w:p>
+    <w:p>
+      <w:pPr>
+        <w:pStyle w:val="ListParagraph"/>
+        <w:numPr>
+          <w:ilvl w:val="0"/>
+          <w:numId w:val="2"/>
+        </w:numPr>
+        <w:rPr>
+          <w:i/>
+          <w:iCs/>
+        </w:rPr>
+      </w:pPr>
+      <w:r>
+        <w:rPr>
+          <w:i/>
+          <w:iCs/>
+        </w:rPr>
+        <w:t>Esp32</w:t>
+      </w:r>
+    </w:p>
+    <w:p>
+      <w:pPr>
+        <w:pStyle w:val="ListParagraph"/>
+        <w:numPr>
+          <w:ilvl w:val="0"/>
+          <w:numId w:val="2"/>
+        </w:numPr>
+        <w:rPr>
+          <w:i/>
+          <w:iCs/>
+        </w:rPr>
+      </w:pPr>
+      <w:r>
+        <w:rPr>
+          <w:i/>
+          <w:iCs/>
+        </w:rPr>
+        <w:t xml:space="preserve">6 </w:t>
+      </w:r>
+      <w:proofErr w:type="spellStart"/>
+      <w:r>
+        <w:rPr>
+          <w:i/>
+          <w:iCs/>
+        </w:rPr>
+        <w:t>push</w:t>
+      </w:r>
+      <w:proofErr w:type="spellEnd"/>
+      <w:r>
+        <w:rPr>
+          <w:i/>
+          <w:iCs/>
+        </w:rPr>
+        <w:t xml:space="preserve"> bottom</w:t>
+      </w:r>
+    </w:p>
+    <w:p>
+      <w:pPr>
+        <w:pStyle w:val="ListParagraph"/>
+        <w:numPr>
+          <w:ilvl w:val="0"/>
+          <w:numId w:val="2"/>
+        </w:numPr>
+        <w:rPr>
+          <w:i/>
+          <w:iCs/>
+        </w:rPr>
+      </w:pPr>
+      <w:r>
+        <w:rPr>
+          <w:i/>
+          <w:iCs/>
+        </w:rPr>
+        <w:t>7 resistencias de 1Kohms</w:t>
+      </w:r>
+    </w:p>
+    <w:p>
+      <w:pPr>
+        <w:pStyle w:val="ListParagraph"/>
+        <w:numPr>
+          <w:ilvl w:val="0"/>
+          <w:numId w:val="2"/>
+        </w:numPr>
+        <w:rPr>
+          <w:i/>
+          <w:iCs/>
+        </w:rPr>
+      </w:pPr>
+      <w:r>
+        <w:rPr>
+          <w:i/>
+          <w:iCs/>
+        </w:rPr>
+        <w:t>7 leds</w:t>
+      </w:r>
+    </w:p>
+    <w:p>
+      <w:pPr>
+        <w:pStyle w:val="ListParagraph"/>
+        <w:numPr>
+          <w:ilvl w:val="0"/>
+          <w:numId w:val="2"/>
+        </w:numPr>
+        <w:rPr>
+          <w:i/>
+          <w:iCs/>
+        </w:rPr>
+      </w:pPr>
+      <w:proofErr w:type="spellStart"/>
+      <w:r>
+        <w:rPr>
+          <w:i/>
+          <w:iCs/>
+        </w:rPr>
+        <w:t>protoboard</w:t>
+      </w:r>
+      <w:proofErr w:type="spellEnd"/>
+      <w:r>
+        <w:rPr>
+          <w:i/>
+          <w:iCs/>
+        </w:rPr>
+        <w:t xml:space="preserve"> </w:t>
+      </w:r>
+    </w:p>
+    <w:p>
+      <w:r>
+        <w:t xml:space="preserve">Ensamblado en el </w:t>
+      </w:r>
+      <w:proofErr w:type="spellStart"/>
+      <w:r>
+        <w:t>protoboard</w:t>
+      </w:r>
+      <w:proofErr w:type="spellEnd"/>
+    </w:p>
+    <w:p>
+      <w:r>
+        <w:rPr>
+          <w:noProof/>
+        </w:rPr>
+        <w:drawing>
+          <wp:inline distT="0" distB="0" distL="0" distR="0" wp14:anchorId="548A42F6" wp14:editId="3B9E2FB7">
+            <wp:extent cx="3898900" cy="2921965"/>
+            <wp:effectExtent l="0" t="0" r="6350" b="0"/>
+            <wp:docPr id="17" name="Picture 17"/>
+            <wp:cNvGraphicFramePr>
+              <a:graphicFrameLocks xmlns:a="http://schemas.openxmlformats.org/drawingml/2006/main" noChangeAspect="1"/>
+            </wp:cNvGraphicFramePr>
+            <a:graphic xmlns:a="http://schemas.openxmlformats.org/drawingml/2006/main">
+              <a:graphicData uri="http://schemas.openxmlformats.org/drawingml/2006/picture">
+                <pic:pic xmlns:pic="http://schemas.openxmlformats.org/drawingml/2006/picture">
+                  <pic:nvPicPr>
+                    <pic:cNvPr id="0" name="Picture 1"/>
+                    <pic:cNvPicPr>
+                      <a:picLocks noChangeAspect="1" noChangeArrowheads="1"/>
+                    </pic:cNvPicPr>
+                  </pic:nvPicPr>
+                  <pic:blipFill>
+                    <a:blip r:embed="rId19" cstate="print">
+                      <a:extLst>
+                        <a:ext uri="{28A0092B-C50C-407E-A947-70E740481C1C}">
+                          <a14:useLocalDpi xmlns:a14="http://schemas.microsoft.com/office/drawing/2010/main" val="0"/>
+                        </a:ext>
+                      </a:extLst>
+                    </a:blip>
+                    <a:srcRect/>
+                    <a:stretch>
+                      <a:fillRect/>
+                    </a:stretch>
+                  </pic:blipFill>
+                  <pic:spPr bwMode="auto">
+                    <a:xfrm>
+                      <a:off x="0" y="0"/>
+                      <a:ext cx="3905280" cy="2926747"/>
+                    </a:xfrm>
+                    <a:prstGeom prst="rect">
+                      <a:avLst/>
+                    </a:prstGeom>
+                    <a:noFill/>
+                    <a:ln>
+                      <a:noFill/>
+                    </a:ln>
+                  </pic:spPr>
+                </pic:pic>
+              </a:graphicData>
+            </a:graphic>
+          </wp:inline>
+        </w:drawing>
+      </w:r>
+    </w:p>
+    <w:p>
+      <w:r>
+        <w:t xml:space="preserve">Cargar el programa al ESP32: </w:t>
+      </w:r>
+    </w:p>
+    <w:p>
+      <w:r>
+        <w:drawing>
+          <wp:inline distT="0" distB="0" distL="0" distR="0" wp14:anchorId="7844B303" wp14:editId="3CC2A53F">
+            <wp:extent cx="4837430" cy="1949641"/>
+            <wp:effectExtent l="0" t="0" r="1270" b="0"/>
+            <wp:docPr id="18" name="Picture 18"/>
+            <wp:cNvGraphicFramePr>
+              <a:graphicFrameLocks xmlns:a="http://schemas.openxmlformats.org/drawingml/2006/main" noChangeAspect="1"/>
+            </wp:cNvGraphicFramePr>
+            <a:graphic xmlns:a="http://schemas.openxmlformats.org/drawingml/2006/main">
+              <a:graphicData uri="http://schemas.openxmlformats.org/drawingml/2006/picture">
+                <pic:pic xmlns:pic="http://schemas.openxmlformats.org/drawingml/2006/picture">
+                  <pic:nvPicPr>
+                    <pic:cNvPr id="1" name=""/>
+                    <pic:cNvPicPr/>
+                  </pic:nvPicPr>
+                  <pic:blipFill>
+                    <a:blip r:embed="rId20"/>
+                    <a:stretch>
+                      <a:fillRect/>
+                    </a:stretch>
+                  </pic:blipFill>
+                  <pic:spPr>
+                    <a:xfrm>
+                      <a:off x="0" y="0"/>
+                      <a:ext cx="4850217" cy="1954795"/>
+                    </a:xfrm>
+                    <a:prstGeom prst="rect">
+                      <a:avLst/>
+                    </a:prstGeom>
+                  </pic:spPr>
+                </pic:pic>
+              </a:graphicData>
+            </a:graphic>
+          </wp:inline>
+        </w:drawing>
+      </w:r>
+    </w:p>
+    <w:p/>
+    <w:p/>
+    <w:p>
+      <w:pPr>
+        <w:rPr>
+          <w:b/>
+          <w:bCs/>
+        </w:rPr>
+      </w:pPr>
+      <w:r>
+        <w:rPr>
+          <w:b/>
+          <w:bCs/>
+        </w:rPr>
+        <w:lastRenderedPageBreak/>
+        <w:t xml:space="preserve">Estado de inicio – un no se inserta nada: </w:t>
+      </w:r>
+    </w:p>
+    <w:p>
+      <w:pPr>
+        <w:rPr>
+          <w:b/>
+          <w:bCs/>
+        </w:rPr>
+      </w:pPr>
+      <w:r>
+        <w:rPr>
+          <w:b/>
+          <w:bCs/>
+          <w:noProof/>
+        </w:rPr>
+        <w:drawing>
+          <wp:inline distT="0" distB="0" distL="0" distR="0" wp14:anchorId="33FE1693" wp14:editId="6156EB05">
+            <wp:extent cx="2059627" cy="3748726"/>
+            <wp:effectExtent l="0" t="6350" r="0" b="0"/>
+            <wp:docPr id="19" name="Picture 19" descr="A circuit board with wires and a blue wire"/>
+            <wp:cNvGraphicFramePr>
+              <a:graphicFrameLocks xmlns:a="http://schemas.openxmlformats.org/drawingml/2006/main" noChangeAspect="1"/>
+            </wp:cNvGraphicFramePr>
+            <a:graphic xmlns:a="http://schemas.openxmlformats.org/drawingml/2006/main">
+              <a:graphicData uri="http://schemas.openxmlformats.org/drawingml/2006/picture">
+                <pic:pic xmlns:pic="http://schemas.openxmlformats.org/drawingml/2006/picture">
+                  <pic:nvPicPr>
+                    <pic:cNvPr id="19" name="Picture 19" descr="A circuit board with wires and a blue wire"/>
+                    <pic:cNvPicPr/>
+                  </pic:nvPicPr>
+                  <pic:blipFill rotWithShape="1">
+                    <a:blip r:embed="rId21" cstate="print">
+                      <a:extLst>
+                        <a:ext uri="{28A0092B-C50C-407E-A947-70E740481C1C}">
+                          <a14:useLocalDpi xmlns:a14="http://schemas.microsoft.com/office/drawing/2010/main" val="0"/>
+                        </a:ext>
+                      </a:extLst>
+                    </a:blip>
+                    <a:srcRect l="18720" t="1683" r="8873" b="-523"/>
+                    <a:stretch/>
+                  </pic:blipFill>
+                  <pic:spPr bwMode="auto">
+                    <a:xfrm rot="16200000">
+                      <a:off x="0" y="0"/>
+                      <a:ext cx="2066323" cy="3760914"/>
+                    </a:xfrm>
+                    <a:prstGeom prst="rect">
+                      <a:avLst/>
+                    </a:prstGeom>
+                    <a:ln>
+                      <a:noFill/>
+                    </a:ln>
+                    <a:extLst>
+                      <a:ext uri="{53640926-AAD7-44D8-BBD7-CCE9431645EC}">
+                        <a14:shadowObscured xmlns:a14="http://schemas.microsoft.com/office/drawing/2010/main"/>
+                      </a:ext>
+                    </a:extLst>
+                  </pic:spPr>
+                </pic:pic>
+              </a:graphicData>
+            </a:graphic>
+          </wp:inline>
+        </w:drawing>
+      </w:r>
+    </w:p>
+    <w:p>
+      <w:pPr>
+        <w:pStyle w:val="ListParagraph"/>
+        <w:numPr>
+          <w:ilvl w:val="0"/>
+          <w:numId w:val="1"/>
+        </w:numPr>
+        <w:rPr>
+          <w:b/>
+          <w:bCs/>
+        </w:rPr>
+      </w:pPr>
+      <w:r>
+        <w:rPr>
+          <w:b/>
+          <w:bCs/>
+        </w:rPr>
+        <w:t xml:space="preserve">Insertamos 1 peso: </w:t>
+      </w:r>
+    </w:p>
+    <w:p>
+      <w:r>
+        <w:t>por medio de la consola vemos que se ha insertado el peso correctamente</w:t>
+      </w:r>
+    </w:p>
+    <w:p>
+      <w:pPr>
+        <w:rPr>
+          <w:b/>
+          <w:bCs/>
+        </w:rPr>
+      </w:pPr>
+      <w:r>
+        <w:rPr>
+          <w:b/>
+          <w:bCs/>
+        </w:rPr>
+        <w:drawing>
+          <wp:inline distT="0" distB="0" distL="0" distR="0" wp14:anchorId="760F73FD" wp14:editId="49E1A965">
+            <wp:extent cx="4515480" cy="1600423"/>
+            <wp:effectExtent l="0" t="0" r="0" b="0"/>
+            <wp:docPr id="20" name="Picture 20"/>
+            <wp:cNvGraphicFramePr>
+              <a:graphicFrameLocks xmlns:a="http://schemas.openxmlformats.org/drawingml/2006/main" noChangeAspect="1"/>
+            </wp:cNvGraphicFramePr>
+            <a:graphic xmlns:a="http://schemas.openxmlformats.org/drawingml/2006/main">
+              <a:graphicData uri="http://schemas.openxmlformats.org/drawingml/2006/picture">
+                <pic:pic xmlns:pic="http://schemas.openxmlformats.org/drawingml/2006/picture">
+                  <pic:nvPicPr>
+                    <pic:cNvPr id="1" name=""/>
+                    <pic:cNvPicPr/>
+                  </pic:nvPicPr>
+                  <pic:blipFill>
+                    <a:blip r:embed="rId22"/>
+                    <a:stretch>
+                      <a:fillRect/>
+                    </a:stretch>
+                  </pic:blipFill>
+                  <pic:spPr>
+                    <a:xfrm>
+                      <a:off x="0" y="0"/>
+                      <a:ext cx="4515480" cy="1600423"/>
+                    </a:xfrm>
+                    <a:prstGeom prst="rect">
+                      <a:avLst/>
+                    </a:prstGeom>
+                  </pic:spPr>
+                </pic:pic>
+              </a:graphicData>
+            </a:graphic>
+          </wp:inline>
+        </w:drawing>
+      </w:r>
+    </w:p>
+    <w:p>
+      <w:pPr>
+        <w:pStyle w:val="ListParagraph"/>
+        <w:numPr>
+          <w:ilvl w:val="0"/>
+          <w:numId w:val="1"/>
+        </w:numPr>
+        <w:rPr>
+          <w:b/>
+          <w:bCs/>
+        </w:rPr>
+      </w:pPr>
+      <w:proofErr w:type="spellStart"/>
+      <w:r>
+        <w:rPr>
+          <w:b/>
+          <w:bCs/>
+        </w:rPr>
+        <w:t>Inseramos</w:t>
+      </w:r>
+      <w:proofErr w:type="spellEnd"/>
+      <w:r>
+        <w:rPr>
+          <w:b/>
+          <w:bCs/>
+        </w:rPr>
+        <w:t xml:space="preserve"> 5 pesos</w:t>
+      </w:r>
+    </w:p>
+    <w:p>
+      <w:pPr>
+        <w:rPr>
+          <w:b/>
+          <w:bCs/>
+        </w:rPr>
+      </w:pPr>
+      <w:r>
+        <w:rPr>
+          <w:b/>
+          <w:bCs/>
+        </w:rPr>
+        <w:drawing>
+          <wp:inline distT="0" distB="0" distL="0" distR="0" wp14:anchorId="50997DBF" wp14:editId="72DDD8B3">
+            <wp:extent cx="3492500" cy="3021519"/>
+            <wp:effectExtent l="0" t="0" r="0" b="7620"/>
+            <wp:docPr id="21" name="Picture 21"/>
+            <wp:cNvGraphicFramePr>
+              <a:graphicFrameLocks xmlns:a="http://schemas.openxmlformats.org/drawingml/2006/main" noChangeAspect="1"/>
+            </wp:cNvGraphicFramePr>
+            <a:graphic xmlns:a="http://schemas.openxmlformats.org/drawingml/2006/main">
+              <a:graphicData uri="http://schemas.openxmlformats.org/drawingml/2006/picture">
+                <pic:pic xmlns:pic="http://schemas.openxmlformats.org/drawingml/2006/picture">
+                  <pic:nvPicPr>
+                    <pic:cNvPr id="1" name=""/>
+                    <pic:cNvPicPr/>
+                  </pic:nvPicPr>
+                  <pic:blipFill>
+                    <a:blip r:embed="rId23"/>
+                    <a:stretch>
+                      <a:fillRect/>
+                    </a:stretch>
+                  </pic:blipFill>
+                  <pic:spPr>
+                    <a:xfrm>
+                      <a:off x="0" y="0"/>
+                      <a:ext cx="3497695" cy="3026013"/>
+                    </a:xfrm>
+                    <a:prstGeom prst="rect">
+                      <a:avLst/>
+                    </a:prstGeom>
+                  </pic:spPr>
+                </pic:pic>
+              </a:graphicData>
+            </a:graphic>
+          </wp:inline>
+        </w:drawing>
+      </w:r>
+    </w:p>
+    <w:p>
+      <w:r>
+        <w:lastRenderedPageBreak/>
+        <w:t xml:space="preserve">Al igual que en la simulación me indica el dinero que inserte y lo que me falta, </w:t>
+      </w:r>
+    </w:p>
+    <w:p>
+      <w:pPr>
+        <w:pStyle w:val="ListParagraph"/>
+        <w:numPr>
+          <w:ilvl w:val="0"/>
+          <w:numId w:val="1"/>
+        </w:numPr>
+        <w:rPr>
+          <w:b/>
+          <w:bCs/>
+        </w:rPr>
+      </w:pPr>
+      <w:r>
+        <w:rPr>
+          <w:b/>
+          <w:bCs/>
+        </w:rPr>
+        <w:t>Insertar moneda de 10:</w:t>
+      </w:r>
+    </w:p>
+    <w:p>
+      <w:pPr>
+        <w:jc w:val="both"/>
+      </w:pPr>
+      <w:r>
+        <w:t xml:space="preserve">al </w:t>
+      </w:r>
+      <w:proofErr w:type="spellStart"/>
+      <w:r>
+        <w:t>inserar</w:t>
+      </w:r>
+      <w:proofErr w:type="spellEnd"/>
+      <w:r>
+        <w:t xml:space="preserve"> la moneda de 10 me da el cambio</w:t>
+      </w:r>
+      <w:r>
+        <w:t xml:space="preserve"> que es de 1 peso</w:t>
+      </w:r>
+    </w:p>
+    <w:p>
+      <w:pPr>
+        <w:jc w:val="both"/>
+      </w:pPr>
+      <w:r>
+        <w:rPr>
+          <w:noProof/>
+        </w:rPr>
+        <w:drawing>
+          <wp:inline distT="0" distB="0" distL="0" distR="0" wp14:anchorId="551C1233" wp14:editId="76A42BD4">
+            <wp:extent cx="3822700" cy="2298700"/>
+            <wp:effectExtent l="0" t="0" r="6350" b="6350"/>
+            <wp:docPr id="22" name="Picture 22" descr="A finger pointing at a circuit board"/>
+            <wp:cNvGraphicFramePr>
+              <a:graphicFrameLocks xmlns:a="http://schemas.openxmlformats.org/drawingml/2006/main" noChangeAspect="1"/>
+            </wp:cNvGraphicFramePr>
+            <a:graphic xmlns:a="http://schemas.openxmlformats.org/drawingml/2006/main">
+              <a:graphicData uri="http://schemas.openxmlformats.org/drawingml/2006/picture">
+                <pic:pic xmlns:pic="http://schemas.openxmlformats.org/drawingml/2006/picture">
+                  <pic:nvPicPr>
+                    <pic:cNvPr id="22" name="Picture 22" descr="A finger pointing at a circuit board"/>
+                    <pic:cNvPicPr/>
+                  </pic:nvPicPr>
+                  <pic:blipFill rotWithShape="1">
+                    <a:blip r:embed="rId24" cstate="print">
+                      <a:extLst>
+                        <a:ext uri="{28A0092B-C50C-407E-A947-70E740481C1C}">
+                          <a14:useLocalDpi xmlns:a14="http://schemas.microsoft.com/office/drawing/2010/main" val="0"/>
+                        </a:ext>
+                      </a:extLst>
+                    </a:blip>
+                    <a:srcRect l="-831" t="35830" r="682" b="36337"/>
+                    <a:stretch/>
+                  </pic:blipFill>
+                  <pic:spPr bwMode="auto">
+                    <a:xfrm>
+                      <a:off x="0" y="0"/>
+                      <a:ext cx="3822700" cy="2298700"/>
+                    </a:xfrm>
+                    <a:prstGeom prst="rect">
+                      <a:avLst/>
+                    </a:prstGeom>
+                    <a:ln>
+                      <a:noFill/>
+                    </a:ln>
+                    <a:extLst>
+                      <a:ext uri="{53640926-AAD7-44D8-BBD7-CCE9431645EC}">
+                        <a14:shadowObscured xmlns:a14="http://schemas.microsoft.com/office/drawing/2010/main"/>
+                      </a:ext>
+                    </a:extLst>
+                  </pic:spPr>
+                </pic:pic>
+              </a:graphicData>
+            </a:graphic>
+          </wp:inline>
+        </w:drawing>
+      </w:r>
+    </w:p>
+    <w:p>
+      <w:pPr>
+        <w:jc w:val="both"/>
+      </w:pPr>
+      <w:r>
+        <w:t xml:space="preserve">El led azul indica las monedas de 1 peso, el led verde las de 5, el amarillo de 10 y el led rojo indica que se </w:t>
+      </w:r>
+      <w:proofErr w:type="spellStart"/>
+      <w:r>
+        <w:t>imprimio</w:t>
+      </w:r>
+      <w:proofErr w:type="spellEnd"/>
+      <w:r>
+        <w:t xml:space="preserve"> el boleto</w:t>
+      </w:r>
+    </w:p>
+    <w:p>
+      <w:pPr>
+        <w:pStyle w:val="ListParagraph"/>
+        <w:numPr>
+          <w:ilvl w:val="0"/>
+          <w:numId w:val="1"/>
+        </w:numPr>
+        <w:jc w:val="both"/>
+        <w:rPr>
+          <w:b/>
+          <w:bCs/>
+        </w:rPr>
+      </w:pPr>
+      <w:r>
+        <w:rPr>
+          <w:b/>
+          <w:bCs/>
+        </w:rPr>
+        <w:t>Imprime el boleto</w:t>
+      </w:r>
+    </w:p>
+    <w:p>
+      <w:pPr>
+        <w:jc w:val="both"/>
+      </w:pPr>
+      <w:r>
+        <w:rPr>
+          <w:noProof/>
+        </w:rPr>
+        <w:drawing>
+          <wp:inline distT="0" distB="0" distL="0" distR="0" wp14:anchorId="3B053568" wp14:editId="6F811EFB">
+            <wp:extent cx="3898900" cy="2355850"/>
+            <wp:effectExtent l="0" t="0" r="6350" b="6350"/>
+            <wp:docPr id="23" name="Picture 23" descr="A person holding a device with wires&#10;&#10;AI-generated content may be incorrect."/>
+            <wp:cNvGraphicFramePr>
+              <a:graphicFrameLocks xmlns:a="http://schemas.openxmlformats.org/drawingml/2006/main" noChangeAspect="1"/>
+            </wp:cNvGraphicFramePr>
+            <a:graphic xmlns:a="http://schemas.openxmlformats.org/drawingml/2006/main">
+              <a:graphicData uri="http://schemas.openxmlformats.org/drawingml/2006/picture">
+                <pic:pic xmlns:pic="http://schemas.openxmlformats.org/drawingml/2006/picture">
+                  <pic:nvPicPr>
+                    <pic:cNvPr id="23" name="Picture 23" descr="A person holding a device with wires&#10;&#10;AI-generated content may be incorrect."/>
+                    <pic:cNvPicPr/>
+                  </pic:nvPicPr>
+                  <pic:blipFill rotWithShape="1">
+                    <a:blip r:embed="rId25" cstate="print">
+                      <a:extLst>
+                        <a:ext uri="{28A0092B-C50C-407E-A947-70E740481C1C}">
+                          <a14:useLocalDpi xmlns:a14="http://schemas.microsoft.com/office/drawing/2010/main" val="0"/>
+                        </a:ext>
+                      </a:extLst>
+                    </a:blip>
+                    <a:srcRect l="-1332" t="35522" r="-815" b="35953"/>
+                    <a:stretch/>
+                  </pic:blipFill>
+                  <pic:spPr bwMode="auto">
+                    <a:xfrm>
+                      <a:off x="0" y="0"/>
+                      <a:ext cx="3898900" cy="2355850"/>
+                    </a:xfrm>
+                    <a:prstGeom prst="rect">
+                      <a:avLst/>
+                    </a:prstGeom>
+                    <a:ln>
+                      <a:noFill/>
+                    </a:ln>
+                    <a:extLst>
+                      <a:ext uri="{53640926-AAD7-44D8-BBD7-CCE9431645EC}">
+                        <a14:shadowObscured xmlns:a14="http://schemas.microsoft.com/office/drawing/2010/main"/>
+                      </a:ext>
+                    </a:extLst>
+                  </pic:spPr>
+                </pic:pic>
+              </a:graphicData>
+            </a:graphic>
+          </wp:inline>
+        </w:drawing>
+      </w:r>
+    </w:p>
+    <w:p>
+      <w:pPr>
+        <w:jc w:val="both"/>
+      </w:pPr>
+    </w:p>
+    <w:p>
+      <w:pPr>
+        <w:jc w:val="both"/>
+      </w:pPr>
+    </w:p>
+    <w:p>
+      <w:pPr>
+        <w:jc w:val="both"/>
+      </w:pPr>
+    </w:p>
+    <w:p>
+      <w:pPr>
+        <w:jc w:val="both"/>
+      </w:pPr>
+    </w:p>
+    <w:p>
+      <w:pPr>
+        <w:jc w:val="both"/>
+      </w:pPr>
+    </w:p>
+    <w:p>
+      <w:pPr>
+        <w:jc w:val="both"/>
+      </w:pPr>
+      <w:r>
+        <w:lastRenderedPageBreak/>
+        <w:t>Salida por monitor:</w:t>
+      </w:r>
+    </w:p>
+    <w:p>
+      <w:pPr>
+        <w:jc w:val="both"/>
+      </w:pPr>
+      <w:r>
+        <w:drawing>
+          <wp:inline distT="0" distB="0" distL="0" distR="0" wp14:anchorId="15678486" wp14:editId="540D5E83">
+            <wp:extent cx="2800350" cy="2565639"/>
+            <wp:effectExtent l="0" t="0" r="0" b="6350"/>
+            <wp:docPr id="24" name="Picture 24"/>
+            <wp:cNvGraphicFramePr>
+              <a:graphicFrameLocks xmlns:a="http://schemas.openxmlformats.org/drawingml/2006/main" noChangeAspect="1"/>
+            </wp:cNvGraphicFramePr>
+            <a:graphic xmlns:a="http://schemas.openxmlformats.org/drawingml/2006/main">
+              <a:graphicData uri="http://schemas.openxmlformats.org/drawingml/2006/picture">
+                <pic:pic xmlns:pic="http://schemas.openxmlformats.org/drawingml/2006/picture">
+                  <pic:nvPicPr>
+                    <pic:cNvPr id="1" name=""/>
+                    <pic:cNvPicPr/>
+                  </pic:nvPicPr>
+                  <pic:blipFill>
+                    <a:blip r:embed="rId26"/>
+                    <a:stretch>
+                      <a:fillRect/>
+                    </a:stretch>
+                  </pic:blipFill>
+                  <pic:spPr>
+                    <a:xfrm>
+                      <a:off x="0" y="0"/>
+                      <a:ext cx="2804757" cy="2569676"/>
+                    </a:xfrm>
+                    <a:prstGeom prst="rect">
+                      <a:avLst/>
+                    </a:prstGeom>
+                  </pic:spPr>
+                </pic:pic>
+              </a:graphicData>
+            </a:graphic>
+          </wp:inline>
+        </w:drawing>
+      </w:r>
+    </w:p>
+    <w:p>
+      <w:pPr>
+        <w:pStyle w:val="ListParagraph"/>
+        <w:numPr>
+          <w:ilvl w:val="0"/>
+          <w:numId w:val="1"/>
+        </w:numPr>
+        <w:rPr>
+          <w:b/>
+          <w:bCs/>
+        </w:rPr>
+      </w:pPr>
+      <w:r>
+        <w:rPr>
+          <w:b/>
+          <w:bCs/>
+        </w:rPr>
+        <w:t>Insertar moneda de 20 pesos</w:t>
+      </w:r>
+    </w:p>
+    <w:p>
+      <w:pPr>
+        <w:rPr>
+          <w:b/>
+          <w:bCs/>
+        </w:rPr>
+      </w:pPr>
+      <w:r>
+        <w:rPr>
+          <w:b/>
+          <w:bCs/>
+        </w:rPr>
+        <w:t>Recibe 20 pesos:</w:t>
+      </w:r>
+    </w:p>
+    <w:p>
+      <w:pPr>
+        <w:rPr>
+          <w:b/>
+          <w:bCs/>
+        </w:rPr>
+      </w:pPr>
+      <w:r>
+        <w:rPr>
+          <w:b/>
+          <w:bCs/>
+        </w:rPr>
+        <w:drawing>
+          <wp:inline distT="0" distB="0" distL="0" distR="0" wp14:anchorId="0C7822F7" wp14:editId="34A0699A">
+            <wp:extent cx="3028950" cy="2352270"/>
+            <wp:effectExtent l="0" t="0" r="0" b="0"/>
+            <wp:docPr id="25" name="Picture 25"/>
+            <wp:cNvGraphicFramePr>
+              <a:graphicFrameLocks xmlns:a="http://schemas.openxmlformats.org/drawingml/2006/main" noChangeAspect="1"/>
+            </wp:cNvGraphicFramePr>
+            <a:graphic xmlns:a="http://schemas.openxmlformats.org/drawingml/2006/main">
+              <a:graphicData uri="http://schemas.openxmlformats.org/drawingml/2006/picture">
+                <pic:pic xmlns:pic="http://schemas.openxmlformats.org/drawingml/2006/picture">
+                  <pic:nvPicPr>
+                    <pic:cNvPr id="1" name=""/>
+                    <pic:cNvPicPr/>
+                  </pic:nvPicPr>
+                  <pic:blipFill>
+                    <a:blip r:embed="rId27"/>
+                    <a:stretch>
+                      <a:fillRect/>
+                    </a:stretch>
+                  </pic:blipFill>
+                  <pic:spPr>
+                    <a:xfrm>
+                      <a:off x="0" y="0"/>
+                      <a:ext cx="3033997" cy="2356189"/>
+                    </a:xfrm>
+                    <a:prstGeom prst="rect">
+                      <a:avLst/>
+                    </a:prstGeom>
+                  </pic:spPr>
+                </pic:pic>
+              </a:graphicData>
+            </a:graphic>
+          </wp:inline>
+        </w:drawing>
+      </w:r>
+    </w:p>
+    <w:p>
+      <w:pPr>
+        <w:rPr>
+          <w:b/>
+          <w:bCs/>
+        </w:rPr>
+      </w:pPr>
+    </w:p>
+    <w:p>
+      <w:pPr>
+        <w:rPr>
+          <w:b/>
+          <w:bCs/>
+        </w:rPr>
+      </w:pPr>
+    </w:p>
+    <w:p>
+      <w:pPr>
+        <w:rPr>
+          <w:b/>
+          <w:bCs/>
+        </w:rPr>
+      </w:pPr>
+    </w:p>
+    <w:p>
+      <w:pPr>
+        <w:rPr>
+          <w:b/>
+          <w:bCs/>
+        </w:rPr>
+      </w:pPr>
+    </w:p>
+    <w:p>
+      <w:pPr>
+        <w:rPr>
+          <w:b/>
+          <w:bCs/>
+        </w:rPr>
+      </w:pPr>
+    </w:p>
+    <w:p>
+      <w:pPr>
+        <w:rPr>
+          <w:b/>
+          <w:bCs/>
+        </w:rPr>
+      </w:pPr>
+    </w:p>
+    <w:p>
+      <w:pPr>
+        <w:rPr>
+          <w:b/>
+          <w:bCs/>
+        </w:rPr>
+      </w:pPr>
+    </w:p>
+    <w:p>
+      <w:r>
+        <w:lastRenderedPageBreak/>
+        <w:t>Salida por el led verde indicando cambio de 5 pesos</w:t>
+      </w:r>
+    </w:p>
+    <w:p>
+      <w:pPr>
+        <w:rPr>
+          <w:b/>
+          <w:bCs/>
+        </w:rPr>
+      </w:pPr>
+      <w:r>
+        <w:rPr>
+          <w:b/>
+          <w:bCs/>
+          <w:noProof/>
+        </w:rPr>
+        <w:drawing>
+          <wp:inline distT="0" distB="0" distL="0" distR="0" wp14:anchorId="2DF7A241" wp14:editId="4194A0A4">
+            <wp:extent cx="2654155" cy="5742795"/>
+            <wp:effectExtent l="0" t="1270" r="0" b="0"/>
+            <wp:docPr id="26" name="Picture 26" descr="A finger pointing at a circuit board"/>
+            <wp:cNvGraphicFramePr>
+              <a:graphicFrameLocks xmlns:a="http://schemas.openxmlformats.org/drawingml/2006/main" noChangeAspect="1"/>
+            </wp:cNvGraphicFramePr>
+            <a:graphic xmlns:a="http://schemas.openxmlformats.org/drawingml/2006/main">
+              <a:graphicData uri="http://schemas.openxmlformats.org/drawingml/2006/picture">
+                <pic:pic xmlns:pic="http://schemas.openxmlformats.org/drawingml/2006/picture">
+                  <pic:nvPicPr>
+                    <pic:cNvPr id="26" name="Picture 26" descr="A finger pointing at a circuit board"/>
+                    <pic:cNvPicPr/>
+                  </pic:nvPicPr>
+                  <pic:blipFill>
+                    <a:blip r:embed="rId28" cstate="print">
+                      <a:extLst>
+                        <a:ext uri="{28A0092B-C50C-407E-A947-70E740481C1C}">
+                          <a14:useLocalDpi xmlns:a14="http://schemas.microsoft.com/office/drawing/2010/main" val="0"/>
+                        </a:ext>
+                      </a:extLst>
+                    </a:blip>
+                    <a:stretch>
+                      <a:fillRect/>
+                    </a:stretch>
+                  </pic:blipFill>
+                  <pic:spPr>
+                    <a:xfrm rot="16200000">
+                      <a:off x="0" y="0"/>
+                      <a:ext cx="2669388" cy="5775754"/>
+                    </a:xfrm>
+                    <a:prstGeom prst="rect">
+                      <a:avLst/>
+                    </a:prstGeom>
+                  </pic:spPr>
+                </pic:pic>
+              </a:graphicData>
+            </a:graphic>
+          </wp:inline>
+        </w:drawing>
+      </w:r>
+    </w:p>
+    <w:p>
+      <w:r>
+        <w:t>Imprime el boleto:</w:t>
+      </w:r>
+    </w:p>
+    <w:p>
+      <w:r>
+        <w:rPr>
+          <w:noProof/>
+        </w:rPr>
+        <w:drawing>
+          <wp:inline distT="0" distB="0" distL="0" distR="0" wp14:anchorId="30FB085F" wp14:editId="6D32DD98">
+            <wp:extent cx="2667215" cy="5771052"/>
+            <wp:effectExtent l="0" t="8890" r="0" b="0"/>
+            <wp:docPr id="27" name="Picture 27" descr="A person holding a circuit board"/>
+            <wp:cNvGraphicFramePr>
+              <a:graphicFrameLocks xmlns:a="http://schemas.openxmlformats.org/drawingml/2006/main" noChangeAspect="1"/>
+            </wp:cNvGraphicFramePr>
+            <a:graphic xmlns:a="http://schemas.openxmlformats.org/drawingml/2006/main">
+              <a:graphicData uri="http://schemas.openxmlformats.org/drawingml/2006/picture">
+                <pic:pic xmlns:pic="http://schemas.openxmlformats.org/drawingml/2006/picture">
+                  <pic:nvPicPr>
+                    <pic:cNvPr id="27" name="Picture 27" descr="A person holding a circuit board"/>
+                    <pic:cNvPicPr/>
+                  </pic:nvPicPr>
+                  <pic:blipFill>
+                    <a:blip r:embed="rId29" cstate="print">
+                      <a:extLst>
+                        <a:ext uri="{28A0092B-C50C-407E-A947-70E740481C1C}">
+                          <a14:useLocalDpi xmlns:a14="http://schemas.microsoft.com/office/drawing/2010/main" val="0"/>
+                        </a:ext>
+                      </a:extLst>
+                    </a:blip>
+                    <a:stretch>
+                      <a:fillRect/>
+                    </a:stretch>
+                  </pic:blipFill>
+                  <pic:spPr>
+                    <a:xfrm rot="16200000">
+                      <a:off x="0" y="0"/>
+                      <a:ext cx="2675111" cy="5788136"/>
+                    </a:xfrm>
+                    <a:prstGeom prst="rect">
+                      <a:avLst/>
+                    </a:prstGeom>
+                  </pic:spPr>
+                </pic:pic>
+              </a:graphicData>
+            </a:graphic>
+          </wp:inline>
+        </w:drawing>
+      </w:r>
+    </w:p>
+    <w:p/>
+    <w:p/>
+    <w:p/>
+    <w:p/>
+    <w:p/>
+    <w:p/>
+    <w:p>
+      <w:pPr>
+        <w:pStyle w:val="ListParagraph"/>
+        <w:numPr>
+          <w:ilvl w:val="0"/>
+          <w:numId w:val="1"/>
+        </w:numPr>
+        <w:rPr>
+          <w:b/>
+          <w:bCs/>
+        </w:rPr>
+      </w:pPr>
+      <w:r>
+        <w:rPr>
+          <w:b/>
+          <w:bCs/>
+        </w:rPr>
+        <w:lastRenderedPageBreak/>
+        <w:t xml:space="preserve">Cambio de </w:t>
+      </w:r>
+      <w:proofErr w:type="spellStart"/>
+      <w:r>
+        <w:rPr>
+          <w:b/>
+          <w:bCs/>
+        </w:rPr>
+        <w:t>mas</w:t>
+      </w:r>
+      <w:proofErr w:type="spellEnd"/>
+      <w:r>
+        <w:rPr>
+          <w:b/>
+          <w:bCs/>
+        </w:rPr>
+        <w:t>:</w:t>
+      </w:r>
+    </w:p>
+    <w:p>
+      <w:r>
+        <w:t>Ahora insertaremos 30 pesos, primero 10 y después 20 para que indique mas estados en el cambio</w:t>
+      </w:r>
+    </w:p>
+    <w:p>
+      <w:r>
+        <w:t>Salida en monitor:</w:t>
+      </w:r>
+    </w:p>
+    <w:p>
+      <w:r>
+        <w:drawing>
+          <wp:inline distT="0" distB="0" distL="0" distR="0" wp14:anchorId="38A32BF8" wp14:editId="03E96EEA">
+            <wp:extent cx="3207291" cy="3594100"/>
+            <wp:effectExtent l="0" t="0" r="0" b="6350"/>
+            <wp:docPr id="28" name="Picture 28"/>
+            <wp:cNvGraphicFramePr>
+              <a:graphicFrameLocks xmlns:a="http://schemas.openxmlformats.org/drawingml/2006/main" noChangeAspect="1"/>
+            </wp:cNvGraphicFramePr>
+            <a:graphic xmlns:a="http://schemas.openxmlformats.org/drawingml/2006/main">
+              <a:graphicData uri="http://schemas.openxmlformats.org/drawingml/2006/picture">
+                <pic:pic xmlns:pic="http://schemas.openxmlformats.org/drawingml/2006/picture">
+                  <pic:nvPicPr>
+                    <pic:cNvPr id="1" name=""/>
+                    <pic:cNvPicPr/>
+                  </pic:nvPicPr>
+                  <pic:blipFill>
+                    <a:blip r:embed="rId30"/>
+                    <a:stretch>
+                      <a:fillRect/>
+                    </a:stretch>
+                  </pic:blipFill>
+                  <pic:spPr>
+                    <a:xfrm>
+                      <a:off x="0" y="0"/>
+                      <a:ext cx="3211456" cy="3598767"/>
+                    </a:xfrm>
+                    <a:prstGeom prst="rect">
+                      <a:avLst/>
+                    </a:prstGeom>
+                  </pic:spPr>
+                </pic:pic>
+              </a:graphicData>
+            </a:graphic>
+          </wp:inline>
+        </w:drawing>
+      </w:r>
+    </w:p>
+    <w:p>
+      <w:r>
+        <w:t>-cambio de 10 pesos – led amarillo</w:t>
+      </w:r>
+    </w:p>
+    <w:p>
+      <w:r>
+        <w:rPr>
+          <w:noProof/>
+        </w:rPr>
+        <w:drawing>
+          <wp:inline distT="0" distB="0" distL="0" distR="0" wp14:anchorId="1FE80E88" wp14:editId="6D457E23">
+            <wp:extent cx="2539683" cy="5495112"/>
+            <wp:effectExtent l="8255" t="0" r="2540" b="2540"/>
+            <wp:docPr id="29" name="Picture 29" descr="A circuit board with wires and a device"/>
+            <wp:cNvGraphicFramePr>
+              <a:graphicFrameLocks xmlns:a="http://schemas.openxmlformats.org/drawingml/2006/main" noChangeAspect="1"/>
+            </wp:cNvGraphicFramePr>
+            <a:graphic xmlns:a="http://schemas.openxmlformats.org/drawingml/2006/main">
+              <a:graphicData uri="http://schemas.openxmlformats.org/drawingml/2006/picture">
+                <pic:pic xmlns:pic="http://schemas.openxmlformats.org/drawingml/2006/picture">
+                  <pic:nvPicPr>
+                    <pic:cNvPr id="29" name="Picture 29" descr="A circuit board with wires and a device"/>
+                    <pic:cNvPicPr/>
+                  </pic:nvPicPr>
+                  <pic:blipFill>
+                    <a:blip r:embed="rId31" cstate="print">
+                      <a:extLst>
+                        <a:ext uri="{28A0092B-C50C-407E-A947-70E740481C1C}">
+                          <a14:useLocalDpi xmlns:a14="http://schemas.microsoft.com/office/drawing/2010/main" val="0"/>
+                        </a:ext>
+                      </a:extLst>
+                    </a:blip>
+                    <a:stretch>
+                      <a:fillRect/>
+                    </a:stretch>
+                  </pic:blipFill>
+                  <pic:spPr>
+                    <a:xfrm rot="16200000">
+                      <a:off x="0" y="0"/>
+                      <a:ext cx="2545930" cy="5508628"/>
+                    </a:xfrm>
+                    <a:prstGeom prst="rect">
+                      <a:avLst/>
+                    </a:prstGeom>
+                  </pic:spPr>
+                </pic:pic>
+              </a:graphicData>
+            </a:graphic>
+          </wp:inline>
+        </w:drawing>
+      </w:r>
+    </w:p>
+    <w:p/>
+    <w:p>
+      <w:r>
+        <w:lastRenderedPageBreak/>
+        <w:t>-cambio de 5 pesos:</w:t>
+      </w:r>
+    </w:p>
+    <w:p>
+      <w:r>
+        <w:rPr>
+          <w:noProof/>
+        </w:rPr>
+        <w:drawing>
+          <wp:inline distT="0" distB="0" distL="0" distR="0" wp14:anchorId="775AEC0F" wp14:editId="0A56A032">
+            <wp:extent cx="2611813" cy="5651180"/>
+            <wp:effectExtent l="4445" t="0" r="2540" b="2540"/>
+            <wp:docPr id="30" name="Picture 30" descr="A finger pointing at a circuit board&#10;&#10;AI-generated content may be incorrect."/>
+            <wp:cNvGraphicFramePr>
+              <a:graphicFrameLocks xmlns:a="http://schemas.openxmlformats.org/drawingml/2006/main" noChangeAspect="1"/>
+            </wp:cNvGraphicFramePr>
+            <a:graphic xmlns:a="http://schemas.openxmlformats.org/drawingml/2006/main">
+              <a:graphicData uri="http://schemas.openxmlformats.org/drawingml/2006/picture">
+                <pic:pic xmlns:pic="http://schemas.openxmlformats.org/drawingml/2006/picture">
+                  <pic:nvPicPr>
+                    <pic:cNvPr id="30" name="Picture 30" descr="A finger pointing at a circuit board&#10;&#10;AI-generated content may be incorrect."/>
+                    <pic:cNvPicPr/>
+                  </pic:nvPicPr>
+                  <pic:blipFill>
+                    <a:blip r:embed="rId28" cstate="print">
+                      <a:extLst>
+                        <a:ext uri="{28A0092B-C50C-407E-A947-70E740481C1C}">
+                          <a14:useLocalDpi xmlns:a14="http://schemas.microsoft.com/office/drawing/2010/main" val="0"/>
+                        </a:ext>
+                      </a:extLst>
+                    </a:blip>
+                    <a:stretch>
+                      <a:fillRect/>
+                    </a:stretch>
+                  </pic:blipFill>
+                  <pic:spPr>
+                    <a:xfrm rot="16200000">
+                      <a:off x="0" y="0"/>
+                      <a:ext cx="2622529" cy="5674366"/>
+                    </a:xfrm>
+                    <a:prstGeom prst="rect">
+                      <a:avLst/>
+                    </a:prstGeom>
+                  </pic:spPr>
+                </pic:pic>
+              </a:graphicData>
+            </a:graphic>
+          </wp:inline>
+        </w:drawing>
+      </w:r>
+    </w:p>
+    <w:p>
+      <w:r>
+        <w:t>-impresión de boleto:</w:t>
+      </w:r>
+    </w:p>
+    <w:p>
+      <w:r>
+        <w:rPr>
+          <w:noProof/>
+        </w:rPr>
+        <w:drawing>
+          <wp:inline distT="0" distB="0" distL="0" distR="0" wp14:anchorId="76224C8B" wp14:editId="2831675A">
+            <wp:extent cx="2387283" cy="5165364"/>
+            <wp:effectExtent l="1588" t="0" r="0" b="0"/>
+            <wp:docPr id="31" name="Picture 31" descr="A person holding a circuit board"/>
+            <wp:cNvGraphicFramePr>
+              <a:graphicFrameLocks xmlns:a="http://schemas.openxmlformats.org/drawingml/2006/main" noChangeAspect="1"/>
+            </wp:cNvGraphicFramePr>
+            <a:graphic xmlns:a="http://schemas.openxmlformats.org/drawingml/2006/main">
+              <a:graphicData uri="http://schemas.openxmlformats.org/drawingml/2006/picture">
+                <pic:pic xmlns:pic="http://schemas.openxmlformats.org/drawingml/2006/picture">
+                  <pic:nvPicPr>
+                    <pic:cNvPr id="31" name="Picture 31" descr="A person holding a circuit board"/>
+                    <pic:cNvPicPr/>
+                  </pic:nvPicPr>
+                  <pic:blipFill>
+                    <a:blip r:embed="rId29" cstate="print">
+                      <a:extLst>
+                        <a:ext uri="{28A0092B-C50C-407E-A947-70E740481C1C}">
+                          <a14:useLocalDpi xmlns:a14="http://schemas.microsoft.com/office/drawing/2010/main" val="0"/>
+                        </a:ext>
+                      </a:extLst>
+                    </a:blip>
+                    <a:stretch>
+                      <a:fillRect/>
+                    </a:stretch>
+                  </pic:blipFill>
+                  <pic:spPr>
+                    <a:xfrm rot="16200000">
+                      <a:off x="0" y="0"/>
+                      <a:ext cx="2392282" cy="5176180"/>
+                    </a:xfrm>
+                    <a:prstGeom prst="rect">
+                      <a:avLst/>
+                    </a:prstGeom>
+                  </pic:spPr>
+                </pic:pic>
+              </a:graphicData>
+            </a:graphic>
+          </wp:inline>
+        </w:drawing>
+      </w:r>
+    </w:p>
+    <w:p/>
+    <w:p/>
+    <w:p/>
+    <w:p/>
+    <w:p/>
+    <w:p/>
+    <w:p/>
+    <w:p>
+      <w:pPr>
+        <w:rPr>
+          <w:b/>
+          <w:bCs/>
+        </w:rPr>
+      </w:pPr>
+      <w:r>
+        <w:rPr>
+          <w:b/>
+          <w:bCs/>
+        </w:rPr>
+        <w:lastRenderedPageBreak/>
+        <w:t>Parte 2:</w:t>
+      </w:r>
+    </w:p>
+    <w:p>
+      <w:proofErr w:type="spellStart"/>
+      <w:r>
+        <w:t>Disene</w:t>
+      </w:r>
+      <w:proofErr w:type="spellEnd"/>
+      <w:r>
+        <w:t xml:space="preserve"> e implemente el </w:t>
+      </w:r>
+      <w:proofErr w:type="spellStart"/>
+      <w:r>
+        <w:t>comportámiento</w:t>
+      </w:r>
+      <w:proofErr w:type="spellEnd"/>
+      <w:r>
+        <w:t xml:space="preserve"> de </w:t>
+      </w:r>
+      <w:proofErr w:type="spellStart"/>
+      <w:r>
+        <w:t>lá</w:t>
+      </w:r>
+      <w:proofErr w:type="spellEnd"/>
+      <w:r>
+        <w:t xml:space="preserve"> </w:t>
+      </w:r>
+      <w:proofErr w:type="spellStart"/>
+      <w:r>
+        <w:t>bárrerá</w:t>
+      </w:r>
+      <w:proofErr w:type="spellEnd"/>
+      <w:r>
+        <w:t xml:space="preserve"> de control </w:t>
+      </w:r>
+      <w:proofErr w:type="spellStart"/>
+      <w:r>
+        <w:t>vehiculár</w:t>
+      </w:r>
+      <w:proofErr w:type="spellEnd"/>
+      <w:r>
+        <w:t xml:space="preserve"> por medio de un</w:t>
+      </w:r>
+      <w:r>
+        <w:t>a</w:t>
+      </w:r>
+      <w:r>
+        <w:t xml:space="preserve"> </w:t>
+      </w:r>
+      <w:r>
+        <w:t xml:space="preserve">máquina de estados. </w:t>
+      </w:r>
+      <w:proofErr w:type="spellStart"/>
+      <w:r>
+        <w:t>Lás</w:t>
+      </w:r>
+      <w:proofErr w:type="spellEnd"/>
+      <w:r>
+        <w:t xml:space="preserve"> </w:t>
+      </w:r>
+      <w:proofErr w:type="spellStart"/>
+      <w:r>
+        <w:t>ácciones</w:t>
+      </w:r>
+      <w:proofErr w:type="spellEnd"/>
+      <w:r>
+        <w:t xml:space="preserve"> que debe </w:t>
+      </w:r>
+      <w:proofErr w:type="spellStart"/>
+      <w:r>
+        <w:t>reálizár</w:t>
+      </w:r>
+      <w:proofErr w:type="spellEnd"/>
+      <w:r>
+        <w:t xml:space="preserve"> son:</w:t>
+      </w:r>
+    </w:p>
+    <w:p>
+      <w:pPr>
+        <w:pStyle w:val="ListParagraph"/>
+        <w:numPr>
+          <w:ilvl w:val="0"/>
+          <w:numId w:val="1"/>
+        </w:numPr>
+      </w:pPr>
+      <w:r>
+        <w:t xml:space="preserve">Si </w:t>
+      </w:r>
+      <w:proofErr w:type="spellStart"/>
+      <w:r>
+        <w:t>háy</w:t>
+      </w:r>
+      <w:proofErr w:type="spellEnd"/>
+      <w:r>
+        <w:t xml:space="preserve"> un </w:t>
+      </w:r>
+      <w:proofErr w:type="spellStart"/>
+      <w:r>
+        <w:t>cárro</w:t>
+      </w:r>
+      <w:proofErr w:type="spellEnd"/>
+      <w:r>
+        <w:t xml:space="preserve"> en </w:t>
+      </w:r>
+      <w:proofErr w:type="spellStart"/>
+      <w:r>
+        <w:t>esperá</w:t>
+      </w:r>
+      <w:proofErr w:type="spellEnd"/>
+      <w:r>
+        <w:t xml:space="preserve"> de </w:t>
+      </w:r>
+      <w:proofErr w:type="spellStart"/>
+      <w:r>
+        <w:t>cruzár</w:t>
+      </w:r>
+      <w:proofErr w:type="spellEnd"/>
+      <w:r>
+        <w:t xml:space="preserve"> </w:t>
+      </w:r>
+      <w:proofErr w:type="spellStart"/>
+      <w:r>
+        <w:t>lá</w:t>
+      </w:r>
+      <w:proofErr w:type="spellEnd"/>
+      <w:r>
+        <w:t xml:space="preserve"> </w:t>
+      </w:r>
+      <w:proofErr w:type="spellStart"/>
+      <w:r>
+        <w:t>bárrerá</w:t>
+      </w:r>
+      <w:proofErr w:type="spellEnd"/>
+      <w:r>
+        <w:t xml:space="preserve"> de control </w:t>
+      </w:r>
+      <w:proofErr w:type="spellStart"/>
+      <w:r>
+        <w:t>vehiculár</w:t>
+      </w:r>
+      <w:proofErr w:type="spellEnd"/>
+      <w:r>
+        <w:t xml:space="preserve">, está tiene que </w:t>
+      </w:r>
+      <w:proofErr w:type="spellStart"/>
+      <w:r>
+        <w:t>elevár</w:t>
+      </w:r>
+      <w:proofErr w:type="spellEnd"/>
+      <w:r>
+        <w:t xml:space="preserve"> l</w:t>
+      </w:r>
+      <w:r>
+        <w:t xml:space="preserve">a </w:t>
+      </w:r>
+      <w:proofErr w:type="spellStart"/>
+      <w:r>
+        <w:t>águjá</w:t>
+      </w:r>
+      <w:proofErr w:type="spellEnd"/>
+      <w:r>
+        <w:t xml:space="preserve"> </w:t>
+      </w:r>
+      <w:proofErr w:type="spellStart"/>
+      <w:r>
+        <w:t>hástá</w:t>
+      </w:r>
+      <w:proofErr w:type="spellEnd"/>
+      <w:r>
+        <w:t xml:space="preserve"> que este en </w:t>
+      </w:r>
+      <w:proofErr w:type="spellStart"/>
+      <w:r>
+        <w:t>lá</w:t>
+      </w:r>
+      <w:proofErr w:type="spellEnd"/>
+      <w:r>
+        <w:t xml:space="preserve"> </w:t>
+      </w:r>
+      <w:proofErr w:type="spellStart"/>
+      <w:r>
+        <w:t>posicion</w:t>
+      </w:r>
+      <w:proofErr w:type="spellEnd"/>
+      <w:r>
+        <w:t xml:space="preserve"> de </w:t>
+      </w:r>
+      <w:proofErr w:type="spellStart"/>
+      <w:r>
+        <w:t>árribá</w:t>
+      </w:r>
+      <w:proofErr w:type="spellEnd"/>
+      <w:r>
+        <w:t>.</w:t>
+      </w:r>
+    </w:p>
+    <w:p>
+      <w:pPr>
+        <w:pStyle w:val="ListParagraph"/>
+        <w:numPr>
+          <w:ilvl w:val="0"/>
+          <w:numId w:val="1"/>
+        </w:numPr>
+      </w:pPr>
+      <w:r>
+        <w:t xml:space="preserve"> </w:t>
+      </w:r>
+      <w:proofErr w:type="spellStart"/>
+      <w:r>
+        <w:t>Uná</w:t>
+      </w:r>
+      <w:proofErr w:type="spellEnd"/>
+      <w:r>
+        <w:t xml:space="preserve"> vez </w:t>
+      </w:r>
+      <w:proofErr w:type="spellStart"/>
+      <w:r>
+        <w:t>árribá</w:t>
+      </w:r>
+      <w:proofErr w:type="spellEnd"/>
+      <w:r>
+        <w:t xml:space="preserve">, debe </w:t>
+      </w:r>
+      <w:proofErr w:type="spellStart"/>
+      <w:r>
+        <w:t>permánecer</w:t>
+      </w:r>
+      <w:proofErr w:type="spellEnd"/>
+      <w:r>
+        <w:t xml:space="preserve"> </w:t>
+      </w:r>
+      <w:proofErr w:type="spellStart"/>
+      <w:r>
+        <w:t>ásí</w:t>
+      </w:r>
+      <w:proofErr w:type="spellEnd"/>
+      <w:r>
+        <w:t xml:space="preserve"> </w:t>
+      </w:r>
+      <w:proofErr w:type="spellStart"/>
+      <w:r>
+        <w:t>hástá</w:t>
+      </w:r>
+      <w:proofErr w:type="spellEnd"/>
+      <w:r>
+        <w:t xml:space="preserve"> que el </w:t>
+      </w:r>
+      <w:proofErr w:type="spellStart"/>
+      <w:r>
+        <w:t>cárro</w:t>
+      </w:r>
+      <w:proofErr w:type="spellEnd"/>
+      <w:r>
+        <w:t xml:space="preserve"> </w:t>
+      </w:r>
+      <w:r>
+        <w:t>haya</w:t>
+      </w:r>
+      <w:r>
+        <w:t xml:space="preserve"> </w:t>
+      </w:r>
+      <w:r>
+        <w:t>cruzado</w:t>
+      </w:r>
+      <w:r>
+        <w:t xml:space="preserve"> </w:t>
+      </w:r>
+      <w:proofErr w:type="spellStart"/>
+      <w:r>
+        <w:t>lá</w:t>
+      </w:r>
+      <w:proofErr w:type="spellEnd"/>
+      <w:r>
+        <w:t xml:space="preserve"> </w:t>
+      </w:r>
+      <w:proofErr w:type="spellStart"/>
+      <w:r>
+        <w:t>bárrerá</w:t>
+      </w:r>
+      <w:proofErr w:type="spellEnd"/>
+      <w:r>
+        <w:t>.</w:t>
+      </w:r>
+    </w:p>
+    <w:p>
+      <w:pPr>
+        <w:pStyle w:val="ListParagraph"/>
+        <w:numPr>
+          <w:ilvl w:val="0"/>
+          <w:numId w:val="1"/>
+        </w:numPr>
+      </w:pPr>
+      <w:r>
+        <w:t>Después</w:t>
+      </w:r>
+      <w:r>
+        <w:t xml:space="preserve"> de que el </w:t>
+      </w:r>
+      <w:r>
+        <w:t>carro</w:t>
+      </w:r>
+      <w:r>
+        <w:t xml:space="preserve"> </w:t>
+      </w:r>
+      <w:r>
+        <w:t>ha</w:t>
+      </w:r>
+      <w:r>
+        <w:t xml:space="preserve"> </w:t>
+      </w:r>
+      <w:r>
+        <w:t>cruzado</w:t>
+      </w:r>
+      <w:r>
+        <w:t xml:space="preserve">, </w:t>
+      </w:r>
+      <w:r>
+        <w:t>la</w:t>
+      </w:r>
+      <w:r>
+        <w:t xml:space="preserve"> </w:t>
+      </w:r>
+      <w:r>
+        <w:t>barrerá</w:t>
+      </w:r>
+      <w:r>
+        <w:t xml:space="preserve"> de control </w:t>
+      </w:r>
+      <w:r>
+        <w:t>vehicular</w:t>
+      </w:r>
+      <w:r>
+        <w:t xml:space="preserve"> tiene que </w:t>
+      </w:r>
+      <w:r>
+        <w:t>bajar</w:t>
+      </w:r>
+      <w:r>
+        <w:t xml:space="preserve"> </w:t>
+      </w:r>
+      <w:r>
+        <w:t>la</w:t>
+      </w:r>
+      <w:r>
+        <w:t xml:space="preserve"> </w:t>
+      </w:r>
+      <w:r>
+        <w:t>aguja</w:t>
+      </w:r>
+      <w:r>
+        <w:t xml:space="preserve"> </w:t>
+      </w:r>
+      <w:r>
+        <w:t>hasta</w:t>
+      </w:r>
+      <w:r>
+        <w:t xml:space="preserve"> </w:t>
+      </w:r>
+      <w:r>
+        <w:t>la</w:t>
+      </w:r>
+      <w:r>
+        <w:t xml:space="preserve"> </w:t>
+      </w:r>
+      <w:r>
+        <w:t>posición</w:t>
+      </w:r>
+      <w:r>
+        <w:t xml:space="preserve"> de </w:t>
+      </w:r>
+      <w:r>
+        <w:t>abajo</w:t>
+      </w:r>
+      <w:r>
+        <w:t>.</w:t>
+      </w:r>
+    </w:p>
+    <w:p>
+      <w:r>
+        <w:t xml:space="preserve">la aguja se desplaza en 3 posiciones </w:t>
+      </w:r>
+      <w:r>
+        <w:rPr>
+          <w:b/>
+          <w:bCs/>
+        </w:rPr>
+        <w:t>abajo, en medio y arriba</w:t>
+      </w:r>
+      <w:r>
+        <w:rPr>
+          <w:b/>
+          <w:bCs/>
+        </w:rPr>
+        <w:t xml:space="preserve">, </w:t>
+      </w:r>
+      <w:r>
+        <w:t xml:space="preserve">la aguja debe de pasar por esos 3 estados cunado se eleva y de manera inversa cunado esta arriba y requiere </w:t>
+      </w:r>
+      <w:r>
+        <w:t>descender</w:t>
+      </w:r>
+      <w:r>
+        <w:t xml:space="preserve">. </w:t>
+      </w:r>
+    </w:p>
+    <w:p>
+      <w:r>
+        <w:t xml:space="preserve">Estados donde podría estar la barrea de control: </w:t>
+      </w:r>
+    </w:p>
+    <w:p>
+      <w:pPr>
+        <w:pStyle w:val="ListParagraph"/>
+        <w:numPr>
+          <w:ilvl w:val="0"/>
+          <w:numId w:val="1"/>
+        </w:numPr>
+      </w:pPr>
+      <w:r>
+        <w:t>Estado i</w:t>
+      </w:r>
+      <w:r>
+        <w:t>nic</w:t>
+      </w:r>
+      <w:r>
+        <w:t xml:space="preserve">ial donde </w:t>
+      </w:r>
+      <w:r>
+        <w:t>está</w:t>
+      </w:r>
+      <w:r>
+        <w:t xml:space="preserve"> en espera de un </w:t>
+      </w:r>
+      <w:r>
+        <w:t>vehículo</w:t>
+      </w:r>
+      <w:r>
+        <w:t xml:space="preserve"> </w:t>
+      </w:r>
+    </w:p>
+    <w:p>
+      <w:pPr>
+        <w:pStyle w:val="ListParagraph"/>
+        <w:numPr>
+          <w:ilvl w:val="0"/>
+          <w:numId w:val="1"/>
+        </w:numPr>
+      </w:pPr>
+      <w:r>
+        <w:t xml:space="preserve">Estado donde se </w:t>
+      </w:r>
+      <w:r>
+        <w:t>está</w:t>
+      </w:r>
+      <w:r>
+        <w:t xml:space="preserve"> </w:t>
+      </w:r>
+      <w:r>
+        <w:t>elevando</w:t>
+      </w:r>
+      <w:r>
+        <w:t xml:space="preserve"> la aguja</w:t>
+      </w:r>
+    </w:p>
+    <w:p>
+      <w:pPr>
+        <w:pStyle w:val="ListParagraph"/>
+        <w:numPr>
+          <w:ilvl w:val="0"/>
+          <w:numId w:val="1"/>
+        </w:numPr>
+      </w:pPr>
+      <w:r>
+        <w:t xml:space="preserve">Estado donde la guja ya </w:t>
+      </w:r>
+      <w:r>
+        <w:t>está</w:t>
+      </w:r>
+      <w:r>
+        <w:t xml:space="preserve"> en la posición de arriba y la barrea de control vehiculas esta en espera de que el carro pase</w:t>
+      </w:r>
+    </w:p>
+    <w:p>
+      <w:pPr>
+        <w:pStyle w:val="ListParagraph"/>
+        <w:numPr>
+          <w:ilvl w:val="0"/>
+          <w:numId w:val="1"/>
+        </w:numPr>
+      </w:pPr>
+      <w:r>
+        <w:t xml:space="preserve">Estado donde </w:t>
+      </w:r>
+      <w:r>
+        <w:t>está</w:t>
+      </w:r>
+      <w:r>
+        <w:t xml:space="preserve"> bajando la guja</w:t>
+      </w:r>
+    </w:p>
+    <w:p/>
+    <w:p>
+      <w:pPr>
+        <w:rPr>
+          <w:b/>
+          <w:bCs/>
+        </w:rPr>
+      </w:pPr>
+      <w:r>
+        <w:rPr>
+          <w:b/>
+          <w:bCs/>
+        </w:rPr>
+        <w:t>diagrama de estados para la barrea:</w:t>
+      </w:r>
+    </w:p>
+    <w:p>
+      <w:r>
+        <w:drawing>
+          <wp:inline distT="0" distB="0" distL="0" distR="0" wp14:anchorId="061A3B3B" wp14:editId="0FC16451">
+            <wp:extent cx="3995198" cy="3028950"/>
+            <wp:effectExtent l="0" t="0" r="5715" b="0"/>
+            <wp:docPr id="32" name="Picture 32"/>
+            <wp:cNvGraphicFramePr>
+              <a:graphicFrameLocks xmlns:a="http://schemas.openxmlformats.org/drawingml/2006/main" noChangeAspect="1"/>
+            </wp:cNvGraphicFramePr>
+            <a:graphic xmlns:a="http://schemas.openxmlformats.org/drawingml/2006/main">
+              <a:graphicData uri="http://schemas.openxmlformats.org/drawingml/2006/picture">
+                <pic:pic xmlns:pic="http://schemas.openxmlformats.org/drawingml/2006/picture">
+                  <pic:nvPicPr>
+                    <pic:cNvPr id="1" name=""/>
+                    <pic:cNvPicPr/>
+                  </pic:nvPicPr>
+                  <pic:blipFill>
+                    <a:blip r:embed="rId32"/>
+                    <a:stretch>
+                      <a:fillRect/>
+                    </a:stretch>
+                  </pic:blipFill>
+                  <pic:spPr>
+                    <a:xfrm>
+                      <a:off x="0" y="0"/>
+                      <a:ext cx="4009895" cy="3040092"/>
+                    </a:xfrm>
+                    <a:prstGeom prst="rect">
+                      <a:avLst/>
+                    </a:prstGeom>
+                  </pic:spPr>
+                </pic:pic>
+              </a:graphicData>
+            </a:graphic>
+          </wp:inline>
+        </w:drawing>
+      </w:r>
+    </w:p>
+    <w:p>
+      <w:pPr>
+        <w:rPr>
+          <w:b/>
+          <w:bCs/>
+        </w:rPr>
+      </w:pPr>
+      <w:r>
+        <w:rPr>
+          <w:b/>
+          <w:bCs/>
+        </w:rPr>
+        <w:lastRenderedPageBreak/>
+        <w:t xml:space="preserve">Simulación en </w:t>
+      </w:r>
+      <w:proofErr w:type="spellStart"/>
+      <w:r>
+        <w:rPr>
+          <w:b/>
+          <w:bCs/>
+        </w:rPr>
+        <w:t>wokwi</w:t>
+      </w:r>
+      <w:proofErr w:type="spellEnd"/>
+      <w:r>
+        <w:rPr>
+          <w:b/>
+          <w:bCs/>
+        </w:rPr>
+        <w:t>:</w:t>
+      </w:r>
+    </w:p>
+    <w:p>
+      <w:r>
+        <w:t xml:space="preserve">Para que el proceso de la animación de elevación de la </w:t>
+      </w:r>
+      <w:r>
+        <w:t xml:space="preserve">aguja primero de debe de dar la señal que se completo el pago en la caseta de otro modo no se deja </w:t>
+      </w:r>
+    </w:p>
+    <w:p>
+      <w:r>
+        <w:t>Primero inserto 5 pesos:</w:t>
+      </w:r>
+    </w:p>
+    <w:p>
+      <w:r>
+        <w:drawing>
+          <wp:inline distT="0" distB="0" distL="0" distR="0" wp14:anchorId="2CE0770B" wp14:editId="03750C4C">
+            <wp:extent cx="4250055" cy="3617692"/>
+            <wp:effectExtent l="0" t="0" r="0" b="1905"/>
+            <wp:docPr id="33" name="Picture 33"/>
+            <wp:cNvGraphicFramePr>
+              <a:graphicFrameLocks xmlns:a="http://schemas.openxmlformats.org/drawingml/2006/main" noChangeAspect="1"/>
+            </wp:cNvGraphicFramePr>
+            <a:graphic xmlns:a="http://schemas.openxmlformats.org/drawingml/2006/main">
+              <a:graphicData uri="http://schemas.openxmlformats.org/drawingml/2006/picture">
+                <pic:pic xmlns:pic="http://schemas.openxmlformats.org/drawingml/2006/picture">
+                  <pic:nvPicPr>
+                    <pic:cNvPr id="1" name=""/>
+                    <pic:cNvPicPr/>
+                  </pic:nvPicPr>
+                  <pic:blipFill>
+                    <a:blip r:embed="rId33"/>
+                    <a:stretch>
+                      <a:fillRect/>
+                    </a:stretch>
+                  </pic:blipFill>
+                  <pic:spPr>
+                    <a:xfrm>
+                      <a:off x="0" y="0"/>
+                      <a:ext cx="4255503" cy="3622329"/>
+                    </a:xfrm>
+                    <a:prstGeom prst="rect">
+                      <a:avLst/>
+                    </a:prstGeom>
+                  </pic:spPr>
+                </pic:pic>
+              </a:graphicData>
+            </a:graphic>
+          </wp:inline>
+        </w:drawing>
+      </w:r>
+    </w:p>
+    <w:p>
+      <w:r>
+        <w:t>Después quiero indicar que estoy esperando lo cual me lanzara que un no se ha completado el pago</w:t>
+      </w:r>
+    </w:p>
+    <w:p>
+      <w:r>
+        <w:drawing>
+          <wp:inline distT="0" distB="0" distL="0" distR="0" wp14:anchorId="393A7DBC" wp14:editId="48A44C4C">
+            <wp:extent cx="5612130" cy="1548765"/>
+            <wp:effectExtent l="0" t="0" r="7620" b="0"/>
+            <wp:docPr id="34" name="Picture 34"/>
+            <wp:cNvGraphicFramePr>
+              <a:graphicFrameLocks xmlns:a="http://schemas.openxmlformats.org/drawingml/2006/main" noChangeAspect="1"/>
+            </wp:cNvGraphicFramePr>
+            <a:graphic xmlns:a="http://schemas.openxmlformats.org/drawingml/2006/main">
+              <a:graphicData uri="http://schemas.openxmlformats.org/drawingml/2006/picture">
+                <pic:pic xmlns:pic="http://schemas.openxmlformats.org/drawingml/2006/picture">
+                  <pic:nvPicPr>
+                    <pic:cNvPr id="1" name=""/>
+                    <pic:cNvPicPr/>
+                  </pic:nvPicPr>
+                  <pic:blipFill>
+                    <a:blip r:embed="rId34"/>
+                    <a:stretch>
+                      <a:fillRect/>
+                    </a:stretch>
+                  </pic:blipFill>
+                  <pic:spPr>
+                    <a:xfrm>
+                      <a:off x="0" y="0"/>
+                      <a:ext cx="5612130" cy="1548765"/>
+                    </a:xfrm>
+                    <a:prstGeom prst="rect">
+                      <a:avLst/>
+                    </a:prstGeom>
+                  </pic:spPr>
+                </pic:pic>
+              </a:graphicData>
+            </a:graphic>
+          </wp:inline>
+        </w:drawing>
+      </w:r>
+    </w:p>
+    <w:p>
+      <w:r>
+        <w:t xml:space="preserve">Realizo el pago completo y </w:t>
+      </w:r>
+      <w:r>
+        <w:t>presiono</w:t>
+      </w:r>
+      <w:r>
+        <w:t xml:space="preserve"> el botón izquierdo que indica que el </w:t>
+      </w:r>
+      <w:r>
+        <w:rPr>
+          <w:b/>
+          <w:bCs/>
+        </w:rPr>
+        <w:t>vehículo</w:t>
+      </w:r>
+      <w:r>
+        <w:rPr>
+          <w:b/>
+          <w:bCs/>
+        </w:rPr>
+        <w:t xml:space="preserve"> esta en espera </w:t>
+      </w:r>
+      <w:r>
+        <w:t>en espera que se eleve la aguja.</w:t>
+      </w:r>
+    </w:p>
+    <w:p>
+      <w:r>
+        <w:t>En un inicio esta establecido un led rojo que indica que la barrera esta abajo.</w:t>
+      </w:r>
+    </w:p>
+    <w:p>
+      <w:pPr>
+        <w:rPr>
+          <w:b/>
+          <w:bCs/>
+        </w:rPr>
+      </w:pPr>
+      <w:r>
+        <w:t xml:space="preserve">Ahora </w:t>
+      </w:r>
+      <w:r>
+        <w:t>está</w:t>
+      </w:r>
+      <w:r>
+        <w:t xml:space="preserve"> en posición de </w:t>
+      </w:r>
+      <w:r>
+        <w:rPr>
+          <w:b/>
+          <w:bCs/>
+        </w:rPr>
+        <w:t>en medio</w:t>
+      </w:r>
+    </w:p>
+    <w:p>
+      <w:pPr>
+        <w:rPr>
+          <w:b/>
+          <w:bCs/>
+        </w:rPr>
+      </w:pPr>
+      <w:r>
+        <w:rPr>
+          <w:b/>
+          <w:bCs/>
+        </w:rPr>
+        <w:lastRenderedPageBreak/>
+        <w:drawing>
+          <wp:inline distT="0" distB="0" distL="0" distR="0" wp14:anchorId="6DF763FD" wp14:editId="41EBCC0D">
+            <wp:extent cx="4335780" cy="3592545"/>
+            <wp:effectExtent l="0" t="0" r="7620" b="8255"/>
+            <wp:docPr id="35" name="Picture 35"/>
+            <wp:cNvGraphicFramePr>
+              <a:graphicFrameLocks xmlns:a="http://schemas.openxmlformats.org/drawingml/2006/main" noChangeAspect="1"/>
+            </wp:cNvGraphicFramePr>
+            <a:graphic xmlns:a="http://schemas.openxmlformats.org/drawingml/2006/main">
+              <a:graphicData uri="http://schemas.openxmlformats.org/drawingml/2006/picture">
+                <pic:pic xmlns:pic="http://schemas.openxmlformats.org/drawingml/2006/picture">
+                  <pic:nvPicPr>
+                    <pic:cNvPr id="1" name=""/>
+                    <pic:cNvPicPr/>
+                  </pic:nvPicPr>
+                  <pic:blipFill>
+                    <a:blip r:embed="rId35"/>
+                    <a:stretch>
+                      <a:fillRect/>
+                    </a:stretch>
+                  </pic:blipFill>
+                  <pic:spPr>
+                    <a:xfrm>
+                      <a:off x="0" y="0"/>
+                      <a:ext cx="4344137" cy="3599470"/>
+                    </a:xfrm>
+                    <a:prstGeom prst="rect">
+                      <a:avLst/>
+                    </a:prstGeom>
+                  </pic:spPr>
+                </pic:pic>
+              </a:graphicData>
+            </a:graphic>
+          </wp:inline>
+        </w:drawing>
+      </w:r>
+    </w:p>
+    <w:p>
+      <w:r>
+        <w:t xml:space="preserve">Después la aguja </w:t>
+      </w:r>
+      <w:r>
+        <w:t>está</w:t>
+      </w:r>
+      <w:r>
+        <w:t xml:space="preserve"> completamente arriba:</w:t>
+      </w:r>
+    </w:p>
+    <w:p>
+      <w:r>
+        <w:drawing>
+          <wp:inline distT="0" distB="0" distL="0" distR="0" wp14:anchorId="2CF85C75" wp14:editId="7DF7705D">
+            <wp:extent cx="4202566" cy="3676650"/>
+            <wp:effectExtent l="0" t="0" r="7620" b="0"/>
+            <wp:docPr id="36" name="Picture 36"/>
+            <wp:cNvGraphicFramePr>
+              <a:graphicFrameLocks xmlns:a="http://schemas.openxmlformats.org/drawingml/2006/main" noChangeAspect="1"/>
+            </wp:cNvGraphicFramePr>
+            <a:graphic xmlns:a="http://schemas.openxmlformats.org/drawingml/2006/main">
+              <a:graphicData uri="http://schemas.openxmlformats.org/drawingml/2006/picture">
+                <pic:pic xmlns:pic="http://schemas.openxmlformats.org/drawingml/2006/picture">
+                  <pic:nvPicPr>
+                    <pic:cNvPr id="1" name=""/>
+                    <pic:cNvPicPr/>
+                  </pic:nvPicPr>
+                  <pic:blipFill>
+                    <a:blip r:embed="rId36"/>
+                    <a:stretch>
+                      <a:fillRect/>
+                    </a:stretch>
+                  </pic:blipFill>
+                  <pic:spPr>
+                    <a:xfrm>
+                      <a:off x="0" y="0"/>
+                      <a:ext cx="4227226" cy="3698224"/>
+                    </a:xfrm>
+                    <a:prstGeom prst="rect">
+                      <a:avLst/>
+                    </a:prstGeom>
+                  </pic:spPr>
+                </pic:pic>
+              </a:graphicData>
+            </a:graphic>
+          </wp:inline>
+        </w:drawing>
+      </w:r>
+    </w:p>
+    <w:p/>
+    <w:p>
+      <w:r>
+        <w:lastRenderedPageBreak/>
+        <w:t xml:space="preserve">Se </w:t>
+      </w:r>
+      <w:r>
+        <w:t>quedará</w:t>
+      </w:r>
+      <w:r>
+        <w:t xml:space="preserve"> </w:t>
+      </w:r>
+      <w:r>
+        <w:t>así</w:t>
+      </w:r>
+      <w:r>
+        <w:t xml:space="preserve"> hasta que </w:t>
+      </w:r>
+      <w:r>
+        <w:t>presiono</w:t>
+      </w:r>
+      <w:r>
+        <w:t xml:space="preserve"> el botón de la derecha indicando que </w:t>
+      </w:r>
+      <w:r>
+        <w:rPr>
+          <w:b/>
+          <w:bCs/>
+        </w:rPr>
+        <w:t xml:space="preserve">el </w:t>
+      </w:r>
+      <w:r>
+        <w:rPr>
+          <w:b/>
+          <w:bCs/>
+        </w:rPr>
+        <w:t>vehículo</w:t>
+      </w:r>
+      <w:r>
+        <w:rPr>
+          <w:b/>
+          <w:bCs/>
+        </w:rPr>
+        <w:t xml:space="preserve"> paso </w:t>
+      </w:r>
+      <w:r>
+        <w:t xml:space="preserve">lo que </w:t>
+      </w:r>
+      <w:proofErr w:type="gramStart"/>
+      <w:r>
+        <w:t>bajara</w:t>
+      </w:r>
+      <w:proofErr w:type="gramEnd"/>
+      <w:r>
+        <w:t xml:space="preserve"> la aguja</w:t>
+      </w:r>
+    </w:p>
+    <w:p>
+      <w:pPr>
+        <w:rPr>
+          <w:b/>
+          <w:bCs/>
+        </w:rPr>
+      </w:pPr>
+      <w:r>
+        <w:t xml:space="preserve">Ahora </w:t>
+      </w:r>
+      <w:r>
+        <w:t>está</w:t>
+      </w:r>
+      <w:r>
+        <w:t xml:space="preserve"> en posición de </w:t>
+      </w:r>
+      <w:r>
+        <w:rPr>
+          <w:b/>
+          <w:bCs/>
+        </w:rPr>
+        <w:t xml:space="preserve">en medio: </w:t>
+      </w:r>
+    </w:p>
+    <w:p>
+      <w:r>
+        <w:drawing>
+          <wp:inline distT="0" distB="0" distL="0" distR="0" wp14:anchorId="22AF2EC8" wp14:editId="557CB556">
+            <wp:extent cx="4164330" cy="3359075"/>
+            <wp:effectExtent l="0" t="0" r="7620" b="0"/>
+            <wp:docPr id="37" name="Picture 37"/>
+            <wp:cNvGraphicFramePr>
+              <a:graphicFrameLocks xmlns:a="http://schemas.openxmlformats.org/drawingml/2006/main" noChangeAspect="1"/>
+            </wp:cNvGraphicFramePr>
+            <a:graphic xmlns:a="http://schemas.openxmlformats.org/drawingml/2006/main">
+              <a:graphicData uri="http://schemas.openxmlformats.org/drawingml/2006/picture">
+                <pic:pic xmlns:pic="http://schemas.openxmlformats.org/drawingml/2006/picture">
+                  <pic:nvPicPr>
+                    <pic:cNvPr id="1" name=""/>
+                    <pic:cNvPicPr/>
+                  </pic:nvPicPr>
+                  <pic:blipFill>
+                    <a:blip r:embed="rId37"/>
+                    <a:stretch>
+                      <a:fillRect/>
+                    </a:stretch>
+                  </pic:blipFill>
+                  <pic:spPr>
+                    <a:xfrm>
+                      <a:off x="0" y="0"/>
+                      <a:ext cx="4173998" cy="3366873"/>
+                    </a:xfrm>
+                    <a:prstGeom prst="rect">
+                      <a:avLst/>
+                    </a:prstGeom>
+                  </pic:spPr>
+                </pic:pic>
+              </a:graphicData>
+            </a:graphic>
+          </wp:inline>
+        </w:drawing>
+      </w:r>
+    </w:p>
+    <w:p>
+      <w:r>
+        <w:t xml:space="preserve">Ahora ya </w:t>
+      </w:r>
+      <w:r>
+        <w:t>está</w:t>
+      </w:r>
+      <w:r>
+        <w:t xml:space="preserve"> completamente </w:t>
+      </w:r>
+      <w:r>
+        <w:rPr>
+          <w:b/>
+          <w:bCs/>
+        </w:rPr>
+        <w:t xml:space="preserve">abajo </w:t>
+      </w:r>
+      <w:r>
+        <w:t xml:space="preserve">por lo que esta listo para recibir otro </w:t>
+      </w:r>
+      <w:r>
+        <w:t>vehículo</w:t>
+      </w:r>
+    </w:p>
+    <w:p>
+      <w:r>
+        <w:drawing>
+          <wp:inline distT="0" distB="0" distL="0" distR="0" wp14:anchorId="2A36D644" wp14:editId="4C5EBB2C">
+            <wp:extent cx="3781425" cy="3366401"/>
+            <wp:effectExtent l="0" t="0" r="0" b="5715"/>
+            <wp:docPr id="38" name="Picture 38"/>
+            <wp:cNvGraphicFramePr>
+              <a:graphicFrameLocks xmlns:a="http://schemas.openxmlformats.org/drawingml/2006/main" noChangeAspect="1"/>
+            </wp:cNvGraphicFramePr>
+            <a:graphic xmlns:a="http://schemas.openxmlformats.org/drawingml/2006/main">
+              <a:graphicData uri="http://schemas.openxmlformats.org/drawingml/2006/picture">
+                <pic:pic xmlns:pic="http://schemas.openxmlformats.org/drawingml/2006/picture">
+                  <pic:nvPicPr>
+                    <pic:cNvPr id="1" name=""/>
+                    <pic:cNvPicPr/>
+                  </pic:nvPicPr>
+                  <pic:blipFill>
+                    <a:blip r:embed="rId38"/>
+                    <a:stretch>
+                      <a:fillRect/>
+                    </a:stretch>
+                  </pic:blipFill>
+                  <pic:spPr>
+                    <a:xfrm>
+                      <a:off x="0" y="0"/>
+                      <a:ext cx="3794699" cy="3378218"/>
+                    </a:xfrm>
+                    <a:prstGeom prst="rect">
+                      <a:avLst/>
+                    </a:prstGeom>
+                  </pic:spPr>
+                </pic:pic>
+              </a:graphicData>
+            </a:graphic>
+          </wp:inline>
+        </w:drawing>
+      </w:r>
+    </w:p>
+    <w:p>
+      <w:r>
+        <w:rPr>
+          <w:b/>
+          <w:bCs/>
+        </w:rPr>
+        <w:lastRenderedPageBreak/>
+        <w:t>Implementación</w:t>
+      </w:r>
+      <w:r>
+        <w:rPr>
+          <w:b/>
+          <w:bCs/>
+        </w:rPr>
+        <w:t xml:space="preserve"> en físico: </w:t>
+      </w:r>
+    </w:p>
+    <w:p>
+      <w:pPr>
+        <w:rPr>
+          <w:b/>
+          <w:bCs/>
+        </w:rPr>
+      </w:pPr>
+      <w:r>
+        <w:rPr>
+          <w:b/>
+          <w:bCs/>
+          <w:noProof/>
+        </w:rPr>
+        <w:drawing>
+          <wp:inline distT="0" distB="0" distL="0" distR="0" wp14:anchorId="7284D7F6" wp14:editId="27D52042">
+            <wp:extent cx="4638675" cy="3479269"/>
+            <wp:effectExtent l="0" t="0" r="0" b="6985"/>
+            <wp:docPr id="39" name="Picture 39" descr="A circuit board with wires and wires"/>
+            <wp:cNvGraphicFramePr>
+              <a:graphicFrameLocks xmlns:a="http://schemas.openxmlformats.org/drawingml/2006/main" noChangeAspect="1"/>
+            </wp:cNvGraphicFramePr>
+            <a:graphic xmlns:a="http://schemas.openxmlformats.org/drawingml/2006/main">
+              <a:graphicData uri="http://schemas.openxmlformats.org/drawingml/2006/picture">
+                <pic:pic xmlns:pic="http://schemas.openxmlformats.org/drawingml/2006/picture">
+                  <pic:nvPicPr>
+                    <pic:cNvPr id="39" name="Picture 39" descr="A circuit board with wires and wires"/>
+                    <pic:cNvPicPr/>
+                  </pic:nvPicPr>
+                  <pic:blipFill>
+                    <a:blip r:embed="rId39" cstate="print">
+                      <a:extLst>
+                        <a:ext uri="{28A0092B-C50C-407E-A947-70E740481C1C}">
+                          <a14:useLocalDpi xmlns:a14="http://schemas.microsoft.com/office/drawing/2010/main" val="0"/>
+                        </a:ext>
+                      </a:extLst>
+                    </a:blip>
+                    <a:stretch>
+                      <a:fillRect/>
+                    </a:stretch>
+                  </pic:blipFill>
+                  <pic:spPr>
+                    <a:xfrm>
+                      <a:off x="0" y="0"/>
+                      <a:ext cx="4640799" cy="3480862"/>
+                    </a:xfrm>
+                    <a:prstGeom prst="rect">
+                      <a:avLst/>
+                    </a:prstGeom>
+                  </pic:spPr>
+                </pic:pic>
+              </a:graphicData>
+            </a:graphic>
+          </wp:inline>
+        </w:drawing>
+      </w:r>
+    </w:p>
+    <w:p>
+      <w:r>
+        <w:t>el led rojo indica que esta abajo la aguja inicia encendido</w:t>
+      </w:r>
+      <w:r>
+        <w:t xml:space="preserve">, el botón de la izquierda indica que es carro </w:t>
+      </w:r>
+      <w:r>
+        <w:t>está</w:t>
+      </w:r>
+      <w:r>
+        <w:t xml:space="preserve"> en espera.</w:t>
+      </w:r>
+    </w:p>
+    <w:p>
+      <w:r>
+        <w:t xml:space="preserve">Si quiero indicar que estoy en espera para que me de salida me </w:t>
+      </w:r>
+      <w:r>
+        <w:t>dirá</w:t>
+      </w:r>
+      <w:r>
+        <w:t xml:space="preserve"> que aun no se ha completado el pago. </w:t>
+      </w:r>
+    </w:p>
+    <w:p>
+      <w:r>
+        <w:drawing>
+          <wp:inline distT="0" distB="0" distL="0" distR="0" wp14:anchorId="2F30B65E" wp14:editId="045FCE7E">
+            <wp:extent cx="3704665" cy="2171700"/>
+            <wp:effectExtent l="0" t="0" r="0" b="0"/>
+            <wp:docPr id="40" name="Picture 40"/>
+            <wp:cNvGraphicFramePr>
+              <a:graphicFrameLocks xmlns:a="http://schemas.openxmlformats.org/drawingml/2006/main" noChangeAspect="1"/>
+            </wp:cNvGraphicFramePr>
+            <a:graphic xmlns:a="http://schemas.openxmlformats.org/drawingml/2006/main">
+              <a:graphicData uri="http://schemas.openxmlformats.org/drawingml/2006/picture">
+                <pic:pic xmlns:pic="http://schemas.openxmlformats.org/drawingml/2006/picture">
+                  <pic:nvPicPr>
+                    <pic:cNvPr id="1" name=""/>
+                    <pic:cNvPicPr/>
+                  </pic:nvPicPr>
+                  <pic:blipFill>
+                    <a:blip r:embed="rId40"/>
+                    <a:stretch>
+                      <a:fillRect/>
+                    </a:stretch>
+                  </pic:blipFill>
+                  <pic:spPr>
+                    <a:xfrm>
+                      <a:off x="0" y="0"/>
+                      <a:ext cx="3711131" cy="2175490"/>
+                    </a:xfrm>
+                    <a:prstGeom prst="rect">
+                      <a:avLst/>
+                    </a:prstGeom>
+                  </pic:spPr>
+                </pic:pic>
+              </a:graphicData>
+            </a:graphic>
+          </wp:inline>
+        </w:drawing>
+      </w:r>
+    </w:p>
+    <w:p>
+      <w:r>
+        <w:t>Y no habrá cambio</w:t>
+      </w:r>
+    </w:p>
+    <w:p/>
+    <w:p/>
+    <w:p>
+      <w:pPr>
+        <w:pStyle w:val="ListParagraph"/>
+        <w:numPr>
+          <w:ilvl w:val="0"/>
+          <w:numId w:val="1"/>
+        </w:numPr>
+      </w:pPr>
+      <w:r>
+        <w:rPr>
+          <w:b/>
+          <w:bCs/>
+        </w:rPr>
+        <w:lastRenderedPageBreak/>
+        <w:t xml:space="preserve">Insertamos dinero y pedimos salida </w:t>
+      </w:r>
+    </w:p>
+    <w:p>
+      <w:r>
+        <w:t>Para que me de la salida, insertamos el dinero suficiente entonces el sistema estará listo para recibir la señal</w:t>
+      </w:r>
+    </w:p>
+    <w:p>
+      <w:pPr>
+        <w:rPr>
+          <w:b/>
+          <w:bCs/>
+        </w:rPr>
+      </w:pPr>
+      <w:r>
+        <w:rPr>
+          <w:b/>
+          <w:bCs/>
+        </w:rPr>
+        <w:drawing>
+          <wp:inline distT="0" distB="0" distL="0" distR="0" wp14:anchorId="4568C293" wp14:editId="5EFD5DA3">
+            <wp:extent cx="3229426" cy="2781688"/>
+            <wp:effectExtent l="0" t="0" r="9525" b="0"/>
+            <wp:docPr id="41" name="Picture 41"/>
+            <wp:cNvGraphicFramePr>
+              <a:graphicFrameLocks xmlns:a="http://schemas.openxmlformats.org/drawingml/2006/main" noChangeAspect="1"/>
+            </wp:cNvGraphicFramePr>
+            <a:graphic xmlns:a="http://schemas.openxmlformats.org/drawingml/2006/main">
+              <a:graphicData uri="http://schemas.openxmlformats.org/drawingml/2006/picture">
+                <pic:pic xmlns:pic="http://schemas.openxmlformats.org/drawingml/2006/picture">
+                  <pic:nvPicPr>
+                    <pic:cNvPr id="1" name=""/>
+                    <pic:cNvPicPr/>
+                  </pic:nvPicPr>
+                  <pic:blipFill>
+                    <a:blip r:embed="rId41"/>
+                    <a:stretch>
+                      <a:fillRect/>
+                    </a:stretch>
+                  </pic:blipFill>
+                  <pic:spPr>
+                    <a:xfrm>
+                      <a:off x="0" y="0"/>
+                      <a:ext cx="3229426" cy="2781688"/>
+                    </a:xfrm>
+                    <a:prstGeom prst="rect">
+                      <a:avLst/>
+                    </a:prstGeom>
+                  </pic:spPr>
+                </pic:pic>
+              </a:graphicData>
+            </a:graphic>
+          </wp:inline>
+        </w:drawing>
+      </w:r>
+    </w:p>
+    <w:p>
+      <w:r>
+        <w:t xml:space="preserve">en monitor me </w:t>
+      </w:r>
+      <w:r>
+        <w:t>ciencia</w:t>
+      </w:r>
+      <w:r>
+        <w:t xml:space="preserve"> que esta listo para procesar al </w:t>
+      </w:r>
+      <w:r>
+        <w:t>vehículo</w:t>
+      </w:r>
+      <w:r>
+        <w:t xml:space="preserve">. </w:t>
+      </w:r>
+    </w:p>
+    <w:p>
+      <w:r>
+        <w:t xml:space="preserve">Indico que el </w:t>
+      </w:r>
+      <w:r>
+        <w:t>vehículo</w:t>
+      </w:r>
+      <w:r>
+        <w:t xml:space="preserve"> esta en espera y empieza a abrir la aguja: </w:t>
+      </w:r>
+    </w:p>
+    <w:p>
+      <w:r>
+        <w:drawing>
+          <wp:inline distT="0" distB="0" distL="0" distR="0" wp14:anchorId="45572302" wp14:editId="78DE27AF">
+            <wp:extent cx="4257675" cy="1518175"/>
+            <wp:effectExtent l="0" t="0" r="0" b="6350"/>
+            <wp:docPr id="42" name="Picture 42"/>
+            <wp:cNvGraphicFramePr>
+              <a:graphicFrameLocks xmlns:a="http://schemas.openxmlformats.org/drawingml/2006/main" noChangeAspect="1"/>
+            </wp:cNvGraphicFramePr>
+            <a:graphic xmlns:a="http://schemas.openxmlformats.org/drawingml/2006/main">
+              <a:graphicData uri="http://schemas.openxmlformats.org/drawingml/2006/picture">
+                <pic:pic xmlns:pic="http://schemas.openxmlformats.org/drawingml/2006/picture">
+                  <pic:nvPicPr>
+                    <pic:cNvPr id="1" name=""/>
+                    <pic:cNvPicPr/>
+                  </pic:nvPicPr>
+                  <pic:blipFill>
+                    <a:blip r:embed="rId42"/>
+                    <a:stretch>
+                      <a:fillRect/>
+                    </a:stretch>
+                  </pic:blipFill>
+                  <pic:spPr>
+                    <a:xfrm>
+                      <a:off x="0" y="0"/>
+                      <a:ext cx="4262369" cy="1519849"/>
+                    </a:xfrm>
+                    <a:prstGeom prst="rect">
+                      <a:avLst/>
+                    </a:prstGeom>
+                  </pic:spPr>
+                </pic:pic>
+              </a:graphicData>
+            </a:graphic>
+          </wp:inline>
+        </w:drawing>
+      </w:r>
+    </w:p>
+    <w:p/>
+    <w:p/>
+    <w:p/>
+    <w:p/>
+    <w:p/>
+    <w:p/>
+    <w:p/>
+    <w:p>
+      <w:pPr>
+        <w:rPr>
+          <w:b/>
+          <w:bCs/>
+        </w:rPr>
+      </w:pPr>
+      <w:r>
+        <w:lastRenderedPageBreak/>
+        <w:t xml:space="preserve">Posición en </w:t>
+      </w:r>
+      <w:r>
+        <w:t>los leds</w:t>
+      </w:r>
+      <w:r>
+        <w:t xml:space="preserve">, </w:t>
+      </w:r>
+      <w:r>
+        <w:rPr>
+          <w:b/>
+          <w:bCs/>
+        </w:rPr>
+        <w:t>en medio</w:t>
+      </w:r>
+    </w:p>
+    <w:p>
+      <w:r>
+        <w:rPr>
+          <w:noProof/>
+        </w:rPr>
+        <w:drawing>
+          <wp:inline distT="0" distB="0" distL="0" distR="0" wp14:anchorId="58B6B060" wp14:editId="3EFA5652">
+            <wp:extent cx="2724069" cy="5894068"/>
+            <wp:effectExtent l="0" t="3810" r="0" b="0"/>
+            <wp:docPr id="43" name="Picture 43" descr="A hand holding a blue light&#10;&#10;AI-generated content may be incorrect."/>
+            <wp:cNvGraphicFramePr>
+              <a:graphicFrameLocks xmlns:a="http://schemas.openxmlformats.org/drawingml/2006/main" noChangeAspect="1"/>
+            </wp:cNvGraphicFramePr>
+            <a:graphic xmlns:a="http://schemas.openxmlformats.org/drawingml/2006/main">
+              <a:graphicData uri="http://schemas.openxmlformats.org/drawingml/2006/picture">
+                <pic:pic xmlns:pic="http://schemas.openxmlformats.org/drawingml/2006/picture">
+                  <pic:nvPicPr>
+                    <pic:cNvPr id="43" name="Picture 43" descr="A hand holding a blue light&#10;&#10;AI-generated content may be incorrect."/>
+                    <pic:cNvPicPr/>
+                  </pic:nvPicPr>
+                  <pic:blipFill>
+                    <a:blip r:embed="rId43" cstate="print">
+                      <a:extLst>
+                        <a:ext uri="{28A0092B-C50C-407E-A947-70E740481C1C}">
+                          <a14:useLocalDpi xmlns:a14="http://schemas.microsoft.com/office/drawing/2010/main" val="0"/>
+                        </a:ext>
+                      </a:extLst>
+                    </a:blip>
+                    <a:stretch>
+                      <a:fillRect/>
+                    </a:stretch>
+                  </pic:blipFill>
+                  <pic:spPr>
+                    <a:xfrm rot="16200000">
+                      <a:off x="0" y="0"/>
+                      <a:ext cx="2728408" cy="5903456"/>
+                    </a:xfrm>
+                    <a:prstGeom prst="rect">
+                      <a:avLst/>
+                    </a:prstGeom>
+                  </pic:spPr>
+                </pic:pic>
+              </a:graphicData>
+            </a:graphic>
+          </wp:inline>
+        </w:drawing>
+      </w:r>
+    </w:p>
+    <w:p>
+      <w:pPr>
+        <w:rPr>
+          <w:b/>
+          <w:bCs/>
+        </w:rPr>
+      </w:pPr>
+      <w:r>
+        <w:t xml:space="preserve">Posición </w:t>
+      </w:r>
+      <w:r>
+        <w:rPr>
+          <w:b/>
+          <w:bCs/>
+        </w:rPr>
+        <w:t xml:space="preserve">arriba: </w:t>
+      </w:r>
+    </w:p>
+    <w:p>
+      <w:r>
+        <w:rPr>
+          <w:noProof/>
+        </w:rPr>
+        <w:drawing>
+          <wp:inline distT="0" distB="0" distL="0" distR="0" wp14:anchorId="78C0959A" wp14:editId="509F0A24">
+            <wp:extent cx="2798906" cy="6055993"/>
+            <wp:effectExtent l="0" t="9207" r="0" b="0"/>
+            <wp:docPr id="44" name="Picture 44" descr="A hand holding a blue light&#10;&#10;AI-generated content may be incorrect."/>
+            <wp:cNvGraphicFramePr>
+              <a:graphicFrameLocks xmlns:a="http://schemas.openxmlformats.org/drawingml/2006/main" noChangeAspect="1"/>
+            </wp:cNvGraphicFramePr>
+            <a:graphic xmlns:a="http://schemas.openxmlformats.org/drawingml/2006/main">
+              <a:graphicData uri="http://schemas.openxmlformats.org/drawingml/2006/picture">
+                <pic:pic xmlns:pic="http://schemas.openxmlformats.org/drawingml/2006/picture">
+                  <pic:nvPicPr>
+                    <pic:cNvPr id="44" name="Picture 44" descr="A hand holding a blue light&#10;&#10;AI-generated content may be incorrect."/>
+                    <pic:cNvPicPr/>
+                  </pic:nvPicPr>
+                  <pic:blipFill>
+                    <a:blip r:embed="rId44" cstate="print">
+                      <a:extLst>
+                        <a:ext uri="{28A0092B-C50C-407E-A947-70E740481C1C}">
+                          <a14:useLocalDpi xmlns:a14="http://schemas.microsoft.com/office/drawing/2010/main" val="0"/>
+                        </a:ext>
+                      </a:extLst>
+                    </a:blip>
+                    <a:stretch>
+                      <a:fillRect/>
+                    </a:stretch>
+                  </pic:blipFill>
+                  <pic:spPr>
+                    <a:xfrm rot="16200000">
+                      <a:off x="0" y="0"/>
+                      <a:ext cx="2804556" cy="6068218"/>
+                    </a:xfrm>
+                    <a:prstGeom prst="rect">
+                      <a:avLst/>
+                    </a:prstGeom>
+                  </pic:spPr>
+                </pic:pic>
+              </a:graphicData>
+            </a:graphic>
+          </wp:inline>
+        </w:drawing>
+      </w:r>
+    </w:p>
+    <w:p>
+      <w:pPr>
+        <w:rPr>
+          <w:b/>
+          <w:bCs/>
+        </w:rPr>
+      </w:pPr>
+    </w:p>
+    <w:p>
+      <w:pPr>
+        <w:rPr>
+          <w:b/>
+          <w:bCs/>
+        </w:rPr>
+      </w:pPr>
+    </w:p>
+    <w:p>
+      <w:pPr>
+        <w:rPr>
+          <w:b/>
+          <w:bCs/>
+        </w:rPr>
+      </w:pPr>
+    </w:p>
+    <w:p>
+      <w:pPr>
+        <w:rPr>
+          <w:b/>
+          <w:bCs/>
+        </w:rPr>
+      </w:pPr>
+    </w:p>
+    <w:p>
+      <w:pPr>
+        <w:rPr>
+          <w:b/>
+          <w:bCs/>
+        </w:rPr>
+      </w:pPr>
+    </w:p>
+    <w:p>
+      <w:pPr>
+        <w:rPr>
+          <w:b/>
+          <w:bCs/>
+        </w:rPr>
+      </w:pPr>
+    </w:p>
+    <w:p>
+      <w:pPr>
+        <w:rPr>
+          <w:b/>
+          <w:bCs/>
+        </w:rPr>
+      </w:pPr>
+    </w:p>
+    <w:p>
+      <w:r>
+        <w:t xml:space="preserve">El </w:t>
+      </w:r>
+      <w:r>
+        <w:t>vehículo</w:t>
+      </w:r>
+      <w:r>
+        <w:t xml:space="preserve"> ya paso por lo que el botón derecho indica que el </w:t>
+      </w:r>
+      <w:r>
+        <w:t>vehículo</w:t>
+      </w:r>
+      <w:r>
+        <w:t xml:space="preserve"> paso y ahora regresa</w:t>
+      </w:r>
+    </w:p>
+    <w:p>
+      <w:r>
+        <w:t xml:space="preserve">En monitor indica el descenso: </w:t>
+      </w:r>
+    </w:p>
+    <w:p>
+      <w:r>
+        <w:drawing>
+          <wp:inline distT="0" distB="0" distL="0" distR="0" wp14:anchorId="0C438D92" wp14:editId="169AE3B2">
+            <wp:extent cx="3496163" cy="2514951"/>
+            <wp:effectExtent l="0" t="0" r="9525" b="0"/>
+            <wp:docPr id="45" name="Picture 45"/>
+            <wp:cNvGraphicFramePr>
+              <a:graphicFrameLocks xmlns:a="http://schemas.openxmlformats.org/drawingml/2006/main" noChangeAspect="1"/>
+            </wp:cNvGraphicFramePr>
+            <a:graphic xmlns:a="http://schemas.openxmlformats.org/drawingml/2006/main">
+              <a:graphicData uri="http://schemas.openxmlformats.org/drawingml/2006/picture">
+                <pic:pic xmlns:pic="http://schemas.openxmlformats.org/drawingml/2006/picture">
+                  <pic:nvPicPr>
+                    <pic:cNvPr id="1" name=""/>
+                    <pic:cNvPicPr/>
+                  </pic:nvPicPr>
+                  <pic:blipFill>
+                    <a:blip r:embed="rId45"/>
+                    <a:stretch>
+                      <a:fillRect/>
+                    </a:stretch>
+                  </pic:blipFill>
+                  <pic:spPr>
+                    <a:xfrm>
+                      <a:off x="0" y="0"/>
+                      <a:ext cx="3496163" cy="2514951"/>
+                    </a:xfrm>
+                    <a:prstGeom prst="rect">
+                      <a:avLst/>
+                    </a:prstGeom>
+                  </pic:spPr>
+                </pic:pic>
+              </a:graphicData>
+            </a:graphic>
+          </wp:inline>
+        </w:drawing>
+      </w:r>
+    </w:p>
+    <w:p/>
+    <w:p>
+      <w:pPr>
+        <w:rPr>
+          <w:b/>
+          <w:bCs/>
+        </w:rPr>
+      </w:pPr>
+      <w:r>
+        <w:t xml:space="preserve">Apagando la posición </w:t>
+      </w:r>
+      <w:r>
+        <w:rPr>
+          <w:b/>
+          <w:bCs/>
+        </w:rPr>
+        <w:t>arriba:</w:t>
+      </w:r>
+    </w:p>
+    <w:p>
+      <w:r>
+        <w:rPr>
+          <w:noProof/>
+        </w:rPr>
+        <w:drawing>
+          <wp:inline distT="0" distB="0" distL="0" distR="0" wp14:anchorId="7C03EE8A" wp14:editId="51311D88">
+            <wp:extent cx="2887290" cy="6247228"/>
+            <wp:effectExtent l="0" t="3810" r="5080" b="5080"/>
+            <wp:docPr id="46" name="Picture 46" descr="A circuit board with wires and lights&#10;&#10;AI-generated content may be incorrect."/>
+            <wp:cNvGraphicFramePr>
+              <a:graphicFrameLocks xmlns:a="http://schemas.openxmlformats.org/drawingml/2006/main" noChangeAspect="1"/>
+            </wp:cNvGraphicFramePr>
+            <a:graphic xmlns:a="http://schemas.openxmlformats.org/drawingml/2006/main">
+              <a:graphicData uri="http://schemas.openxmlformats.org/drawingml/2006/picture">
+                <pic:pic xmlns:pic="http://schemas.openxmlformats.org/drawingml/2006/picture">
+                  <pic:nvPicPr>
+                    <pic:cNvPr id="46" name="Picture 46" descr="A circuit board with wires and lights&#10;&#10;AI-generated content may be incorrect."/>
+                    <pic:cNvPicPr/>
+                  </pic:nvPicPr>
+                  <pic:blipFill>
+                    <a:blip r:embed="rId46" cstate="print">
+                      <a:extLst>
+                        <a:ext uri="{28A0092B-C50C-407E-A947-70E740481C1C}">
+                          <a14:useLocalDpi xmlns:a14="http://schemas.microsoft.com/office/drawing/2010/main" val="0"/>
+                        </a:ext>
+                      </a:extLst>
+                    </a:blip>
+                    <a:stretch>
+                      <a:fillRect/>
+                    </a:stretch>
+                  </pic:blipFill>
+                  <pic:spPr>
+                    <a:xfrm rot="16200000">
+                      <a:off x="0" y="0"/>
+                      <a:ext cx="2902308" cy="6279722"/>
+                    </a:xfrm>
+                    <a:prstGeom prst="rect">
+                      <a:avLst/>
+                    </a:prstGeom>
+                  </pic:spPr>
+                </pic:pic>
+              </a:graphicData>
+            </a:graphic>
+          </wp:inline>
+        </w:drawing>
+      </w:r>
+    </w:p>
+    <w:p>
+      <w:pPr>
+        <w:rPr>
+          <w:b/>
+          <w:bCs/>
+        </w:rPr>
+      </w:pPr>
+    </w:p>
+    <w:p>
+      <w:pPr>
+        <w:rPr>
+          <w:b/>
+          <w:bCs/>
+        </w:rPr>
+      </w:pPr>
+    </w:p>
+    <w:p>
+      <w:pPr>
+        <w:rPr>
+          <w:b/>
+          <w:bCs/>
+        </w:rPr>
+      </w:pPr>
+    </w:p>
+    <w:p>
+      <w:pPr>
+        <w:rPr>
+          <w:b/>
+          <w:bCs/>
+        </w:rPr>
+      </w:pPr>
+      <w:r>
+        <w:t xml:space="preserve">Apagando la posición de </w:t>
+      </w:r>
+      <w:r>
+        <w:rPr>
+          <w:b/>
+          <w:bCs/>
+        </w:rPr>
+        <w:t xml:space="preserve">en medio: </w:t>
+      </w:r>
+    </w:p>
+    <w:p>
+      <w:r>
+        <w:rPr>
+          <w:noProof/>
+        </w:rPr>
+        <w:drawing>
+          <wp:inline distT="0" distB="0" distL="0" distR="0" wp14:anchorId="61687CAD" wp14:editId="0BD53795">
+            <wp:extent cx="4421505" cy="3316379"/>
+            <wp:effectExtent l="0" t="0" r="0" b="0"/>
+            <wp:docPr id="48" name="Picture 48" descr="A circuit board with wires and wires&#10;&#10;AI-generated content may be incorrect."/>
+            <wp:cNvGraphicFramePr>
+              <a:graphicFrameLocks xmlns:a="http://schemas.openxmlformats.org/drawingml/2006/main" noChangeAspect="1"/>
+            </wp:cNvGraphicFramePr>
+            <a:graphic xmlns:a="http://schemas.openxmlformats.org/drawingml/2006/main">
+              <a:graphicData uri="http://schemas.openxmlformats.org/drawingml/2006/picture">
+                <pic:pic xmlns:pic="http://schemas.openxmlformats.org/drawingml/2006/picture">
+                  <pic:nvPicPr>
+                    <pic:cNvPr id="48" name="Picture 48" descr="A circuit board with wires and wires&#10;&#10;AI-generated content may be incorrect."/>
+                    <pic:cNvPicPr/>
+                  </pic:nvPicPr>
+                  <pic:blipFill>
+                    <a:blip r:embed="rId47" cstate="print">
+                      <a:extLst>
+                        <a:ext uri="{28A0092B-C50C-407E-A947-70E740481C1C}">
+                          <a14:useLocalDpi xmlns:a14="http://schemas.microsoft.com/office/drawing/2010/main" val="0"/>
+                        </a:ext>
+                      </a:extLst>
+                    </a:blip>
+                    <a:stretch>
+                      <a:fillRect/>
+                    </a:stretch>
+                  </pic:blipFill>
+                  <pic:spPr>
+                    <a:xfrm>
+                      <a:off x="0" y="0"/>
+                      <a:ext cx="4424132" cy="3318349"/>
+                    </a:xfrm>
+                    <a:prstGeom prst="rect">
+                      <a:avLst/>
+                    </a:prstGeom>
+                  </pic:spPr>
+                </pic:pic>
+              </a:graphicData>
+            </a:graphic>
+          </wp:inline>
+        </w:drawing>
+      </w:r>
+    </w:p>
+    <w:p/>
+    <w:p>
+      <w:pPr>
+        <w:rPr>
+          <w:b/>
+          <w:bCs/>
+          <w:sz w:val="28"/>
+          <w:szCs w:val="28"/>
+        </w:rPr>
+      </w:pPr>
+      <w:r>
+        <w:rPr>
+          <w:b/>
+          <w:bCs/>
+          <w:sz w:val="28"/>
+          <w:szCs w:val="28"/>
+        </w:rPr>
+        <w:t xml:space="preserve">Conclusiones y comentarios: </w:t>
+      </w:r>
+    </w:p>
+    <w:p>
+      <w:r>
+        <w:t xml:space="preserve">Como conclusión considero que la practica es muy buena como introducción porque es un cambio de como se programa en ESP32 al ATmega2560, ya que estoy acostumbrado en </w:t>
+      </w:r>
+      <w:r>
+        <w:t>configurar</w:t>
+      </w:r>
+      <w:r>
+        <w:t xml:space="preserve"> varias cosas para que un GPIO sea de entrada o de salida y con el SDK del IDF solo se ocupa una función y hace todo el trabajo, </w:t>
+      </w:r>
+      <w:r>
+        <w:t xml:space="preserve">con esta practica se pudo </w:t>
+      </w:r>
+      <w:r>
+        <w:t>trabajar</w:t>
+      </w:r>
+      <w:r>
+        <w:t xml:space="preserve"> de manera intensa con los componentes básicos que son los GPIOS y conocer cuales pines están disponibles y cales no.</w:t>
+      </w:r>
+    </w:p>
+    <w:p>
+      <w:pPr>
+        <w:rPr>
+          <w:b/>
+          <w:bCs/>
+          <w:sz w:val="28"/>
+          <w:szCs w:val="28"/>
+        </w:rPr>
+      </w:pPr>
+      <w:r>
+        <w:rPr>
+          <w:b/>
+          <w:bCs/>
+          <w:sz w:val="28"/>
+          <w:szCs w:val="28"/>
+        </w:rPr>
+        <w:t xml:space="preserve">Dificultades en el desarrollo: </w:t>
+      </w:r>
+    </w:p>
+    <w:p>
+      <w:r>
+        <w:t xml:space="preserve">Tuve varios problemas en el desarrollo </w:t>
+      </w:r>
+      <w:r>
+        <w:t>más</w:t>
+      </w:r>
+      <w:r>
+        <w:t xml:space="preserve"> que nada en conceptos nuevos como las colas y las tareas, fue lo </w:t>
+      </w:r>
+      <w:r>
+        <w:t>más</w:t>
+      </w:r>
+      <w:r>
+        <w:t xml:space="preserve"> se me </w:t>
+      </w:r>
+      <w:r>
+        <w:t>dificultó</w:t>
+      </w:r>
+      <w:r>
+        <w:t xml:space="preserve"> en tratar de entender no se si debería de haberlas </w:t>
+      </w:r>
+      <w:r>
+        <w:t>implementarlas</w:t>
+      </w:r>
+      <w:r>
+        <w:t xml:space="preserve"> pero el </w:t>
+      </w:r>
+      <w:r>
+        <w:t>cómo</w:t>
+      </w:r>
+      <w:r>
+        <w:t xml:space="preserve"> </w:t>
+      </w:r>
+      <w:r>
+        <w:t>declararlas</w:t>
+      </w:r>
+      <w:r>
+        <w:t xml:space="preserve">, sus parámetros no me quedaban del todo claro, </w:t>
+      </w:r>
+      <w:r>
+        <w:t xml:space="preserve">tuve varios problemas sobre como establecer las </w:t>
+      </w:r>
+      <w:r>
+        <w:t>características</w:t>
+      </w:r>
+      <w:r>
+        <w:t xml:space="preserve"> que </w:t>
+      </w:r>
+      <w:r>
+        <w:t>necesitaba</w:t>
+      </w:r>
+      <w:r>
+        <w:t xml:space="preserve"> para los </w:t>
+      </w:r>
+      <w:proofErr w:type="spellStart"/>
+      <w:r>
+        <w:t>GPIO’s</w:t>
+      </w:r>
+      <w:proofErr w:type="spellEnd"/>
+      <w:r>
+        <w:t xml:space="preserve"> de entrada, </w:t>
+      </w:r>
+      <w:r>
+        <w:t xml:space="preserve">pero de ahí en fue no </w:t>
+      </w:r>
+      <w:r>
+        <w:t>tuve</w:t>
+      </w:r>
+      <w:r>
+        <w:t xml:space="preserve"> problemas </w:t>
+      </w:r>
+      <w:r>
+        <w:t>más</w:t>
+      </w:r>
+      <w:r>
+        <w:t xml:space="preserve"> que de lógica o bugs de estados que se pasaban o no contaba, pero creo que mis </w:t>
+      </w:r>
+      <w:r>
+        <w:t>dificultades</w:t>
+      </w:r>
+      <w:r>
+        <w:t xml:space="preserve"> pueden resolverse estudiando </w:t>
+      </w:r>
+      <w:r>
+        <w:t>más</w:t>
+      </w:r>
+      <w:r>
+        <w:t xml:space="preserve">. </w:t>
+      </w:r>
+    </w:p>
+    <w:p>
+      <w:pPr>
+        <w:rPr>
+          <w:sz w:val="28"/>
+          <w:szCs w:val="28"/>
+        </w:rPr>
+      </w:pPr>
+    </w:p>
+    <w:p>
+      <w:pPr>
+        <w:rPr>
+          <w:b/>
+          <w:bCs/>
+          <w:sz w:val="28"/>
+          <w:szCs w:val="28"/>
+        </w:rPr>
+      </w:pPr>
+      <w:r>
+        <w:rPr>
+          <w:b/>
+          <w:bCs/>
+          <w:sz w:val="28"/>
+          <w:szCs w:val="28"/>
+        </w:rPr>
+        <w:t>Referencias:</w:t>
+      </w:r>
+    </w:p>
+    <w:p>
+      <w:hyperlink r:id="rId48" w:history="1">
+        <w:r>
+          <w:rPr>
+            <w:rStyle w:val="Hyperlink"/>
+          </w:rPr>
+          <w:t>https://docs.espressif.com/projects/esp-idf/en/stable/esp32/api-reference/peripherals/gpio.html</w:t>
+        </w:r>
+      </w:hyperlink>
+    </w:p>
+    <w:p>
+      <w:hyperlink r:id="rId49" w:history="1">
+        <w:r>
+          <w:rPr>
+            <w:rStyle w:val="Hyperlink"/>
+          </w:rPr>
+          <w:t>https://docs.espressif.com/projects/esp-idf/en/stable/esp32/api-reference/system/freertos_idf.html</w:t>
+        </w:r>
+      </w:hyperlink>
+    </w:p>
+    <w:p>
+      <w:hyperlink r:id="rId50" w:history="1">
+        <w:r>
+          <w:rPr>
+            <w:rStyle w:val="Hyperlink"/>
+          </w:rPr>
+          <w:t>https://www.freertos.org/Documentation/02-Kernel/02-Kernel-features/02-Queues-mutexes-and-semaphores/01-Queues</w:t>
+        </w:r>
+      </w:hyperlink>
+    </w:p>
+    <w:p>
+      <w:hyperlink r:id="rId51" w:history="1">
+        <w:r>
+          <w:rPr>
+            <w:rStyle w:val="Hyperlink"/>
+          </w:rPr>
+          <w:t>https://www.freertos.org/Documentation/02-Kernel/02-Kernel-features/01-Tasks-and-co-routines/02-Task-states</w:t>
+        </w:r>
+      </w:hyperlink>
+    </w:p>
+    <w:p/>
+    <w:p>
+      <w:pPr>
+        <w:rPr>
+          <w:b/>
+          <w:bCs/>
+        </w:rPr>
       </w:pPr>
     </w:p>
     <w:sectPr>
@@ -329,6 +5299,335 @@
     </w:sectPr>
   </w:body>
 </w:document>
+</file>
+
+<file path=word/numbering.xml><?xml version="1.0" encoding="utf-8"?>
+<w:numbering xmlns:wpc="http://schemas.microsoft.com/office/word/2010/wordprocessingCanvas" xmlns:cx="http://schemas.microsoft.com/office/drawing/2014/chartex" xmlns:cx1="http://schemas.microsoft.com/office/drawing/2015/9/8/chartex" xmlns:cx2="http://schemas.microsoft.com/office/drawing/2015/10/21/chartex" xmlns:cx3="http://schemas.microsoft.com/office/drawing/2016/5/9/chartex" xmlns:cx4="http://schemas.microsoft.com/office/drawing/2016/5/10/chartex" xmlns:cx5="http://schemas.microsoft.com/office/drawing/2016/5/11/chartex" xmlns:cx6="http://schemas.microsoft.com/office/drawing/2016/5/12/chartex" xmlns:cx7="http://schemas.microsoft.com/office/drawing/2016/5/13/chartex" xmlns:cx8="http://schemas.microsoft.com/office/drawing/2016/5/14/chartex" xmlns:mc="http://schemas.openxmlformats.org/markup-compatibility/2006" xmlns:aink="http://schemas.microsoft.com/office/drawing/2016/ink" xmlns:am3d="http://schemas.microsoft.com/office/drawing/2017/model3d" xmlns:o="urn:schemas-microsoft-com:office:office" xmlns:oel="http://schemas.microsoft.com/office/2019/extlst" xmlns:r="http://schemas.openxmlformats.org/officeDocument/2006/relationships" xmlns:m="http://schemas.openxmlformats.org/officeDocument/2006/math" xmlns:v="urn:schemas-microsoft-com:vml" xmlns:wp14="http://schemas.microsoft.com/office/word/2010/wordprocessingDrawing" xmlns:wp="http://schemas.openxmlformats.org/drawingml/2006/wordprocessingDrawing" xmlns:w10="urn:schemas-microsoft-com:office:word" xmlns:w="http://schemas.openxmlformats.org/wordprocessingml/2006/main" xmlns:w14="http://schemas.microsoft.com/office/word/2010/wordml" xmlns:w15="http://schemas.microsoft.com/office/word/2012/wordml" xmlns:w16cex="http://schemas.microsoft.com/office/word/2018/wordml/cex" xmlns:w16cid="http://schemas.microsoft.com/office/word/2016/wordml/cid" xmlns:w16="http://schemas.microsoft.com/office/word/2018/wordml" xmlns:w16sdtdh="http://schemas.microsoft.com/office/word/2020/wordml/sdtdatahash" xmlns:w16se="http://schemas.microsoft.com/office/word/2015/wordml/symex" xmlns:wpg="http://schemas.microsoft.com/office/word/2010/wordprocessingGroup" xmlns:wpi="http://schemas.microsoft.com/office/word/2010/wordprocessingInk" xmlns:wne="http://schemas.microsoft.com/office/word/2006/wordml" xmlns:wps="http://schemas.microsoft.com/office/word/2010/wordprocessingShape" mc:Ignorable="w14 w15 w16se w16cid w16 w16cex w16sdtdh wp14">
+  <w:abstractNum w:abstractNumId="0" w15:restartNumberingAfterBreak="0">
+    <w:nsid w:val="0ABA40C0"/>
+    <w:multiLevelType w:val="hybridMultilevel"/>
+    <w:tmpl w:val="1AEE93FA"/>
+    <w:lvl w:ilvl="0" w:tplc="D08AB598">
+      <w:start w:val="1"/>
+      <w:numFmt w:val="decimal"/>
+      <w:lvlText w:val="%1-"/>
+      <w:lvlJc w:val="left"/>
+      <w:pPr>
+        <w:ind w:left="720" w:hanging="360"/>
+      </w:pPr>
+      <w:rPr>
+        <w:rFonts w:hint="default"/>
+      </w:rPr>
+    </w:lvl>
+    <w:lvl w:ilvl="1" w:tplc="04090019" w:tentative="1">
+      <w:start w:val="1"/>
+      <w:numFmt w:val="lowerLetter"/>
+      <w:lvlText w:val="%2."/>
+      <w:lvlJc w:val="left"/>
+      <w:pPr>
+        <w:ind w:left="1440" w:hanging="360"/>
+      </w:pPr>
+    </w:lvl>
+    <w:lvl w:ilvl="2" w:tplc="0409001B" w:tentative="1">
+      <w:start w:val="1"/>
+      <w:numFmt w:val="lowerRoman"/>
+      <w:lvlText w:val="%3."/>
+      <w:lvlJc w:val="right"/>
+      <w:pPr>
+        <w:ind w:left="2160" w:hanging="180"/>
+      </w:pPr>
+    </w:lvl>
+    <w:lvl w:ilvl="3" w:tplc="0409000F" w:tentative="1">
+      <w:start w:val="1"/>
+      <w:numFmt w:val="decimal"/>
+      <w:lvlText w:val="%4."/>
+      <w:lvlJc w:val="left"/>
+      <w:pPr>
+        <w:ind w:left="2880" w:hanging="360"/>
+      </w:pPr>
+    </w:lvl>
+    <w:lvl w:ilvl="4" w:tplc="04090019" w:tentative="1">
+      <w:start w:val="1"/>
+      <w:numFmt w:val="lowerLetter"/>
+      <w:lvlText w:val="%5."/>
+      <w:lvlJc w:val="left"/>
+      <w:pPr>
+        <w:ind w:left="3600" w:hanging="360"/>
+      </w:pPr>
+    </w:lvl>
+    <w:lvl w:ilvl="5" w:tplc="0409001B" w:tentative="1">
+      <w:start w:val="1"/>
+      <w:numFmt w:val="lowerRoman"/>
+      <w:lvlText w:val="%6."/>
+      <w:lvlJc w:val="right"/>
+      <w:pPr>
+        <w:ind w:left="4320" w:hanging="180"/>
+      </w:pPr>
+    </w:lvl>
+    <w:lvl w:ilvl="6" w:tplc="0409000F" w:tentative="1">
+      <w:start w:val="1"/>
+      <w:numFmt w:val="decimal"/>
+      <w:lvlText w:val="%7."/>
+      <w:lvlJc w:val="left"/>
+      <w:pPr>
+        <w:ind w:left="5040" w:hanging="360"/>
+      </w:pPr>
+    </w:lvl>
+    <w:lvl w:ilvl="7" w:tplc="04090019" w:tentative="1">
+      <w:start w:val="1"/>
+      <w:numFmt w:val="lowerLetter"/>
+      <w:lvlText w:val="%8."/>
+      <w:lvlJc w:val="left"/>
+      <w:pPr>
+        <w:ind w:left="5760" w:hanging="360"/>
+      </w:pPr>
+    </w:lvl>
+    <w:lvl w:ilvl="8" w:tplc="0409001B" w:tentative="1">
+      <w:start w:val="1"/>
+      <w:numFmt w:val="lowerRoman"/>
+      <w:lvlText w:val="%9."/>
+      <w:lvlJc w:val="right"/>
+      <w:pPr>
+        <w:ind w:left="6480" w:hanging="180"/>
+      </w:pPr>
+    </w:lvl>
+  </w:abstractNum>
+  <w:abstractNum w:abstractNumId="1" w15:restartNumberingAfterBreak="0">
+    <w:nsid w:val="1EF00B3D"/>
+    <w:multiLevelType w:val="hybridMultilevel"/>
+    <w:tmpl w:val="4B2C367A"/>
+    <w:lvl w:ilvl="0" w:tplc="FEA8121E">
+      <w:start w:val="1"/>
+      <w:numFmt w:val="bullet"/>
+      <w:lvlText w:val=""/>
+      <w:lvlJc w:val="left"/>
+      <w:pPr>
+        <w:ind w:left="720" w:hanging="360"/>
+      </w:pPr>
+      <w:rPr>
+        <w:rFonts w:ascii="Wingdings" w:eastAsiaTheme="minorHAnsi" w:hAnsi="Wingdings" w:cstheme="minorBidi" w:hint="default"/>
+      </w:rPr>
+    </w:lvl>
+    <w:lvl w:ilvl="1" w:tplc="04090003" w:tentative="1">
+      <w:start w:val="1"/>
+      <w:numFmt w:val="bullet"/>
+      <w:lvlText w:val="o"/>
+      <w:lvlJc w:val="left"/>
+      <w:pPr>
+        <w:ind w:left="1440" w:hanging="360"/>
+      </w:pPr>
+      <w:rPr>
+        <w:rFonts w:ascii="Courier New" w:hAnsi="Courier New" w:cs="Courier New" w:hint="default"/>
+      </w:rPr>
+    </w:lvl>
+    <w:lvl w:ilvl="2" w:tplc="04090005" w:tentative="1">
+      <w:start w:val="1"/>
+      <w:numFmt w:val="bullet"/>
+      <w:lvlText w:val=""/>
+      <w:lvlJc w:val="left"/>
+      <w:pPr>
+        <w:ind w:left="2160" w:hanging="360"/>
+      </w:pPr>
+      <w:rPr>
+        <w:rFonts w:ascii="Wingdings" w:hAnsi="Wingdings" w:hint="default"/>
+      </w:rPr>
+    </w:lvl>
+    <w:lvl w:ilvl="3" w:tplc="04090001" w:tentative="1">
+      <w:start w:val="1"/>
+      <w:numFmt w:val="bullet"/>
+      <w:lvlText w:val=""/>
+      <w:lvlJc w:val="left"/>
+      <w:pPr>
+        <w:ind w:left="2880" w:hanging="360"/>
+      </w:pPr>
+      <w:rPr>
+        <w:rFonts w:ascii="Symbol" w:hAnsi="Symbol" w:hint="default"/>
+      </w:rPr>
+    </w:lvl>
+    <w:lvl w:ilvl="4" w:tplc="04090003" w:tentative="1">
+      <w:start w:val="1"/>
+      <w:numFmt w:val="bullet"/>
+      <w:lvlText w:val="o"/>
+      <w:lvlJc w:val="left"/>
+      <w:pPr>
+        <w:ind w:left="3600" w:hanging="360"/>
+      </w:pPr>
+      <w:rPr>
+        <w:rFonts w:ascii="Courier New" w:hAnsi="Courier New" w:cs="Courier New" w:hint="default"/>
+      </w:rPr>
+    </w:lvl>
+    <w:lvl w:ilvl="5" w:tplc="04090005" w:tentative="1">
+      <w:start w:val="1"/>
+      <w:numFmt w:val="bullet"/>
+      <w:lvlText w:val=""/>
+      <w:lvlJc w:val="left"/>
+      <w:pPr>
+        <w:ind w:left="4320" w:hanging="360"/>
+      </w:pPr>
+      <w:rPr>
+        <w:rFonts w:ascii="Wingdings" w:hAnsi="Wingdings" w:hint="default"/>
+      </w:rPr>
+    </w:lvl>
+    <w:lvl w:ilvl="6" w:tplc="04090001" w:tentative="1">
+      <w:start w:val="1"/>
+      <w:numFmt w:val="bullet"/>
+      <w:lvlText w:val=""/>
+      <w:lvlJc w:val="left"/>
+      <w:pPr>
+        <w:ind w:left="5040" w:hanging="360"/>
+      </w:pPr>
+      <w:rPr>
+        <w:rFonts w:ascii="Symbol" w:hAnsi="Symbol" w:hint="default"/>
+      </w:rPr>
+    </w:lvl>
+    <w:lvl w:ilvl="7" w:tplc="04090003" w:tentative="1">
+      <w:start w:val="1"/>
+      <w:numFmt w:val="bullet"/>
+      <w:lvlText w:val="o"/>
+      <w:lvlJc w:val="left"/>
+      <w:pPr>
+        <w:ind w:left="5760" w:hanging="360"/>
+      </w:pPr>
+      <w:rPr>
+        <w:rFonts w:ascii="Courier New" w:hAnsi="Courier New" w:cs="Courier New" w:hint="default"/>
+      </w:rPr>
+    </w:lvl>
+    <w:lvl w:ilvl="8" w:tplc="04090005" w:tentative="1">
+      <w:start w:val="1"/>
+      <w:numFmt w:val="bullet"/>
+      <w:lvlText w:val=""/>
+      <w:lvlJc w:val="left"/>
+      <w:pPr>
+        <w:ind w:left="6480" w:hanging="360"/>
+      </w:pPr>
+      <w:rPr>
+        <w:rFonts w:ascii="Wingdings" w:hAnsi="Wingdings" w:hint="default"/>
+      </w:rPr>
+    </w:lvl>
+  </w:abstractNum>
+  <w:abstractNum w:abstractNumId="2" w15:restartNumberingAfterBreak="0">
+    <w:nsid w:val="3D937943"/>
+    <w:multiLevelType w:val="hybridMultilevel"/>
+    <w:tmpl w:val="F95606F0"/>
+    <w:lvl w:ilvl="0" w:tplc="94340D2E">
+      <w:start w:val="5"/>
+      <w:numFmt w:val="bullet"/>
+      <w:lvlText w:val="-"/>
+      <w:lvlJc w:val="left"/>
+      <w:pPr>
+        <w:ind w:left="720" w:hanging="360"/>
+      </w:pPr>
+      <w:rPr>
+        <w:rFonts w:ascii="Aptos" w:eastAsiaTheme="minorHAnsi" w:hAnsi="Aptos" w:cstheme="minorBidi" w:hint="default"/>
+      </w:rPr>
+    </w:lvl>
+    <w:lvl w:ilvl="1" w:tplc="04090003" w:tentative="1">
+      <w:start w:val="1"/>
+      <w:numFmt w:val="bullet"/>
+      <w:lvlText w:val="o"/>
+      <w:lvlJc w:val="left"/>
+      <w:pPr>
+        <w:ind w:left="1440" w:hanging="360"/>
+      </w:pPr>
+      <w:rPr>
+        <w:rFonts w:ascii="Courier New" w:hAnsi="Courier New" w:cs="Courier New" w:hint="default"/>
+      </w:rPr>
+    </w:lvl>
+    <w:lvl w:ilvl="2" w:tplc="04090005" w:tentative="1">
+      <w:start w:val="1"/>
+      <w:numFmt w:val="bullet"/>
+      <w:lvlText w:val=""/>
+      <w:lvlJc w:val="left"/>
+      <w:pPr>
+        <w:ind w:left="2160" w:hanging="360"/>
+      </w:pPr>
+      <w:rPr>
+        <w:rFonts w:ascii="Wingdings" w:hAnsi="Wingdings" w:hint="default"/>
+      </w:rPr>
+    </w:lvl>
+    <w:lvl w:ilvl="3" w:tplc="04090001" w:tentative="1">
+      <w:start w:val="1"/>
+      <w:numFmt w:val="bullet"/>
+      <w:lvlText w:val=""/>
+      <w:lvlJc w:val="left"/>
+      <w:pPr>
+        <w:ind w:left="2880" w:hanging="360"/>
+      </w:pPr>
+      <w:rPr>
+        <w:rFonts w:ascii="Symbol" w:hAnsi="Symbol" w:hint="default"/>
+      </w:rPr>
+    </w:lvl>
+    <w:lvl w:ilvl="4" w:tplc="04090003" w:tentative="1">
+      <w:start w:val="1"/>
+      <w:numFmt w:val="bullet"/>
+      <w:lvlText w:val="o"/>
+      <w:lvlJc w:val="left"/>
+      <w:pPr>
+        <w:ind w:left="3600" w:hanging="360"/>
+      </w:pPr>
+      <w:rPr>
+        <w:rFonts w:ascii="Courier New" w:hAnsi="Courier New" w:cs="Courier New" w:hint="default"/>
+      </w:rPr>
+    </w:lvl>
+    <w:lvl w:ilvl="5" w:tplc="04090005" w:tentative="1">
+      <w:start w:val="1"/>
+      <w:numFmt w:val="bullet"/>
+      <w:lvlText w:val=""/>
+      <w:lvlJc w:val="left"/>
+      <w:pPr>
+        <w:ind w:left="4320" w:hanging="360"/>
+      </w:pPr>
+      <w:rPr>
+        <w:rFonts w:ascii="Wingdings" w:hAnsi="Wingdings" w:hint="default"/>
+      </w:rPr>
+    </w:lvl>
+    <w:lvl w:ilvl="6" w:tplc="04090001" w:tentative="1">
+      <w:start w:val="1"/>
+      <w:numFmt w:val="bullet"/>
+      <w:lvlText w:val=""/>
+      <w:lvlJc w:val="left"/>
+      <w:pPr>
+        <w:ind w:left="5040" w:hanging="360"/>
+      </w:pPr>
+      <w:rPr>
+        <w:rFonts w:ascii="Symbol" w:hAnsi="Symbol" w:hint="default"/>
+      </w:rPr>
+    </w:lvl>
+    <w:lvl w:ilvl="7" w:tplc="04090003" w:tentative="1">
+      <w:start w:val="1"/>
+      <w:numFmt w:val="bullet"/>
+      <w:lvlText w:val="o"/>
+      <w:lvlJc w:val="left"/>
+      <w:pPr>
+        <w:ind w:left="5760" w:hanging="360"/>
+      </w:pPr>
+      <w:rPr>
+        <w:rFonts w:ascii="Courier New" w:hAnsi="Courier New" w:cs="Courier New" w:hint="default"/>
+      </w:rPr>
+    </w:lvl>
+    <w:lvl w:ilvl="8" w:tplc="04090005" w:tentative="1">
+      <w:start w:val="1"/>
+      <w:numFmt w:val="bullet"/>
+      <w:lvlText w:val=""/>
+      <w:lvlJc w:val="left"/>
+      <w:pPr>
+        <w:ind w:left="6480" w:hanging="360"/>
+      </w:pPr>
+      <w:rPr>
+        <w:rFonts w:ascii="Wingdings" w:hAnsi="Wingdings" w:hint="default"/>
+      </w:rPr>
+    </w:lvl>
+  </w:abstractNum>
+  <w:num w:numId="1" w16cid:durableId="707683226">
+    <w:abstractNumId w:val="2"/>
+  </w:num>
+  <w:num w:numId="2" w16cid:durableId="1269657419">
+    <w:abstractNumId w:val="0"/>
+  </w:num>
+  <w:num w:numId="3" w16cid:durableId="1874924244">
+    <w:abstractNumId w:val="1"/>
+  </w:num>
+</w:numbering>
 </file>
 
 <file path=word/styles.xml><?xml version="1.0" encoding="utf-8"?>
@@ -1248,6 +6547,29 @@
       <w:spacing w:val="5"/>
     </w:rPr>
   </w:style>
+  <w:style w:type="character" w:styleId="Hyperlink">
+    <w:name w:val="Hyperlink"/>
+    <w:basedOn w:val="DefaultParagraphFont"/>
+    <w:uiPriority w:val="99"/>
+    <w:unhideWhenUsed/>
+    <w:rsid w:val="009E7297"/>
+    <w:rPr>
+      <w:color w:val="467886" w:themeColor="hyperlink"/>
+      <w:u w:val="single"/>
+    </w:rPr>
+  </w:style>
+  <w:style w:type="character" w:styleId="UnresolvedMention">
+    <w:name w:val="Unresolved Mention"/>
+    <w:basedOn w:val="DefaultParagraphFont"/>
+    <w:uiPriority w:val="99"/>
+    <w:semiHidden/>
+    <w:unhideWhenUsed/>
+    <w:rsid w:val="009E7297"/>
+    <w:rPr>
+      <w:color w:val="605E5C"/>
+      <w:shd w:val="clear" w:color="auto" w:fill="E1DFDD"/>
+    </w:rPr>
+  </w:style>
 </w:styles>
 </file>
 

--- a/embebidos/laboratorio/practica1/reporte1_GPIO_ErikGarciaChavez_SE.docx
+++ b/embebidos/laboratorio/practica1/reporte1_GPIO_ErikGarciaChavez_SE.docx
@@ -212,17 +212,15 @@
         </w:rPr>
         <w:t xml:space="preserve">Evangelina </w:t>
       </w:r>
-    </w:p>
-    <w:p>
-      <w:pPr>
-        <w:jc w:val="center"/>
+      <w:r>
         <w:rPr>
           <w:b/>
           <w:bCs/>
           <w:sz w:val="32"/>
           <w:szCs w:val="32"/>
         </w:rPr>
-      </w:pPr>
+        <w:t>Lara Camacho</w:t>
+      </w:r>
     </w:p>
     <w:p>
       <w:pPr>
@@ -234,16 +232,17 @@
           <w:szCs w:val="32"/>
         </w:rPr>
       </w:pPr>
-      <w:r>
+    </w:p>
+    <w:p>
+      <w:pPr>
+        <w:jc w:val="center"/>
         <w:rPr>
           <w:b/>
           <w:bCs/>
           <w:sz w:val="32"/>
           <w:szCs w:val="32"/>
         </w:rPr>
-        <w:t xml:space="preserve">Erik garcia </w:t>
-      </w:r>
-      <w:proofErr w:type="spellStart"/>
+      </w:pPr>
       <w:r>
         <w:rPr>
           <w:b/>
@@ -251,17 +250,7 @@
           <w:sz w:val="32"/>
           <w:szCs w:val="32"/>
         </w:rPr>
-        <w:t>chavez</w:t>
-      </w:r>
-      <w:proofErr w:type="spellEnd"/>
-      <w:r>
-        <w:rPr>
-          <w:b/>
-          <w:bCs/>
-          <w:sz w:val="32"/>
-          <w:szCs w:val="32"/>
-        </w:rPr>
-        <w:t xml:space="preserve"> 01275863</w:t>
+        <w:t>Erik garcia chavez 01275863</w:t>
       </w:r>
     </w:p>
     <w:p>
@@ -313,16 +302,10 @@
           <w:numId w:val="1"/>
         </w:numPr>
       </w:pPr>
-      <w:proofErr w:type="spellStart"/>
       <w:r>
         <w:lastRenderedPageBreak/>
-        <w:t>Teoria</w:t>
-      </w:r>
-      <w:proofErr w:type="spellEnd"/>
-      <w:r>
-        <w:t xml:space="preserve">: describa la función de </w:t>
-      </w:r>
-      <w:proofErr w:type="spellStart"/>
+        <w:t xml:space="preserve">Teoria: describa la función de </w:t>
+      </w:r>
       <w:r>
         <w:rPr>
           <w:i/>
@@ -330,19 +313,10 @@
         </w:rPr>
         <w:t>gpio_dump_io_configuration</w:t>
       </w:r>
-      <w:proofErr w:type="spellEnd"/>
-    </w:p>
-    <w:p>
-      <w:r>
-        <w:t xml:space="preserve">Esta función nos proporciona </w:t>
-      </w:r>
-      <w:proofErr w:type="spellStart"/>
-      <w:r>
-        <w:t>infromacion</w:t>
-      </w:r>
-      <w:proofErr w:type="spellEnd"/>
-      <w:r>
-        <w:t xml:space="preserve"> detallada sobre la configuración actual de todos los pines GPIO del microcontrolador. </w:t>
+    </w:p>
+    <w:p>
+      <w:r>
+        <w:t xml:space="preserve">Esta función nos proporciona infromacion detallada sobre la configuración actual de todos los pines GPIO del microcontrolador. </w:t>
       </w:r>
     </w:p>
     <w:p>
@@ -361,44 +335,19 @@
           <w:i/>
           <w:iCs/>
         </w:rPr>
-        <w:t>#include “drivers/</w:t>
-      </w:r>
-      <w:proofErr w:type="spellStart"/>
-      <w:r>
-        <w:rPr>
-          <w:b/>
-          <w:bCs/>
-          <w:i/>
-          <w:iCs/>
-        </w:rPr>
-        <w:t>gpio.h</w:t>
-      </w:r>
-      <w:proofErr w:type="spellEnd"/>
-      <w:r>
-        <w:rPr>
-          <w:b/>
-          <w:bCs/>
-          <w:i/>
-          <w:iCs/>
-        </w:rPr>
-        <w:t xml:space="preserve">” </w:t>
-      </w:r>
-    </w:p>
-    <w:p>
-      <w:r>
-        <w:t xml:space="preserve">Un ejemplo de salida </w:t>
-      </w:r>
-      <w:proofErr w:type="spellStart"/>
-      <w:r>
-        <w:t>podira</w:t>
-      </w:r>
-      <w:proofErr w:type="spellEnd"/>
-      <w:r>
-        <w:t xml:space="preserve"> ser: </w:t>
-      </w:r>
-    </w:p>
-    <w:p>
-      <w:r>
+        <w:t xml:space="preserve">#include “drivers/gpio.h” </w:t>
+      </w:r>
+    </w:p>
+    <w:p>
+      <w:r>
+        <w:t xml:space="preserve">Un ejemplo de salida podira ser: </w:t>
+      </w:r>
+    </w:p>
+    <w:p>
+      <w:r>
+        <w:rPr>
+          <w:noProof/>
+        </w:rPr>
         <w:drawing>
           <wp:inline distT="0" distB="0" distL="0" distR="0" wp14:anchorId="22C9B01A" wp14:editId="1D356D78">
             <wp:extent cx="3907127" cy="2415540"/>
@@ -440,269 +389,106 @@
       <w:r>
         <w:t xml:space="preserve">Esta es una salida real la función </w:t>
       </w:r>
-      <w:proofErr w:type="spellStart"/>
       <w:r>
         <w:rPr>
           <w:i/>
           <w:iCs/>
         </w:rPr>
-        <w:t>gpio_dump_io_</w:t>
-      </w:r>
-      <w:proofErr w:type="gramStart"/>
-      <w:r>
-        <w:rPr>
-          <w:i/>
-          <w:iCs/>
-        </w:rPr>
-        <w:t>configuration</w:t>
-      </w:r>
-      <w:proofErr w:type="spellEnd"/>
-      <w:r>
-        <w:rPr>
-          <w:i/>
-          <w:iCs/>
-        </w:rPr>
-        <w:t>(</w:t>
-      </w:r>
-      <w:proofErr w:type="gramEnd"/>
-      <w:r>
-        <w:rPr>
-          <w:i/>
-          <w:iCs/>
-        </w:rPr>
-        <w:t xml:space="preserve">) </w:t>
-      </w:r>
-      <w:r>
-        <w:t xml:space="preserve">mateado sobre los </w:t>
-      </w:r>
-      <w:proofErr w:type="spellStart"/>
-      <w:r>
-        <w:t>GPIO’s</w:t>
-      </w:r>
-      <w:proofErr w:type="spellEnd"/>
-      <w:r>
-        <w:t xml:space="preserve"> 4,18 y 26. </w:t>
-      </w:r>
-    </w:p>
-    <w:p>
-      <w:r>
-        <w:t xml:space="preserve">Lo que nos esta mostrando es la configuración de cada GPIO, tenemos </w:t>
-      </w:r>
-      <w:proofErr w:type="spellStart"/>
-      <w:r>
-        <w:t>infromacion</w:t>
-      </w:r>
-      <w:proofErr w:type="spellEnd"/>
-      <w:r>
-        <w:t xml:space="preserve"> como </w:t>
-      </w:r>
-    </w:p>
-    <w:p>
-      <w:pPr>
-        <w:rPr>
-          <w:lang w:val="en-US"/>
-        </w:rPr>
-      </w:pPr>
-      <w:r>
-        <w:rPr>
-          <w:lang w:val="en-US"/>
-        </w:rPr>
+        <w:t xml:space="preserve">gpio_dump_io_configuration() </w:t>
+      </w:r>
+      <w:r>
+        <w:t xml:space="preserve">mateado sobre los GPIO’s 4,18 y 26. </w:t>
+      </w:r>
+    </w:p>
+    <w:p>
+      <w:r>
+        <w:t xml:space="preserve">Lo que nos esta mostrando es la configuración de cada GPIO, tenemos infromacion como </w:t>
+      </w:r>
+    </w:p>
+    <w:p>
+      <w:r>
         <w:t>-</w:t>
       </w:r>
       <w:r>
         <w:rPr>
           <w:b/>
           <w:bCs/>
-          <w:lang w:val="en-US"/>
-        </w:rPr>
-        <w:t xml:space="preserve">pullup </w:t>
-      </w:r>
-      <w:proofErr w:type="spellStart"/>
-      <w:r>
-        <w:rPr>
-          <w:b/>
-          <w:bCs/>
-          <w:lang w:val="en-US"/>
-        </w:rPr>
-        <w:t>activado</w:t>
-      </w:r>
-      <w:proofErr w:type="spellEnd"/>
-      <w:r>
-        <w:rPr>
-          <w:b/>
-          <w:bCs/>
-          <w:lang w:val="en-US"/>
+        </w:rPr>
+        <w:t xml:space="preserve">pullup activado </w:t>
+      </w:r>
+      <w:r>
+        <w:t>(pullup – 1 : pulldown: 0)</w:t>
+      </w:r>
+    </w:p>
+    <w:p>
+      <w:r>
+        <w:t>-</w:t>
+      </w:r>
+      <w:r>
+        <w:rPr>
+          <w:b/>
+          <w:bCs/>
+        </w:rPr>
+        <w:t>drivecap</w:t>
+      </w:r>
+      <w:r>
+        <w:rPr>
+          <w:b/>
+          <w:bCs/>
         </w:rPr>
         <w:t xml:space="preserve"> </w:t>
       </w:r>
       <w:r>
-        <w:rPr>
-          <w:lang w:val="en-US"/>
-        </w:rPr>
-        <w:t xml:space="preserve">(pullup – </w:t>
-      </w:r>
-      <w:proofErr w:type="gramStart"/>
-      <w:r>
-        <w:rPr>
-          <w:lang w:val="en-US"/>
-        </w:rPr>
-        <w:t>1 :</w:t>
-      </w:r>
-      <w:proofErr w:type="gramEnd"/>
-      <w:r>
-        <w:rPr>
-          <w:lang w:val="en-US"/>
-        </w:rPr>
-        <w:t xml:space="preserve"> pulldown: 0)</w:t>
+        <w:t>(drive capacity nivel 2 - ~20mA)</w:t>
+      </w:r>
+      <w:r>
+        <w:rPr>
+          <w:b/>
+          <w:bCs/>
+        </w:rPr>
+        <w:t xml:space="preserve">: </w:t>
+      </w:r>
+      <w:r>
+        <w:t>es un parametron que</w:t>
+      </w:r>
+      <w:r>
+        <w:t xml:space="preserve"> controla cunata corrinte puede soportar o drenar un pin GPIO</w:t>
+      </w:r>
+      <w:r>
+        <w:t xml:space="preserve">, siendo 2 cercano a los 20mA la configuración estándar. </w:t>
       </w:r>
     </w:p>
     <w:p>
       <w:r>
         <w:t>-</w:t>
       </w:r>
-      <w:proofErr w:type="spellStart"/>
-      <w:r>
-        <w:rPr>
-          <w:b/>
-          <w:bCs/>
-        </w:rPr>
-        <w:t>drivecap</w:t>
-      </w:r>
-      <w:proofErr w:type="spellEnd"/>
-      <w:r>
-        <w:rPr>
-          <w:b/>
-          <w:bCs/>
-        </w:rPr>
-        <w:t xml:space="preserve"> </w:t>
-      </w:r>
-      <w:r>
-        <w:t xml:space="preserve">(drive </w:t>
-      </w:r>
-      <w:proofErr w:type="spellStart"/>
-      <w:r>
-        <w:t>capacity</w:t>
-      </w:r>
-      <w:proofErr w:type="spellEnd"/>
-      <w:r>
-        <w:t xml:space="preserve"> nivel 2 - ~20mA)</w:t>
-      </w:r>
-      <w:r>
-        <w:rPr>
-          <w:b/>
-          <w:bCs/>
-        </w:rPr>
-        <w:t xml:space="preserve">: </w:t>
-      </w:r>
-      <w:r>
-        <w:t xml:space="preserve">es un </w:t>
-      </w:r>
-      <w:proofErr w:type="spellStart"/>
-      <w:r>
-        <w:t>parametron</w:t>
-      </w:r>
-      <w:proofErr w:type="spellEnd"/>
-      <w:r>
-        <w:t xml:space="preserve"> que</w:t>
-      </w:r>
-      <w:r>
-        <w:t xml:space="preserve"> controla </w:t>
-      </w:r>
-      <w:proofErr w:type="spellStart"/>
-      <w:r>
-        <w:t>cunata</w:t>
-      </w:r>
-      <w:proofErr w:type="spellEnd"/>
-      <w:r>
-        <w:t xml:space="preserve"> </w:t>
-      </w:r>
-      <w:proofErr w:type="spellStart"/>
-      <w:r>
-        <w:t>corrinte</w:t>
-      </w:r>
-      <w:proofErr w:type="spellEnd"/>
-      <w:r>
-        <w:t xml:space="preserve"> puede soportar o drenar un pin GPIO</w:t>
-      </w:r>
-      <w:r>
-        <w:t xml:space="preserve">, siendo 2 cercano a los 20mA la configuración estándar. </w:t>
+      <w:r>
+        <w:rPr>
+          <w:b/>
+          <w:bCs/>
+        </w:rPr>
+        <w:t xml:space="preserve">inputEn </w:t>
+      </w:r>
+      <w:r>
+        <w:t xml:space="preserve">configturado como entrada (inputEn : 1, output:0) </w:t>
+      </w:r>
+      <w:r>
+        <w:t xml:space="preserve">nos señala que el GPIO es de entrada </w:t>
       </w:r>
     </w:p>
     <w:p>
       <w:r>
         <w:t>-</w:t>
       </w:r>
-      <w:proofErr w:type="spellStart"/>
-      <w:r>
-        <w:rPr>
-          <w:b/>
-          <w:bCs/>
-        </w:rPr>
-        <w:t>inputEn</w:t>
-      </w:r>
-      <w:proofErr w:type="spellEnd"/>
-      <w:r>
-        <w:rPr>
-          <w:b/>
-          <w:bCs/>
-        </w:rPr>
-        <w:t xml:space="preserve"> </w:t>
-      </w:r>
-      <w:proofErr w:type="spellStart"/>
-      <w:r>
-        <w:t>configturado</w:t>
-      </w:r>
-      <w:proofErr w:type="spellEnd"/>
-      <w:r>
-        <w:t xml:space="preserve"> como entrada (</w:t>
-      </w:r>
-      <w:proofErr w:type="spellStart"/>
-      <w:proofErr w:type="gramStart"/>
-      <w:r>
-        <w:t>inputEn</w:t>
-      </w:r>
-      <w:proofErr w:type="spellEnd"/>
-      <w:r>
-        <w:t xml:space="preserve"> :</w:t>
-      </w:r>
-      <w:proofErr w:type="gramEnd"/>
-      <w:r>
-        <w:t xml:space="preserve"> 1, output:0) </w:t>
-      </w:r>
-      <w:r>
-        <w:t xml:space="preserve">nos señala que el GPIO es de entrada </w:t>
-      </w:r>
-    </w:p>
-    <w:p>
-      <w:r>
-        <w:t>-</w:t>
-      </w:r>
-      <w:proofErr w:type="spellStart"/>
-      <w:r>
-        <w:rPr>
-          <w:b/>
-          <w:bCs/>
-        </w:rPr>
-        <w:t>funcSel</w:t>
-      </w:r>
-      <w:proofErr w:type="spellEnd"/>
-      <w:r>
-        <w:rPr>
-          <w:b/>
-          <w:bCs/>
-        </w:rPr>
-        <w:t xml:space="preserve">: </w:t>
-      </w:r>
-      <w:r>
-        <w:t xml:space="preserve">1 (indica que función </w:t>
-      </w:r>
-      <w:proofErr w:type="spellStart"/>
-      <w:r>
-        <w:t>decempenia</w:t>
-      </w:r>
-      <w:proofErr w:type="spellEnd"/>
-      <w:r>
-        <w:t xml:space="preserve"> en este caso como GPIO, pero tenemos como el caso del PIN 26 de uso directo del multiplexo I/O que es 0 y de 2-5 funciones alternativas.)</w:t>
+      <w:r>
+        <w:rPr>
+          <w:b/>
+          <w:bCs/>
+        </w:rPr>
+        <w:t xml:space="preserve">funcSel: </w:t>
+      </w:r>
+      <w:r>
+        <w:t>1 (indica que función decempenia en este caso como GPIO, pero tenemos como el caso del PIN 26 de uso directo del multiplexo I/O que es 0 y de 2-5 funciones alternativas.)</w:t>
       </w:r>
     </w:p>
     <w:p>
@@ -716,83 +502,18 @@
         <w:lastRenderedPageBreak/>
         <w:t>-</w:t>
       </w:r>
-      <w:proofErr w:type="spellStart"/>
-      <w:r>
-        <w:rPr>
-          <w:b/>
-          <w:bCs/>
-        </w:rPr>
-        <w:t>sleepSelEn</w:t>
-      </w:r>
-      <w:proofErr w:type="spellEnd"/>
-      <w:r>
-        <w:rPr>
-          <w:b/>
-          <w:bCs/>
-        </w:rPr>
-        <w:t>: 1 (</w:t>
-      </w:r>
-      <w:r>
-        <w:t xml:space="preserve">este parámetro indica si la configuración se mantiene durante el Deep </w:t>
-      </w:r>
-      <w:proofErr w:type="spellStart"/>
-      <w:r>
-        <w:t>sleep</w:t>
-      </w:r>
-      <w:proofErr w:type="spellEnd"/>
-      <w:r>
-        <w:t xml:space="preserve">, cunado </w:t>
-      </w:r>
-      <w:proofErr w:type="spellStart"/>
-      <w:r>
-        <w:t>esta</w:t>
-      </w:r>
-      <w:proofErr w:type="spellEnd"/>
-      <w:r>
-        <w:t xml:space="preserve"> en 1, tanto </w:t>
-      </w:r>
-      <w:proofErr w:type="spellStart"/>
-      <w:r>
-        <w:t>pull</w:t>
-      </w:r>
-      <w:proofErr w:type="spellEnd"/>
-      <w:r>
-        <w:t>-up</w:t>
-      </w:r>
-      <w:r>
-        <w:t>s/</w:t>
-      </w:r>
-      <w:proofErr w:type="spellStart"/>
-      <w:r>
-        <w:t>pull-down</w:t>
-      </w:r>
-      <w:proofErr w:type="spellEnd"/>
-      <w:r>
-        <w:t xml:space="preserve">/ </w:t>
-      </w:r>
-      <w:proofErr w:type="spellStart"/>
-      <w:r>
-        <w:t>configuracion</w:t>
-      </w:r>
-      <w:proofErr w:type="spellEnd"/>
-      <w:r>
-        <w:t xml:space="preserve"> de los </w:t>
-      </w:r>
-      <w:proofErr w:type="spellStart"/>
-      <w:r>
-        <w:t>GPIO’s</w:t>
-      </w:r>
-      <w:proofErr w:type="spellEnd"/>
-      <w:r>
-        <w:t xml:space="preserve"> se </w:t>
-      </w:r>
-      <w:proofErr w:type="gramStart"/>
-      <w:r>
-        <w:t>mantiene</w:t>
-      </w:r>
-      <w:proofErr w:type="gramEnd"/>
-      <w:r>
-        <w:t xml:space="preserve"> pero en el caso que sea </w:t>
+      <w:r>
+        <w:rPr>
+          <w:b/>
+          <w:bCs/>
+        </w:rPr>
+        <w:t>sleepSelEn: 1 (</w:t>
+      </w:r>
+      <w:r>
+        <w:t>este parámetro indica si la configuración se mantiene durante el Deep sleep, cunado esta en 1, tanto pull-up</w:t>
+      </w:r>
+      <w:r>
+        <w:t xml:space="preserve">s/pull-down/ configuracion de los GPIO’s se mantiene pero en el caso que sea </w:t>
       </w:r>
       <w:r>
         <w:rPr>
@@ -802,13 +523,8 @@
         <w:t xml:space="preserve">0 </w:t>
       </w:r>
       <w:r>
-        <w:t xml:space="preserve">estos se </w:t>
-      </w:r>
-      <w:proofErr w:type="spellStart"/>
-      <w:r>
-        <w:t>recetean</w:t>
-      </w:r>
-      <w:proofErr w:type="spellEnd"/>
+        <w:t>estos se recetean</w:t>
+      </w:r>
       <w:r>
         <w:rPr>
           <w:b/>
@@ -844,23 +560,7 @@
           <w:b/>
           <w:bCs/>
         </w:rPr>
-        <w:t xml:space="preserve">-desarrollo de la </w:t>
-      </w:r>
-      <w:proofErr w:type="spellStart"/>
-      <w:r>
-        <w:rPr>
-          <w:b/>
-          <w:bCs/>
-        </w:rPr>
-        <w:t>paractica</w:t>
-      </w:r>
-      <w:proofErr w:type="spellEnd"/>
-      <w:r>
-        <w:rPr>
-          <w:b/>
-          <w:bCs/>
-        </w:rPr>
-        <w:t xml:space="preserve"> </w:t>
+        <w:t xml:space="preserve">-desarrollo de la paractica </w:t>
       </w:r>
     </w:p>
     <w:p>
@@ -879,244 +579,13 @@
       </w:r>
     </w:p>
     <w:p>
-      <w:proofErr w:type="spellStart"/>
-      <w:r>
-        <w:t>Uná</w:t>
-      </w:r>
-      <w:proofErr w:type="spellEnd"/>
-      <w:r>
-        <w:t xml:space="preserve"> </w:t>
-      </w:r>
-      <w:proofErr w:type="spellStart"/>
-      <w:r>
-        <w:t>plázá</w:t>
-      </w:r>
-      <w:proofErr w:type="spellEnd"/>
-      <w:r>
-        <w:t xml:space="preserve"> </w:t>
-      </w:r>
-      <w:proofErr w:type="spellStart"/>
-      <w:r>
-        <w:t>comerciál</w:t>
-      </w:r>
-      <w:proofErr w:type="spellEnd"/>
-      <w:r>
-        <w:t xml:space="preserve"> </w:t>
-      </w:r>
-      <w:proofErr w:type="spellStart"/>
-      <w:r>
-        <w:t>cobrá</w:t>
-      </w:r>
-      <w:proofErr w:type="spellEnd"/>
-      <w:r>
-        <w:t xml:space="preserve"> 15 pesos por el uso de su </w:t>
-      </w:r>
-      <w:proofErr w:type="spellStart"/>
-      <w:r>
-        <w:t>estácionámiento</w:t>
-      </w:r>
-      <w:proofErr w:type="spellEnd"/>
-      <w:r>
-        <w:t xml:space="preserve">. </w:t>
-      </w:r>
-      <w:proofErr w:type="gramStart"/>
-      <w:r>
-        <w:t>Cuándo</w:t>
-      </w:r>
-      <w:proofErr w:type="gramEnd"/>
-      <w:r>
-        <w:t xml:space="preserve"> un conductor</w:t>
-      </w:r>
-      <w:r>
-        <w:t xml:space="preserve"> </w:t>
-      </w:r>
-      <w:r>
-        <w:t xml:space="preserve">quiere </w:t>
-      </w:r>
-      <w:proofErr w:type="spellStart"/>
-      <w:r>
-        <w:t>retirár</w:t>
-      </w:r>
-      <w:proofErr w:type="spellEnd"/>
-      <w:r>
-        <w:t xml:space="preserve"> su vehículo, </w:t>
-      </w:r>
-      <w:proofErr w:type="spellStart"/>
-      <w:r>
-        <w:t>págá</w:t>
-      </w:r>
-      <w:proofErr w:type="spellEnd"/>
-      <w:r>
-        <w:t xml:space="preserve"> ese monto por medio de </w:t>
-      </w:r>
-      <w:proofErr w:type="spellStart"/>
-      <w:r>
-        <w:t>uná</w:t>
-      </w:r>
-      <w:proofErr w:type="spellEnd"/>
-      <w:r>
-        <w:t xml:space="preserve"> </w:t>
-      </w:r>
-      <w:proofErr w:type="spellStart"/>
-      <w:r>
-        <w:t>máquiná</w:t>
-      </w:r>
-      <w:proofErr w:type="spellEnd"/>
-      <w:r>
-        <w:t xml:space="preserve"> </w:t>
-      </w:r>
-      <w:proofErr w:type="spellStart"/>
-      <w:r>
-        <w:t>expendedorá</w:t>
-      </w:r>
-      <w:proofErr w:type="spellEnd"/>
-      <w:r>
-        <w:t>, está le</w:t>
-      </w:r>
-      <w:r>
-        <w:t xml:space="preserve"> </w:t>
-      </w:r>
-      <w:r>
-        <w:t xml:space="preserve">provee el recibo de </w:t>
-      </w:r>
-      <w:proofErr w:type="spellStart"/>
-      <w:r>
-        <w:t>págo</w:t>
-      </w:r>
-      <w:proofErr w:type="spellEnd"/>
-      <w:r>
-        <w:t xml:space="preserve"> que el conductor </w:t>
-      </w:r>
-      <w:proofErr w:type="spellStart"/>
-      <w:r>
-        <w:t>despues</w:t>
-      </w:r>
-      <w:proofErr w:type="spellEnd"/>
-      <w:r>
-        <w:t xml:space="preserve"> </w:t>
-      </w:r>
-      <w:proofErr w:type="spellStart"/>
-      <w:r>
-        <w:t>ingresá</w:t>
-      </w:r>
-      <w:proofErr w:type="spellEnd"/>
-      <w:r>
-        <w:t xml:space="preserve"> en </w:t>
-      </w:r>
-      <w:proofErr w:type="spellStart"/>
-      <w:r>
-        <w:t>lá</w:t>
-      </w:r>
-      <w:proofErr w:type="spellEnd"/>
-      <w:r>
-        <w:t xml:space="preserve"> </w:t>
-      </w:r>
-      <w:proofErr w:type="spellStart"/>
-      <w:r>
-        <w:t>bárrerá</w:t>
-      </w:r>
-      <w:proofErr w:type="spellEnd"/>
-      <w:r>
-        <w:t xml:space="preserve"> de control </w:t>
-      </w:r>
-      <w:r>
-        <w:t xml:space="preserve">vehicular </w:t>
-      </w:r>
-      <w:proofErr w:type="spellStart"/>
-      <w:r>
-        <w:t>párá</w:t>
-      </w:r>
-      <w:proofErr w:type="spellEnd"/>
-      <w:r>
-        <w:t xml:space="preserve"> poder </w:t>
-      </w:r>
-      <w:proofErr w:type="spellStart"/>
-      <w:r>
-        <w:t>sálir</w:t>
-      </w:r>
-      <w:proofErr w:type="spellEnd"/>
-      <w:r>
-        <w:t xml:space="preserve"> de </w:t>
-      </w:r>
-      <w:proofErr w:type="spellStart"/>
-      <w:r>
-        <w:t>lá</w:t>
-      </w:r>
-      <w:proofErr w:type="spellEnd"/>
-      <w:r>
-        <w:t xml:space="preserve"> </w:t>
-      </w:r>
-      <w:proofErr w:type="spellStart"/>
-      <w:r>
-        <w:t>plázá</w:t>
-      </w:r>
-      <w:proofErr w:type="spellEnd"/>
-      <w:r>
-        <w:t xml:space="preserve">. </w:t>
-      </w:r>
-      <w:proofErr w:type="spellStart"/>
-      <w:r>
-        <w:t>Lá</w:t>
-      </w:r>
-      <w:proofErr w:type="spellEnd"/>
-      <w:r>
-        <w:t xml:space="preserve"> </w:t>
-      </w:r>
-      <w:proofErr w:type="spellStart"/>
-      <w:r>
-        <w:t>máquiná</w:t>
-      </w:r>
-      <w:proofErr w:type="spellEnd"/>
-      <w:r>
-        <w:t xml:space="preserve"> </w:t>
-      </w:r>
-      <w:proofErr w:type="spellStart"/>
-      <w:r>
-        <w:t>expendedorá</w:t>
-      </w:r>
-      <w:proofErr w:type="spellEnd"/>
-      <w:r>
-        <w:t xml:space="preserve"> solo permite el </w:t>
-      </w:r>
-      <w:proofErr w:type="spellStart"/>
-      <w:r>
-        <w:t>págo</w:t>
-      </w:r>
-      <w:proofErr w:type="spellEnd"/>
-      <w:r>
-        <w:t xml:space="preserve"> con </w:t>
-      </w:r>
-      <w:proofErr w:type="spellStart"/>
-      <w:r>
-        <w:t>monedás</w:t>
-      </w:r>
-      <w:proofErr w:type="spellEnd"/>
-      <w:r>
-        <w:t xml:space="preserve"> de 1, 5,</w:t>
-      </w:r>
-      <w:r>
-        <w:t xml:space="preserve"> </w:t>
-      </w:r>
-      <w:r>
-        <w:t>10 y 20 pesos.</w:t>
-      </w:r>
-    </w:p>
-    <w:p>
-      <w:proofErr w:type="spellStart"/>
-      <w:r>
-        <w:t>Disenie</w:t>
-      </w:r>
-      <w:proofErr w:type="spellEnd"/>
-      <w:r>
-        <w:t xml:space="preserve"> una </w:t>
-      </w:r>
-      <w:proofErr w:type="spellStart"/>
-      <w:r>
-        <w:t>mauina</w:t>
-      </w:r>
-      <w:proofErr w:type="spellEnd"/>
-      <w:r>
-        <w:t xml:space="preserve"> de estado que implemente el comportamiento de la maquina expendedora de recibos. </w:t>
+      <w:r>
+        <w:t>Uná plázá comerciál cobrá 15 pesos por el uso de su estácionámiento. Cuándo un conductor quiere retirár su vehículo, págá ese monto por medio de uná máquiná expendedorá, está le provee el recibo de págo que el conductor despues ingresá en lá bárrerá de control vehicular párá poder sálir de lá plázá. Lá máquiná expendedorá solo permite el págo con monedás de 1, 5, 10 y 20 pesos.</w:t>
+      </w:r>
+    </w:p>
+    <w:p>
+      <w:r>
+        <w:t xml:space="preserve">Disenie una mauina de estado que implemente el comportamiento de la maquina expendedora de recibos. </w:t>
       </w:r>
     </w:p>
     <w:p>
@@ -1145,15 +614,7 @@
         </w:numPr>
       </w:pPr>
       <w:r>
-        <w:t xml:space="preserve">Estado donde se insertan </w:t>
-      </w:r>
-      <w:proofErr w:type="spellStart"/>
-      <w:r>
-        <w:t>modendas</w:t>
-      </w:r>
-      <w:proofErr w:type="spellEnd"/>
-      <w:r>
-        <w:t xml:space="preserve"> de 1 peso</w:t>
+        <w:t>Estado donde se insertan modendas de 1 peso</w:t>
       </w:r>
     </w:p>
     <w:p>
@@ -1188,13 +649,8 @@
           <w:numId w:val="1"/>
         </w:numPr>
       </w:pPr>
-      <w:proofErr w:type="spellStart"/>
-      <w:r>
-        <w:t>Mondeas</w:t>
-      </w:r>
-      <w:proofErr w:type="spellEnd"/>
-      <w:r>
-        <w:t xml:space="preserve"> donde se inserta monedas de 20 pesos </w:t>
+      <w:r>
+        <w:t xml:space="preserve">Mondeas donde se inserta monedas de 20 pesos </w:t>
       </w:r>
     </w:p>
     <w:p>
@@ -1223,6 +679,9 @@
     </w:p>
     <w:p>
       <w:r>
+        <w:rPr>
+          <w:noProof/>
+        </w:rPr>
         <w:lastRenderedPageBreak/>
         <w:drawing>
           <wp:inline distT="0" distB="0" distL="0" distR="0" wp14:anchorId="2CC537E8" wp14:editId="071F3DA6">
@@ -1274,23 +733,7 @@
           <w:b/>
           <w:bCs/>
         </w:rPr>
-        <w:t xml:space="preserve">Simulación en </w:t>
-      </w:r>
-      <w:proofErr w:type="spellStart"/>
-      <w:r>
-        <w:rPr>
-          <w:b/>
-          <w:bCs/>
-        </w:rPr>
-        <w:t>wokwi</w:t>
-      </w:r>
-      <w:proofErr w:type="spellEnd"/>
-      <w:r>
-        <w:rPr>
-          <w:b/>
-          <w:bCs/>
-        </w:rPr>
-        <w:t xml:space="preserve">: </w:t>
+        <w:t xml:space="preserve">Simulación en wokwi: </w:t>
       </w:r>
     </w:p>
     <w:p>
@@ -1300,6 +743,9 @@
     </w:p>
     <w:p>
       <w:r>
+        <w:rPr>
+          <w:noProof/>
+        </w:rPr>
         <w:drawing>
           <wp:inline distT="0" distB="0" distL="0" distR="0" wp14:anchorId="38ACDC3D" wp14:editId="0D6EF2F3">
             <wp:extent cx="5612130" cy="2416810"/>
@@ -1359,6 +805,9 @@
     </w:p>
     <w:p>
       <w:r>
+        <w:rPr>
+          <w:noProof/>
+        </w:rPr>
         <w:drawing>
           <wp:inline distT="0" distB="0" distL="0" distR="0" wp14:anchorId="22D6FA15" wp14:editId="6CD656EC">
             <wp:extent cx="5612130" cy="2449195"/>
@@ -1398,15 +847,7 @@
     </w:p>
     <w:p>
       <w:r>
-        <w:t xml:space="preserve">En la parte de abajo indico </w:t>
-      </w:r>
-      <w:proofErr w:type="gramStart"/>
-      <w:r>
-        <w:t>cuanto falta</w:t>
-      </w:r>
-      <w:proofErr w:type="gramEnd"/>
-      <w:r>
-        <w:t xml:space="preserve"> en caso de que no se hayan completado los 15 pesos y el dinero acumulado.</w:t>
+        <w:t>En la parte de abajo indico cuanto falta en caso de que no se hayan completado los 15 pesos y el dinero acumulado.</w:t>
       </w:r>
     </w:p>
     <w:p>
@@ -1426,6 +867,9 @@
     </w:p>
     <w:p>
       <w:r>
+        <w:rPr>
+          <w:noProof/>
+        </w:rPr>
         <w:drawing>
           <wp:inline distT="0" distB="0" distL="0" distR="0" wp14:anchorId="071DEB53" wp14:editId="103876DE">
             <wp:extent cx="5612130" cy="2437765"/>
@@ -1496,6 +940,7 @@
         <w:rPr>
           <w:b/>
           <w:bCs/>
+          <w:noProof/>
         </w:rPr>
         <w:drawing>
           <wp:inline distT="0" distB="0" distL="0" distR="0" wp14:anchorId="6F30945A" wp14:editId="3ED83A49">
@@ -1536,16 +981,11 @@
     </w:p>
     <w:p>
       <w:r>
-        <w:t xml:space="preserve">El cambio esta representado por los leds del lado izquierdo en donde el led morado representa los de 10 pesos, el led verde de 5 y el led rojo de 1, el led azul representa </w:t>
-      </w:r>
-      <w:proofErr w:type="gramStart"/>
-      <w:r>
-        <w:t xml:space="preserve">el </w:t>
+        <w:t xml:space="preserve">El cambio esta representado por los leds del lado izquierdo en donde el led morado representa los de 10 pesos, el led verde de 5 y el led rojo de 1, el led azul representa el </w:t>
       </w:r>
       <w:r>
         <w:t>impresión</w:t>
       </w:r>
-      <w:proofErr w:type="gramEnd"/>
       <w:r>
         <w:t xml:space="preserve"> del boleto, en este caso se esta dado 1 peso de cambio. </w:t>
       </w:r>
@@ -1581,6 +1021,9 @@
     </w:p>
     <w:p>
       <w:r>
+        <w:rPr>
+          <w:noProof/>
+        </w:rPr>
         <w:drawing>
           <wp:inline distT="0" distB="0" distL="0" distR="0" wp14:anchorId="1159061C" wp14:editId="329B420F">
             <wp:extent cx="4520561" cy="3721100"/>
@@ -1620,26 +1063,10 @@
     </w:p>
     <w:p>
       <w:r>
-        <w:t xml:space="preserve">Cada estado de led se mantiene </w:t>
-      </w:r>
-      <w:proofErr w:type="spellStart"/>
-      <w:r>
-        <w:t>asi</w:t>
-      </w:r>
-      <w:proofErr w:type="spellEnd"/>
-      <w:r>
-        <w:t xml:space="preserve"> prendido por 2 segundos </w:t>
-      </w:r>
-      <w:r>
-        <w:t xml:space="preserve">para poderlo </w:t>
-      </w:r>
-      <w:proofErr w:type="spellStart"/>
-      <w:r>
-        <w:t>visualrslo</w:t>
-      </w:r>
-      <w:proofErr w:type="spellEnd"/>
-      <w:r>
-        <w:t xml:space="preserve"> correctamente. </w:t>
+        <w:t xml:space="preserve">Cada estado de led se mantiene asi prendido por 2 segundos </w:t>
+      </w:r>
+      <w:r>
+        <w:t xml:space="preserve">para poderlo visualrslo correctamente. </w:t>
       </w:r>
     </w:p>
     <w:p/>
@@ -1674,6 +1101,9 @@
     </w:p>
     <w:p>
       <w:r>
+        <w:rPr>
+          <w:noProof/>
+        </w:rPr>
         <w:drawing>
           <wp:inline distT="0" distB="0" distL="0" distR="0" wp14:anchorId="2FEEF8C5" wp14:editId="45BB4A8B">
             <wp:extent cx="3922812" cy="3465195"/>
@@ -1742,6 +1172,7 @@
         <w:rPr>
           <w:b/>
           <w:bCs/>
+          <w:noProof/>
         </w:rPr>
         <w:drawing>
           <wp:inline distT="0" distB="0" distL="0" distR="0" wp14:anchorId="389CD29E" wp14:editId="7DEDDEAE">
@@ -1801,48 +1232,19 @@
           <w:bCs/>
         </w:rPr>
         <w:lastRenderedPageBreak/>
-        <w:t xml:space="preserve">-cambio de </w:t>
-      </w:r>
-      <w:proofErr w:type="spellStart"/>
-      <w:r>
-        <w:rPr>
-          <w:b/>
-          <w:bCs/>
-        </w:rPr>
-        <w:t>mas</w:t>
-      </w:r>
-      <w:proofErr w:type="spellEnd"/>
-      <w:r>
-        <w:rPr>
-          <w:b/>
-          <w:bCs/>
-        </w:rPr>
-        <w:t xml:space="preserve">: </w:t>
-      </w:r>
-    </w:p>
-    <w:p>
-      <w:r>
-        <w:t xml:space="preserve">Puede dar cambio diferente a 1 peso o 5, por </w:t>
-      </w:r>
-      <w:proofErr w:type="gramStart"/>
-      <w:r>
-        <w:t>ejemplo</w:t>
-      </w:r>
-      <w:proofErr w:type="gramEnd"/>
-      <w:r>
-        <w:t xml:space="preserve"> si se inserta 10, requiere 5 mas pero si inserto 20 </w:t>
-      </w:r>
-      <w:proofErr w:type="spellStart"/>
-      <w:r>
-        <w:t>deberian</w:t>
-      </w:r>
-      <w:proofErr w:type="spellEnd"/>
-      <w:r>
-        <w:t xml:space="preserve"> de darme 15 pesos de cambio lo cual podemos ver en la siguiente representación. </w:t>
-      </w:r>
-    </w:p>
-    <w:p>
-      <w:r>
+        <w:t xml:space="preserve">-cambio de mas: </w:t>
+      </w:r>
+    </w:p>
+    <w:p>
+      <w:r>
+        <w:t xml:space="preserve">Puede dar cambio diferente a 1 peso o 5, por ejemplo si se inserta 10, requiere 5 mas pero si inserto 20 deberian de darme 15 pesos de cambio lo cual podemos ver en la siguiente representación. </w:t>
+      </w:r>
+    </w:p>
+    <w:p>
+      <w:r>
+        <w:rPr>
+          <w:noProof/>
+        </w:rPr>
         <w:drawing>
           <wp:inline distT="0" distB="0" distL="0" distR="0" wp14:anchorId="4100B7FD" wp14:editId="24C3706D">
             <wp:extent cx="3688080" cy="3219872"/>
@@ -1882,6 +1284,9 @@
     </w:p>
     <w:p>
       <w:r>
+        <w:rPr>
+          <w:noProof/>
+        </w:rPr>
         <w:drawing>
           <wp:inline distT="0" distB="0" distL="0" distR="0" wp14:anchorId="584E59A4" wp14:editId="4C9B7E86">
             <wp:extent cx="3862362" cy="3352800"/>
@@ -1925,17 +1330,15 @@
         <w:lastRenderedPageBreak/>
         <w:t xml:space="preserve">Hay 30 pesos acumulados por lo que el cambio es 15, primero imprime los de mayor denominación en este caso 10 pesos </w:t>
       </w:r>
-      <w:proofErr w:type="spellStart"/>
-      <w:r>
-        <w:t>repsentado</w:t>
-      </w:r>
-      <w:proofErr w:type="spellEnd"/>
-      <w:r>
-        <w:t xml:space="preserve"> por el led morado </w:t>
-      </w:r>
-    </w:p>
-    <w:p>
-      <w:r>
+      <w:r>
+        <w:t xml:space="preserve">repsentado por el led morado </w:t>
+      </w:r>
+    </w:p>
+    <w:p>
+      <w:r>
+        <w:rPr>
+          <w:noProof/>
+        </w:rPr>
         <w:drawing>
           <wp:inline distT="0" distB="0" distL="0" distR="0" wp14:anchorId="66A79896" wp14:editId="75073A7D">
             <wp:extent cx="3408680" cy="2972856"/>
@@ -1986,6 +1389,9 @@
     </w:p>
     <w:p>
       <w:r>
+        <w:rPr>
+          <w:noProof/>
+        </w:rPr>
         <w:drawing>
           <wp:inline distT="0" distB="0" distL="0" distR="0" wp14:anchorId="5CE19626" wp14:editId="0B52152A">
             <wp:extent cx="3700308" cy="3364107"/>
@@ -2107,23 +1513,7 @@
           <w:i/>
           <w:iCs/>
         </w:rPr>
-        <w:t xml:space="preserve">6 </w:t>
-      </w:r>
-      <w:proofErr w:type="spellStart"/>
-      <w:r>
-        <w:rPr>
-          <w:i/>
-          <w:iCs/>
-        </w:rPr>
-        <w:t>push</w:t>
-      </w:r>
-      <w:proofErr w:type="spellEnd"/>
-      <w:r>
-        <w:rPr>
-          <w:i/>
-          <w:iCs/>
-        </w:rPr>
-        <w:t xml:space="preserve"> bottom</w:t>
+        <w:t>6 push bottom</w:t>
       </w:r>
     </w:p>
     <w:p>
@@ -2178,7 +1568,6 @@
           <w:iCs/>
         </w:rPr>
       </w:pPr>
-      <w:proofErr w:type="spellStart"/>
       <w:r>
         <w:rPr>
           <w:i/>
@@ -2186,7 +1575,6 @@
         </w:rPr>
         <w:t>protoboard</w:t>
       </w:r>
-      <w:proofErr w:type="spellEnd"/>
       <w:r>
         <w:rPr>
           <w:i/>
@@ -2197,13 +1585,8 @@
     </w:p>
     <w:p>
       <w:r>
-        <w:t xml:space="preserve">Ensamblado en el </w:t>
-      </w:r>
-      <w:proofErr w:type="spellStart"/>
-      <w:r>
-        <w:t>protoboard</w:t>
-      </w:r>
-      <w:proofErr w:type="spellEnd"/>
+        <w:t>Ensamblado en el protoboard</w:t>
+      </w:r>
     </w:p>
     <w:p>
       <w:r>
@@ -2211,7 +1594,7 @@
           <w:noProof/>
         </w:rPr>
         <w:drawing>
-          <wp:inline distT="0" distB="0" distL="0" distR="0" wp14:anchorId="548A42F6" wp14:editId="3B9E2FB7">
+          <wp:inline distT="0" distB="0" distL="0" distR="0" wp14:anchorId="548A42F6" wp14:editId="2277237C">
             <wp:extent cx="3898900" cy="2921965"/>
             <wp:effectExtent l="0" t="0" r="6350" b="0"/>
             <wp:docPr id="17" name="Picture 17"/>
@@ -2267,6 +1650,9 @@
     </w:p>
     <w:p>
       <w:r>
+        <w:rPr>
+          <w:noProof/>
+        </w:rPr>
         <w:drawing>
           <wp:inline distT="0" distB="0" distL="0" distR="0" wp14:anchorId="7844B303" wp14:editId="3CC2A53F">
             <wp:extent cx="4837430" cy="1949641"/>
@@ -2336,7 +1722,7 @@
           <w:noProof/>
         </w:rPr>
         <w:drawing>
-          <wp:inline distT="0" distB="0" distL="0" distR="0" wp14:anchorId="33FE1693" wp14:editId="6156EB05">
+          <wp:inline distT="0" distB="0" distL="0" distR="0" wp14:anchorId="33FE1693" wp14:editId="2A308550">
             <wp:extent cx="2059627" cy="3748726"/>
             <wp:effectExtent l="0" t="6350" r="0" b="0"/>
             <wp:docPr id="19" name="Picture 19" descr="A circuit board with wires and a blue wire"/>
@@ -2421,6 +1807,7 @@
         <w:rPr>
           <w:b/>
           <w:bCs/>
+          <w:noProof/>
         </w:rPr>
         <w:drawing>
           <wp:inline distT="0" distB="0" distL="0" distR="0" wp14:anchorId="760F73FD" wp14:editId="49E1A965">
@@ -2471,34 +1858,26 @@
           <w:bCs/>
         </w:rPr>
       </w:pPr>
-      <w:proofErr w:type="spellStart"/>
-      <w:r>
-        <w:rPr>
-          <w:b/>
-          <w:bCs/>
-        </w:rPr>
-        <w:t>Inseramos</w:t>
-      </w:r>
-      <w:proofErr w:type="spellEnd"/>
-      <w:r>
-        <w:rPr>
-          <w:b/>
-          <w:bCs/>
-        </w:rPr>
-        <w:t xml:space="preserve"> 5 pesos</w:t>
-      </w:r>
-    </w:p>
-    <w:p>
-      <w:pPr>
-        <w:rPr>
-          <w:b/>
-          <w:bCs/>
-        </w:rPr>
-      </w:pPr>
-      <w:r>
-        <w:rPr>
-          <w:b/>
-          <w:bCs/>
+      <w:r>
+        <w:rPr>
+          <w:b/>
+          <w:bCs/>
+        </w:rPr>
+        <w:t>Inseramos 5 pesos</w:t>
+      </w:r>
+    </w:p>
+    <w:p>
+      <w:pPr>
+        <w:rPr>
+          <w:b/>
+          <w:bCs/>
+        </w:rPr>
+      </w:pPr>
+      <w:r>
+        <w:rPr>
+          <w:b/>
+          <w:bCs/>
+          <w:noProof/>
         </w:rPr>
         <w:drawing>
           <wp:inline distT="0" distB="0" distL="0" distR="0" wp14:anchorId="50997DBF" wp14:editId="72DDD8B3">
@@ -2568,15 +1947,7 @@
         <w:jc w:val="both"/>
       </w:pPr>
       <w:r>
-        <w:t xml:space="preserve">al </w:t>
-      </w:r>
-      <w:proofErr w:type="spellStart"/>
-      <w:r>
-        <w:t>inserar</w:t>
-      </w:r>
-      <w:proofErr w:type="spellEnd"/>
-      <w:r>
-        <w:t xml:space="preserve"> la moneda de 10 me da el cambio</w:t>
+        <w:t>al inserar la moneda de 10 me da el cambio</w:t>
       </w:r>
       <w:r>
         <w:t xml:space="preserve"> que es de 1 peso</w:t>
@@ -2591,7 +1962,7 @@
           <w:noProof/>
         </w:rPr>
         <w:drawing>
-          <wp:inline distT="0" distB="0" distL="0" distR="0" wp14:anchorId="551C1233" wp14:editId="76A42BD4">
+          <wp:inline distT="0" distB="0" distL="0" distR="0" wp14:anchorId="551C1233" wp14:editId="16B49E7B">
             <wp:extent cx="3822700" cy="2298700"/>
             <wp:effectExtent l="0" t="0" r="6350" b="6350"/>
             <wp:docPr id="22" name="Picture 22" descr="A finger pointing at a circuit board"/>
@@ -2645,15 +2016,7 @@
         <w:jc w:val="both"/>
       </w:pPr>
       <w:r>
-        <w:t xml:space="preserve">El led azul indica las monedas de 1 peso, el led verde las de 5, el amarillo de 10 y el led rojo indica que se </w:t>
-      </w:r>
-      <w:proofErr w:type="spellStart"/>
-      <w:r>
-        <w:t>imprimio</w:t>
-      </w:r>
-      <w:proofErr w:type="spellEnd"/>
-      <w:r>
-        <w:t xml:space="preserve"> el boleto</w:t>
+        <w:t>El led azul indica las monedas de 1 peso, el led verde las de 5, el amarillo de 10 y el led rojo indica que se imprimio el boleto</w:t>
       </w:r>
     </w:p>
     <w:p>
@@ -2686,7 +2049,7 @@
           <w:noProof/>
         </w:rPr>
         <w:drawing>
-          <wp:inline distT="0" distB="0" distL="0" distR="0" wp14:anchorId="3B053568" wp14:editId="6F811EFB">
+          <wp:inline distT="0" distB="0" distL="0" distR="0" wp14:anchorId="3B053568" wp14:editId="760AC857">
             <wp:extent cx="3898900" cy="2355850"/>
             <wp:effectExtent l="0" t="0" r="6350" b="6350"/>
             <wp:docPr id="23" name="Picture 23" descr="A person holding a device with wires&#10;&#10;AI-generated content may be incorrect."/>
@@ -2774,6 +2137,9 @@
         <w:jc w:val="both"/>
       </w:pPr>
       <w:r>
+        <w:rPr>
+          <w:noProof/>
+        </w:rPr>
         <w:drawing>
           <wp:inline distT="0" distB="0" distL="0" distR="0" wp14:anchorId="15678486" wp14:editId="540D5E83">
             <wp:extent cx="2800350" cy="2565639"/>
@@ -2857,6 +2223,7 @@
         <w:rPr>
           <w:b/>
           <w:bCs/>
+          <w:noProof/>
         </w:rPr>
         <w:drawing>
           <wp:inline distT="0" distB="0" distL="0" distR="0" wp14:anchorId="0C7822F7" wp14:editId="34A0699A">
@@ -2971,7 +2338,7 @@
           <w:noProof/>
         </w:rPr>
         <w:drawing>
-          <wp:inline distT="0" distB="0" distL="0" distR="0" wp14:anchorId="2DF7A241" wp14:editId="4194A0A4">
+          <wp:inline distT="0" distB="0" distL="0" distR="0" wp14:anchorId="2DF7A241" wp14:editId="46E2635D">
             <wp:extent cx="2654155" cy="5742795"/>
             <wp:effectExtent l="0" t="1270" r="0" b="0"/>
             <wp:docPr id="26" name="Picture 26" descr="A finger pointing at a circuit board"/>
@@ -3024,7 +2391,7 @@
           <w:noProof/>
         </w:rPr>
         <w:drawing>
-          <wp:inline distT="0" distB="0" distL="0" distR="0" wp14:anchorId="30FB085F" wp14:editId="6D32DD98">
+          <wp:inline distT="0" distB="0" distL="0" distR="0" wp14:anchorId="30FB085F" wp14:editId="3A96D126">
             <wp:extent cx="2667215" cy="5771052"/>
             <wp:effectExtent l="0" t="8890" r="0" b="0"/>
             <wp:docPr id="27" name="Picture 27" descr="A person holding a circuit board"/>
@@ -3090,23 +2457,7 @@
           <w:bCs/>
         </w:rPr>
         <w:lastRenderedPageBreak/>
-        <w:t xml:space="preserve">Cambio de </w:t>
-      </w:r>
-      <w:proofErr w:type="spellStart"/>
-      <w:r>
-        <w:rPr>
-          <w:b/>
-          <w:bCs/>
-        </w:rPr>
-        <w:t>mas</w:t>
-      </w:r>
-      <w:proofErr w:type="spellEnd"/>
-      <w:r>
-        <w:rPr>
-          <w:b/>
-          <w:bCs/>
-        </w:rPr>
-        <w:t>:</w:t>
+        <w:t>Cambio de mas:</w:t>
       </w:r>
     </w:p>
     <w:p>
@@ -3121,6 +2472,9 @@
     </w:p>
     <w:p>
       <w:r>
+        <w:rPr>
+          <w:noProof/>
+        </w:rPr>
         <w:drawing>
           <wp:inline distT="0" distB="0" distL="0" distR="0" wp14:anchorId="38A32BF8" wp14:editId="03E96EEA">
             <wp:extent cx="3207291" cy="3594100"/>
@@ -3169,7 +2523,7 @@
           <w:noProof/>
         </w:rPr>
         <w:drawing>
-          <wp:inline distT="0" distB="0" distL="0" distR="0" wp14:anchorId="1FE80E88" wp14:editId="6D457E23">
+          <wp:inline distT="0" distB="0" distL="0" distR="0" wp14:anchorId="1FE80E88" wp14:editId="394C2E3E">
             <wp:extent cx="2539683" cy="5495112"/>
             <wp:effectExtent l="8255" t="0" r="2540" b="2540"/>
             <wp:docPr id="29" name="Picture 29" descr="A circuit board with wires and a device"/>
@@ -3224,7 +2578,7 @@
           <w:noProof/>
         </w:rPr>
         <w:drawing>
-          <wp:inline distT="0" distB="0" distL="0" distR="0" wp14:anchorId="775AEC0F" wp14:editId="0A56A032">
+          <wp:inline distT="0" distB="0" distL="0" distR="0" wp14:anchorId="775AEC0F" wp14:editId="45B48481">
             <wp:extent cx="2611813" cy="5651180"/>
             <wp:effectExtent l="4445" t="0" r="2540" b="2540"/>
             <wp:docPr id="30" name="Picture 30" descr="A finger pointing at a circuit board&#10;&#10;AI-generated content may be incorrect."/>
@@ -3277,7 +2631,7 @@
           <w:noProof/>
         </w:rPr>
         <w:drawing>
-          <wp:inline distT="0" distB="0" distL="0" distR="0" wp14:anchorId="76224C8B" wp14:editId="2831675A">
+          <wp:inline distT="0" distB="0" distL="0" distR="0" wp14:anchorId="76224C8B" wp14:editId="4E4B9C35">
             <wp:extent cx="2387283" cy="5165364"/>
             <wp:effectExtent l="1588" t="0" r="0" b="0"/>
             <wp:docPr id="31" name="Picture 31" descr="A person holding a circuit board"/>
@@ -3343,78 +2697,14 @@
       </w:r>
     </w:p>
     <w:p>
-      <w:proofErr w:type="spellStart"/>
-      <w:r>
-        <w:t>Disene</w:t>
-      </w:r>
-      <w:proofErr w:type="spellEnd"/>
-      <w:r>
-        <w:t xml:space="preserve"> e implemente el </w:t>
-      </w:r>
-      <w:proofErr w:type="spellStart"/>
-      <w:r>
-        <w:t>comportámiento</w:t>
-      </w:r>
-      <w:proofErr w:type="spellEnd"/>
-      <w:r>
-        <w:t xml:space="preserve"> de </w:t>
-      </w:r>
-      <w:proofErr w:type="spellStart"/>
-      <w:r>
-        <w:t>lá</w:t>
-      </w:r>
-      <w:proofErr w:type="spellEnd"/>
-      <w:r>
-        <w:t xml:space="preserve"> </w:t>
-      </w:r>
-      <w:proofErr w:type="spellStart"/>
-      <w:r>
-        <w:t>bárrerá</w:t>
-      </w:r>
-      <w:proofErr w:type="spellEnd"/>
-      <w:r>
-        <w:t xml:space="preserve"> de control </w:t>
-      </w:r>
-      <w:proofErr w:type="spellStart"/>
-      <w:r>
-        <w:t>vehiculár</w:t>
-      </w:r>
-      <w:proofErr w:type="spellEnd"/>
-      <w:r>
-        <w:t xml:space="preserve"> por medio de un</w:t>
+      <w:r>
+        <w:t>Disene e implemente el comportámiento de lá bárrerá de control vehiculár por medio de un</w:t>
       </w:r>
       <w:r>
         <w:t>a</w:t>
       </w:r>
       <w:r>
-        <w:t xml:space="preserve"> </w:t>
-      </w:r>
-      <w:r>
-        <w:t xml:space="preserve">máquina de estados. </w:t>
-      </w:r>
-      <w:proofErr w:type="spellStart"/>
-      <w:r>
-        <w:t>Lás</w:t>
-      </w:r>
-      <w:proofErr w:type="spellEnd"/>
-      <w:r>
-        <w:t xml:space="preserve"> </w:t>
-      </w:r>
-      <w:proofErr w:type="spellStart"/>
-      <w:r>
-        <w:t>ácciones</w:t>
-      </w:r>
-      <w:proofErr w:type="spellEnd"/>
-      <w:r>
-        <w:t xml:space="preserve"> que debe </w:t>
-      </w:r>
-      <w:proofErr w:type="spellStart"/>
-      <w:r>
-        <w:t>reálizár</w:t>
-      </w:r>
-      <w:proofErr w:type="spellEnd"/>
-      <w:r>
-        <w:t xml:space="preserve"> son:</w:t>
+        <w:t xml:space="preserve"> máquina de estados. Lás ácciones que debe reálizár son:</w:t>
       </w:r>
     </w:p>
     <w:p>
@@ -3426,114 +2716,7 @@
         </w:numPr>
       </w:pPr>
       <w:r>
-        <w:t xml:space="preserve">Si </w:t>
-      </w:r>
-      <w:proofErr w:type="spellStart"/>
-      <w:r>
-        <w:t>háy</w:t>
-      </w:r>
-      <w:proofErr w:type="spellEnd"/>
-      <w:r>
-        <w:t xml:space="preserve"> un </w:t>
-      </w:r>
-      <w:proofErr w:type="spellStart"/>
-      <w:r>
-        <w:t>cárro</w:t>
-      </w:r>
-      <w:proofErr w:type="spellEnd"/>
-      <w:r>
-        <w:t xml:space="preserve"> en </w:t>
-      </w:r>
-      <w:proofErr w:type="spellStart"/>
-      <w:r>
-        <w:t>esperá</w:t>
-      </w:r>
-      <w:proofErr w:type="spellEnd"/>
-      <w:r>
-        <w:t xml:space="preserve"> de </w:t>
-      </w:r>
-      <w:proofErr w:type="spellStart"/>
-      <w:r>
-        <w:t>cruzár</w:t>
-      </w:r>
-      <w:proofErr w:type="spellEnd"/>
-      <w:r>
-        <w:t xml:space="preserve"> </w:t>
-      </w:r>
-      <w:proofErr w:type="spellStart"/>
-      <w:r>
-        <w:t>lá</w:t>
-      </w:r>
-      <w:proofErr w:type="spellEnd"/>
-      <w:r>
-        <w:t xml:space="preserve"> </w:t>
-      </w:r>
-      <w:proofErr w:type="spellStart"/>
-      <w:r>
-        <w:t>bárrerá</w:t>
-      </w:r>
-      <w:proofErr w:type="spellEnd"/>
-      <w:r>
-        <w:t xml:space="preserve"> de control </w:t>
-      </w:r>
-      <w:proofErr w:type="spellStart"/>
-      <w:r>
-        <w:t>vehiculár</w:t>
-      </w:r>
-      <w:proofErr w:type="spellEnd"/>
-      <w:r>
-        <w:t xml:space="preserve">, está tiene que </w:t>
-      </w:r>
-      <w:proofErr w:type="spellStart"/>
-      <w:r>
-        <w:t>elevár</w:t>
-      </w:r>
-      <w:proofErr w:type="spellEnd"/>
-      <w:r>
-        <w:t xml:space="preserve"> l</w:t>
-      </w:r>
-      <w:r>
-        <w:t xml:space="preserve">a </w:t>
-      </w:r>
-      <w:proofErr w:type="spellStart"/>
-      <w:r>
-        <w:t>águjá</w:t>
-      </w:r>
-      <w:proofErr w:type="spellEnd"/>
-      <w:r>
-        <w:t xml:space="preserve"> </w:t>
-      </w:r>
-      <w:proofErr w:type="spellStart"/>
-      <w:r>
-        <w:t>hástá</w:t>
-      </w:r>
-      <w:proofErr w:type="spellEnd"/>
-      <w:r>
-        <w:t xml:space="preserve"> que este en </w:t>
-      </w:r>
-      <w:proofErr w:type="spellStart"/>
-      <w:r>
-        <w:t>lá</w:t>
-      </w:r>
-      <w:proofErr w:type="spellEnd"/>
-      <w:r>
-        <w:t xml:space="preserve"> </w:t>
-      </w:r>
-      <w:proofErr w:type="spellStart"/>
-      <w:r>
-        <w:t>posicion</w:t>
-      </w:r>
-      <w:proofErr w:type="spellEnd"/>
-      <w:r>
-        <w:t xml:space="preserve"> de </w:t>
-      </w:r>
-      <w:proofErr w:type="spellStart"/>
-      <w:r>
-        <w:t>árribá</w:t>
-      </w:r>
-      <w:proofErr w:type="spellEnd"/>
-      <w:r>
-        <w:t>.</w:t>
+        <w:t>Si háy un cárro en esperá de cruzár lá bárrerá de control vehiculár, está tiene que elevár la águjá hástá que este en lá posicion de árribá.</w:t>
       </w:r>
     </w:p>
     <w:p>
@@ -3545,83 +2728,19 @@
         </w:numPr>
       </w:pPr>
       <w:r>
+        <w:t xml:space="preserve"> Uná vez árribá, debe permánecer ásí hástá que el cárro </w:t>
+      </w:r>
+      <w:r>
+        <w:t>haya</w:t>
+      </w:r>
+      <w:r>
         <w:t xml:space="preserve"> </w:t>
       </w:r>
-      <w:proofErr w:type="spellStart"/>
-      <w:r>
-        <w:t>Uná</w:t>
-      </w:r>
-      <w:proofErr w:type="spellEnd"/>
-      <w:r>
-        <w:t xml:space="preserve"> vez </w:t>
-      </w:r>
-      <w:proofErr w:type="spellStart"/>
-      <w:r>
-        <w:t>árribá</w:t>
-      </w:r>
-      <w:proofErr w:type="spellEnd"/>
-      <w:r>
-        <w:t xml:space="preserve">, debe </w:t>
-      </w:r>
-      <w:proofErr w:type="spellStart"/>
-      <w:r>
-        <w:t>permánecer</w:t>
-      </w:r>
-      <w:proofErr w:type="spellEnd"/>
-      <w:r>
-        <w:t xml:space="preserve"> </w:t>
-      </w:r>
-      <w:proofErr w:type="spellStart"/>
-      <w:r>
-        <w:t>ásí</w:t>
-      </w:r>
-      <w:proofErr w:type="spellEnd"/>
-      <w:r>
-        <w:t xml:space="preserve"> </w:t>
-      </w:r>
-      <w:proofErr w:type="spellStart"/>
-      <w:r>
-        <w:t>hástá</w:t>
-      </w:r>
-      <w:proofErr w:type="spellEnd"/>
-      <w:r>
-        <w:t xml:space="preserve"> que el </w:t>
-      </w:r>
-      <w:proofErr w:type="spellStart"/>
-      <w:r>
-        <w:t>cárro</w:t>
-      </w:r>
-      <w:proofErr w:type="spellEnd"/>
-      <w:r>
-        <w:t xml:space="preserve"> </w:t>
-      </w:r>
-      <w:r>
-        <w:t>haya</w:t>
-      </w:r>
-      <w:r>
-        <w:t xml:space="preserve"> </w:t>
-      </w:r>
       <w:r>
         <w:t>cruzado</w:t>
       </w:r>
       <w:r>
-        <w:t xml:space="preserve"> </w:t>
-      </w:r>
-      <w:proofErr w:type="spellStart"/>
-      <w:r>
-        <w:t>lá</w:t>
-      </w:r>
-      <w:proofErr w:type="spellEnd"/>
-      <w:r>
-        <w:t xml:space="preserve"> </w:t>
-      </w:r>
-      <w:proofErr w:type="spellStart"/>
-      <w:r>
-        <w:t>bárrerá</w:t>
-      </w:r>
-      <w:proofErr w:type="spellEnd"/>
-      <w:r>
-        <w:t>.</w:t>
+        <w:t xml:space="preserve"> lá bárrerá.</w:t>
       </w:r>
     </w:p>
     <w:p>
@@ -3858,6 +2977,9 @@
     </w:p>
     <w:p>
       <w:r>
+        <w:rPr>
+          <w:noProof/>
+        </w:rPr>
         <w:drawing>
           <wp:inline distT="0" distB="0" distL="0" distR="0" wp14:anchorId="061A3B3B" wp14:editId="0FC16451">
             <wp:extent cx="3995198" cy="3028950"/>
@@ -3908,17 +3030,8 @@
           <w:bCs/>
         </w:rPr>
         <w:lastRenderedPageBreak/>
-        <w:t xml:space="preserve">Simulación en </w:t>
-      </w:r>
-      <w:proofErr w:type="spellStart"/>
-      <w:r>
-        <w:rPr>
-          <w:b/>
-          <w:bCs/>
-        </w:rPr>
-        <w:t>wokwi</w:t>
-      </w:r>
-      <w:proofErr w:type="spellEnd"/>
+        <w:t>Simulación en wokwi</w:t>
+      </w:r>
       <w:r>
         <w:rPr>
           <w:b/>
@@ -3942,6 +3055,9 @@
     </w:p>
     <w:p>
       <w:r>
+        <w:rPr>
+          <w:noProof/>
+        </w:rPr>
         <w:drawing>
           <wp:inline distT="0" distB="0" distL="0" distR="0" wp14:anchorId="2CE0770B" wp14:editId="03750C4C">
             <wp:extent cx="4250055" cy="3617692"/>
@@ -3986,6 +3102,9 @@
     </w:p>
     <w:p>
       <w:r>
+        <w:rPr>
+          <w:noProof/>
+        </w:rPr>
         <w:drawing>
           <wp:inline distT="0" distB="0" distL="0" distR="0" wp14:anchorId="393A7DBC" wp14:editId="48A44C4C">
             <wp:extent cx="5612130" cy="1548765"/>
@@ -4091,6 +3210,7 @@
         <w:rPr>
           <w:b/>
           <w:bCs/>
+          <w:noProof/>
         </w:rPr>
         <w:lastRenderedPageBreak/>
         <w:drawing>
@@ -4143,6 +3263,9 @@
     </w:p>
     <w:p>
       <w:r>
+        <w:rPr>
+          <w:noProof/>
+        </w:rPr>
         <w:drawing>
           <wp:inline distT="0" distB="0" distL="0" distR="0" wp14:anchorId="2CF85C75" wp14:editId="7DF7705D">
             <wp:extent cx="4202566" cy="3676650"/>
@@ -4226,15 +3349,7 @@
         <w:t xml:space="preserve"> paso </w:t>
       </w:r>
       <w:r>
-        <w:t xml:space="preserve">lo que </w:t>
-      </w:r>
-      <w:proofErr w:type="gramStart"/>
-      <w:r>
-        <w:t>bajara</w:t>
-      </w:r>
-      <w:proofErr w:type="gramEnd"/>
-      <w:r>
-        <w:t xml:space="preserve"> la aguja</w:t>
+        <w:t>lo que bajara la aguja</w:t>
       </w:r>
     </w:p>
     <w:p>
@@ -4263,6 +3378,9 @@
     </w:p>
     <w:p>
       <w:r>
+        <w:rPr>
+          <w:noProof/>
+        </w:rPr>
         <w:drawing>
           <wp:inline distT="0" distB="0" distL="0" distR="0" wp14:anchorId="22AF2EC8" wp14:editId="557CB556">
             <wp:extent cx="4164330" cy="3359075"/>
@@ -4326,6 +3444,9 @@
     </w:p>
     <w:p>
       <w:r>
+        <w:rPr>
+          <w:noProof/>
+        </w:rPr>
         <w:drawing>
           <wp:inline distT="0" distB="0" distL="0" distR="0" wp14:anchorId="2A36D644" wp14:editId="4C5EBB2C">
             <wp:extent cx="3781425" cy="3366401"/>
@@ -4394,7 +3515,7 @@
           <w:noProof/>
         </w:rPr>
         <w:drawing>
-          <wp:inline distT="0" distB="0" distL="0" distR="0" wp14:anchorId="7284D7F6" wp14:editId="27D52042">
+          <wp:inline distT="0" distB="0" distL="0" distR="0" wp14:anchorId="7284D7F6" wp14:editId="16A836D1">
             <wp:extent cx="4638675" cy="3479269"/>
             <wp:effectExtent l="0" t="0" r="0" b="6985"/>
             <wp:docPr id="39" name="Picture 39" descr="A circuit board with wires and wires"/>
@@ -4463,6 +3584,9 @@
     </w:p>
     <w:p>
       <w:r>
+        <w:rPr>
+          <w:noProof/>
+        </w:rPr>
         <w:drawing>
           <wp:inline distT="0" distB="0" distL="0" distR="0" wp14:anchorId="2F30B65E" wp14:editId="045FCE7E">
             <wp:extent cx="3704665" cy="2171700"/>
@@ -4540,6 +3664,7 @@
         <w:rPr>
           <w:b/>
           <w:bCs/>
+          <w:noProof/>
         </w:rPr>
         <w:drawing>
           <wp:inline distT="0" distB="0" distL="0" distR="0" wp14:anchorId="4568C293" wp14:editId="5EFD5DA3">
@@ -4608,6 +3733,9 @@
     </w:p>
     <w:p>
       <w:r>
+        <w:rPr>
+          <w:noProof/>
+        </w:rPr>
         <w:drawing>
           <wp:inline distT="0" distB="0" distL="0" distR="0" wp14:anchorId="45572302" wp14:editId="78DE27AF">
             <wp:extent cx="4257675" cy="1518175"/>
@@ -4683,7 +3811,7 @@
           <w:noProof/>
         </w:rPr>
         <w:drawing>
-          <wp:inline distT="0" distB="0" distL="0" distR="0" wp14:anchorId="58B6B060" wp14:editId="3EFA5652">
+          <wp:inline distT="0" distB="0" distL="0" distR="0" wp14:anchorId="58B6B060" wp14:editId="25ED2B70">
             <wp:extent cx="2724069" cy="5894068"/>
             <wp:effectExtent l="0" t="3810" r="0" b="0"/>
             <wp:docPr id="43" name="Picture 43" descr="A hand holding a blue light&#10;&#10;AI-generated content may be incorrect."/>
@@ -4749,7 +3877,7 @@
           <w:noProof/>
         </w:rPr>
         <w:drawing>
-          <wp:inline distT="0" distB="0" distL="0" distR="0" wp14:anchorId="78C0959A" wp14:editId="509F0A24">
+          <wp:inline distT="0" distB="0" distL="0" distR="0" wp14:anchorId="78C0959A" wp14:editId="36062CB0">
             <wp:extent cx="2798906" cy="6055993"/>
             <wp:effectExtent l="0" t="9207" r="0" b="0"/>
             <wp:docPr id="44" name="Picture 44" descr="A hand holding a blue light&#10;&#10;AI-generated content may be incorrect."/>
@@ -4871,6 +3999,9 @@
     </w:p>
     <w:p>
       <w:r>
+        <w:rPr>
+          <w:noProof/>
+        </w:rPr>
         <w:drawing>
           <wp:inline distT="0" distB="0" distL="0" distR="0" wp14:anchorId="0C438D92" wp14:editId="169AE3B2">
             <wp:extent cx="3496163" cy="2514951"/>
@@ -4933,7 +4064,7 @@
           <w:noProof/>
         </w:rPr>
         <w:drawing>
-          <wp:inline distT="0" distB="0" distL="0" distR="0" wp14:anchorId="7C03EE8A" wp14:editId="51311D88">
+          <wp:inline distT="0" distB="0" distL="0" distR="0" wp14:anchorId="7C03EE8A" wp14:editId="3D1A539B">
             <wp:extent cx="2887290" cy="6247228"/>
             <wp:effectExtent l="0" t="3810" r="5080" b="5080"/>
             <wp:docPr id="46" name="Picture 46" descr="A circuit board with wires and lights&#10;&#10;AI-generated content may be incorrect."/>
@@ -5023,7 +4154,7 @@
           <w:noProof/>
         </w:rPr>
         <w:drawing>
-          <wp:inline distT="0" distB="0" distL="0" distR="0" wp14:anchorId="61687CAD" wp14:editId="0BD53795">
+          <wp:inline distT="0" distB="0" distL="0" distR="0" wp14:anchorId="61687CAD" wp14:editId="4084AE2A">
             <wp:extent cx="4421505" cy="3316379"/>
             <wp:effectExtent l="0" t="0" r="0" b="0"/>
             <wp:docPr id="48" name="Picture 48" descr="A circuit board with wires and wires&#10;&#10;AI-generated content may be incorrect."/>
@@ -5177,15 +4308,7 @@
         <w:t>necesitaba</w:t>
       </w:r>
       <w:r>
-        <w:t xml:space="preserve"> para los </w:t>
-      </w:r>
-      <w:proofErr w:type="spellStart"/>
-      <w:r>
-        <w:t>GPIO’s</w:t>
-      </w:r>
-      <w:proofErr w:type="spellEnd"/>
-      <w:r>
-        <w:t xml:space="preserve"> de entrada, </w:t>
+        <w:t xml:space="preserve"> para los GPIO’s de entrada, </w:t>
       </w:r>
       <w:r>
         <w:t xml:space="preserve">pero de ahí en fue no </w:t>
